--- a/TP 2/BigData_TP2_Grupo#4 .docx
+++ b/TP 2/BigData_TP2_Grupo#4 .docx
@@ -1,6 +1,6 @@
 
 <file path=word/document.xml><?xml version="1.0" encoding="utf-8"?>
-<w:document xmlns:wpc="http://schemas.microsoft.com/office/word/2010/wordprocessingCanvas" xmlns:cx="http://schemas.microsoft.com/office/drawing/2014/chartex" xmlns:cx1="http://schemas.microsoft.com/office/drawing/2015/9/8/chartex" xmlns:cx2="http://schemas.microsoft.com/office/drawing/2015/10/21/chartex" xmlns:cx3="http://schemas.microsoft.com/office/drawing/2016/5/9/chartex" xmlns:cx4="http://schemas.microsoft.com/office/drawing/2016/5/10/chartex" xmlns:cx5="http://schemas.microsoft.com/office/drawing/2016/5/11/chartex" xmlns:cx6="http://schemas.microsoft.com/office/drawing/2016/5/12/chartex" xmlns:cx7="http://schemas.microsoft.com/office/drawing/2016/5/13/chartex" xmlns:cx8="http://schemas.microsoft.com/office/drawing/2016/5/14/chartex" xmlns:mc="http://schemas.openxmlformats.org/markup-compatibility/2006" xmlns:aink="http://schemas.microsoft.com/office/drawing/2016/ink" xmlns:am3d="http://schemas.microsoft.com/office/drawing/2017/model3d" xmlns:o="urn:schemas-microsoft-com:office:office" xmlns:oel="http://schemas.microsoft.com/office/2019/extlst" xmlns:r="http://schemas.openxmlformats.org/officeDocument/2006/relationships" xmlns:m="http://schemas.openxmlformats.org/officeDocument/2006/math" xmlns:v="urn:schemas-microsoft-com:vml" xmlns:wp14="http://schemas.microsoft.com/office/word/2010/wordprocessingDrawing" xmlns:wp="http://schemas.openxmlformats.org/drawingml/2006/wordprocessingDrawing" xmlns:w10="urn:schemas-microsoft-com:office:word" xmlns:w="http://schemas.openxmlformats.org/wordprocessingml/2006/main" xmlns:w14="http://schemas.microsoft.com/office/word/2010/wordml" xmlns:w15="http://schemas.microsoft.com/office/word/2012/wordml" xmlns:w16cex="http://schemas.microsoft.com/office/word/2018/wordml/cex" xmlns:w16cid="http://schemas.microsoft.com/office/word/2016/wordml/cid" xmlns:w16="http://schemas.microsoft.com/office/word/2018/wordml" xmlns:w16sdtdh="http://schemas.microsoft.com/office/word/2020/wordml/sdtdatahash" xmlns:w16se="http://schemas.microsoft.com/office/word/2015/wordml/symex" xmlns:wpg="http://schemas.microsoft.com/office/word/2010/wordprocessingGroup" xmlns:wpi="http://schemas.microsoft.com/office/word/2010/wordprocessingInk" xmlns:wne="http://schemas.microsoft.com/office/word/2006/wordml" xmlns:wps="http://schemas.microsoft.com/office/word/2010/wordprocessingShape" mc:Ignorable="w14 w15 w16se w16cid w16 w16cex w16sdtdh wp14">
+<w:document xmlns:wpc="http://schemas.microsoft.com/office/word/2010/wordprocessingCanvas" xmlns:cx="http://schemas.microsoft.com/office/drawing/2014/chartex" xmlns:cx1="http://schemas.microsoft.com/office/drawing/2015/9/8/chartex" xmlns:cx2="http://schemas.microsoft.com/office/drawing/2015/10/21/chartex" xmlns:cx3="http://schemas.microsoft.com/office/drawing/2016/5/9/chartex" xmlns:cx4="http://schemas.microsoft.com/office/drawing/2016/5/10/chartex" xmlns:cx5="http://schemas.microsoft.com/office/drawing/2016/5/11/chartex" xmlns:cx6="http://schemas.microsoft.com/office/drawing/2016/5/12/chartex" xmlns:cx7="http://schemas.microsoft.com/office/drawing/2016/5/13/chartex" xmlns:cx8="http://schemas.microsoft.com/office/drawing/2016/5/14/chartex" xmlns:mc="http://schemas.openxmlformats.org/markup-compatibility/2006" xmlns:aink="http://schemas.microsoft.com/office/drawing/2016/ink" xmlns:am3d="http://schemas.microsoft.com/office/drawing/2017/model3d" xmlns:o="urn:schemas-microsoft-com:office:office" xmlns:r="http://schemas.openxmlformats.org/officeDocument/2006/relationships" xmlns:m="http://schemas.openxmlformats.org/officeDocument/2006/math" xmlns:v="urn:schemas-microsoft-com:vml" xmlns:wp14="http://schemas.microsoft.com/office/word/2010/wordprocessingDrawing" xmlns:wp="http://schemas.openxmlformats.org/drawingml/2006/wordprocessingDrawing" xmlns:w10="urn:schemas-microsoft-com:office:word" xmlns:w="http://schemas.openxmlformats.org/wordprocessingml/2006/main" xmlns:w14="http://schemas.microsoft.com/office/word/2010/wordml" xmlns:w15="http://schemas.microsoft.com/office/word/2012/wordml" xmlns:w16cex="http://schemas.microsoft.com/office/word/2018/wordml/cex" xmlns:w16cid="http://schemas.microsoft.com/office/word/2016/wordml/cid" xmlns:w16="http://schemas.microsoft.com/office/word/2018/wordml" xmlns:w16sdtdh="http://schemas.microsoft.com/office/word/2020/wordml/sdtdatahash" xmlns:w16se="http://schemas.microsoft.com/office/word/2015/wordml/symex" xmlns:wpg="http://schemas.microsoft.com/office/word/2010/wordprocessingGroup" xmlns:wpi="http://schemas.microsoft.com/office/word/2010/wordprocessingInk" xmlns:wne="http://schemas.microsoft.com/office/word/2006/wordml" xmlns:wps="http://schemas.microsoft.com/office/word/2010/wordprocessingShape" mc:Ignorable="w14 w15 w16se w16cid w16 w16cex w16sdtdh wp14">
   <w:body>
     <w:p>
       <w:pPr>
@@ -742,7 +742,6 @@
           <w:rFonts w:ascii="Times New Roman" w:eastAsia="Century Schoolbook" w:hAnsi="Times New Roman" w:cs="Times New Roman"/>
           <w:sz w:val="22"/>
           <w:szCs w:val="22"/>
-          <w:lang w:val="es-US"/>
         </w:rPr>
       </w:pPr>
       <w:r>
@@ -2169,7 +2168,7 @@
       <w:pPr>
         <w:numPr>
           <w:ilvl w:val="0"/>
-          <w:numId w:val="2"/>
+          <w:numId w:val="7"/>
         </w:numPr>
         <w:pBdr>
           <w:top w:val="nil"/>
@@ -2202,7 +2201,7 @@
       <w:pPr>
         <w:numPr>
           <w:ilvl w:val="0"/>
-          <w:numId w:val="2"/>
+          <w:numId w:val="7"/>
         </w:numPr>
         <w:pBdr>
           <w:top w:val="nil"/>
@@ -2334,7 +2333,7 @@
       <w:pPr>
         <w:numPr>
           <w:ilvl w:val="0"/>
-          <w:numId w:val="2"/>
+          <w:numId w:val="7"/>
         </w:numPr>
         <w:pBdr>
           <w:top w:val="nil"/>
@@ -2438,7 +2437,7 @@
       <w:pPr>
         <w:numPr>
           <w:ilvl w:val="0"/>
-          <w:numId w:val="2"/>
+          <w:numId w:val="7"/>
         </w:numPr>
         <w:spacing w:before="240" w:after="0" w:line="240" w:lineRule="auto"/>
         <w:jc w:val="both"/>
@@ -2573,7 +2572,7 @@
       <w:pPr>
         <w:numPr>
           <w:ilvl w:val="0"/>
-          <w:numId w:val="2"/>
+          <w:numId w:val="7"/>
         </w:numPr>
         <w:spacing w:before="240" w:after="0" w:line="240" w:lineRule="auto"/>
         <w:jc w:val="both"/>
@@ -2658,7 +2657,7 @@
       <w:pPr>
         <w:numPr>
           <w:ilvl w:val="0"/>
-          <w:numId w:val="2"/>
+          <w:numId w:val="7"/>
         </w:numPr>
         <w:spacing w:after="0" w:line="240" w:lineRule="auto"/>
         <w:jc w:val="both"/>
@@ -2705,6 +2704,286 @@
     </w:p>
     <w:p>
       <w:pPr>
+        <w:pStyle w:val="Prrafodelista"/>
+        <w:rPr>
+          <w:rFonts w:ascii="Century Schoolbook" w:eastAsia="Century Schoolbook" w:hAnsi="Century Schoolbook" w:cs="Century Schoolbook"/>
+          <w:lang w:val="es-US"/>
+        </w:rPr>
+      </w:pPr>
+    </w:p>
+    <w:p>
+      <w:pPr>
+        <w:spacing w:after="0" w:line="240" w:lineRule="auto"/>
+        <w:ind w:left="502" w:firstLine="0"/>
+        <w:jc w:val="both"/>
+        <w:rPr>
+          <w:rFonts w:ascii="Century Schoolbook" w:eastAsia="Century Schoolbook" w:hAnsi="Century Schoolbook" w:cs="Century Schoolbook"/>
+          <w:lang w:val="es-US"/>
+        </w:rPr>
+      </w:pPr>
+      <w:r>
+        <w:rPr>
+          <w:rFonts w:ascii="Century Schoolbook" w:eastAsia="Century Schoolbook" w:hAnsi="Century Schoolbook" w:cs="Century Schoolbook"/>
+          <w:lang w:val="es-US"/>
+        </w:rPr>
+        <w:t xml:space="preserve">En </w:t>
+      </w:r>
+      <w:r>
+        <w:rPr>
+          <w:rFonts w:ascii="Century Schoolbook" w:eastAsia="Century Schoolbook" w:hAnsi="Century Schoolbook" w:cs="Century Schoolbook"/>
+          <w:b/>
+          <w:bCs/>
+          <w:lang w:val="es-US"/>
+        </w:rPr>
+        <w:t>2005</w:t>
+      </w:r>
+      <w:r>
+        <w:rPr>
+          <w:rFonts w:ascii="Century Schoolbook" w:eastAsia="Century Schoolbook" w:hAnsi="Century Schoolbook" w:cs="Century Schoolbook"/>
+          <w:lang w:val="es-US"/>
+        </w:rPr>
+        <w:t xml:space="preserve"> se identificaron </w:t>
+      </w:r>
+      <w:r>
+        <w:rPr>
+          <w:rFonts w:ascii="Century Schoolbook" w:eastAsia="Century Schoolbook" w:hAnsi="Century Schoolbook" w:cs="Century Schoolbook"/>
+          <w:b/>
+          <w:bCs/>
+          <w:lang w:val="es-US"/>
+        </w:rPr>
+        <w:t>228 pobres</w:t>
+      </w:r>
+      <w:r>
+        <w:rPr>
+          <w:rFonts w:ascii="Century Schoolbook" w:eastAsia="Century Schoolbook" w:hAnsi="Century Schoolbook" w:cs="Century Schoolbook"/>
+          <w:lang w:val="es-US"/>
+        </w:rPr>
+        <w:t xml:space="preserve">, lo que representa el </w:t>
+      </w:r>
+      <w:r>
+        <w:rPr>
+          <w:rFonts w:ascii="Century Schoolbook" w:eastAsia="Century Schoolbook" w:hAnsi="Century Schoolbook" w:cs="Century Schoolbook"/>
+          <w:b/>
+          <w:bCs/>
+          <w:lang w:val="es-US"/>
+        </w:rPr>
+        <w:t>9,79% de la muestra</w:t>
+      </w:r>
+      <w:r>
+        <w:rPr>
+          <w:rFonts w:ascii="Century Schoolbook" w:eastAsia="Century Schoolbook" w:hAnsi="Century Schoolbook" w:cs="Century Schoolbook"/>
+          <w:lang w:val="es-US"/>
+        </w:rPr>
+        <w:t>.</w:t>
+      </w:r>
+    </w:p>
+    <w:p>
+      <w:pPr>
+        <w:spacing w:after="0" w:line="240" w:lineRule="auto"/>
+        <w:ind w:left="502" w:firstLine="0"/>
+        <w:jc w:val="both"/>
+        <w:rPr>
+          <w:rFonts w:ascii="Century Schoolbook" w:eastAsia="Century Schoolbook" w:hAnsi="Century Schoolbook" w:cs="Century Schoolbook"/>
+          <w:lang w:val="es-US"/>
+        </w:rPr>
+      </w:pPr>
+      <w:r>
+        <w:rPr>
+          <w:rFonts w:ascii="Century Schoolbook" w:eastAsia="Century Schoolbook" w:hAnsi="Century Schoolbook" w:cs="Century Schoolbook"/>
+          <w:lang w:val="es-US"/>
+        </w:rPr>
+        <w:t xml:space="preserve">En </w:t>
+      </w:r>
+      <w:r>
+        <w:rPr>
+          <w:rFonts w:ascii="Century Schoolbook" w:eastAsia="Century Schoolbook" w:hAnsi="Century Schoolbook" w:cs="Century Schoolbook"/>
+          <w:b/>
+          <w:bCs/>
+          <w:lang w:val="es-US"/>
+        </w:rPr>
+        <w:t>2025</w:t>
+      </w:r>
+      <w:r>
+        <w:rPr>
+          <w:rFonts w:ascii="Century Schoolbook" w:eastAsia="Century Schoolbook" w:hAnsi="Century Schoolbook" w:cs="Century Schoolbook"/>
+          <w:lang w:val="es-US"/>
+        </w:rPr>
+        <w:t xml:space="preserve"> se identificaron </w:t>
+      </w:r>
+      <w:r>
+        <w:rPr>
+          <w:rFonts w:ascii="Century Schoolbook" w:eastAsia="Century Schoolbook" w:hAnsi="Century Schoolbook" w:cs="Century Schoolbook"/>
+          <w:b/>
+          <w:bCs/>
+          <w:lang w:val="es-US"/>
+        </w:rPr>
+        <w:t>127 pobres</w:t>
+      </w:r>
+      <w:r>
+        <w:rPr>
+          <w:rFonts w:ascii="Century Schoolbook" w:eastAsia="Century Schoolbook" w:hAnsi="Century Schoolbook" w:cs="Century Schoolbook"/>
+          <w:lang w:val="es-US"/>
+        </w:rPr>
+        <w:t xml:space="preserve">, lo que representa el </w:t>
+      </w:r>
+      <w:r>
+        <w:rPr>
+          <w:rFonts w:ascii="Century Schoolbook" w:eastAsia="Century Schoolbook" w:hAnsi="Century Schoolbook" w:cs="Century Schoolbook"/>
+          <w:b/>
+          <w:bCs/>
+          <w:lang w:val="es-US"/>
+        </w:rPr>
+        <w:t>13,67% de la muestra</w:t>
+      </w:r>
+      <w:r>
+        <w:rPr>
+          <w:rFonts w:ascii="Century Schoolbook" w:eastAsia="Century Schoolbook" w:hAnsi="Century Schoolbook" w:cs="Century Schoolbook"/>
+          <w:lang w:val="es-US"/>
+        </w:rPr>
+        <w:t xml:space="preserve">. </w:t>
+      </w:r>
+    </w:p>
+    <w:p>
+      <w:pPr>
+        <w:spacing w:after="0" w:line="240" w:lineRule="auto"/>
+        <w:ind w:left="502" w:firstLine="0"/>
+        <w:jc w:val="both"/>
+        <w:rPr>
+          <w:rFonts w:ascii="Century Schoolbook" w:eastAsia="Century Schoolbook" w:hAnsi="Century Schoolbook" w:cs="Century Schoolbook"/>
+          <w:lang w:val="es-US"/>
+        </w:rPr>
+      </w:pPr>
+      <w:r>
+        <w:rPr>
+          <w:rFonts w:ascii="Century Schoolbook" w:eastAsia="Century Schoolbook" w:hAnsi="Century Schoolbook" w:cs="Century Schoolbook"/>
+          <w:noProof/>
+        </w:rPr>
+        <w:drawing>
+          <wp:anchor distT="0" distB="0" distL="114300" distR="114300" simplePos="0" relativeHeight="251658240" behindDoc="0" locked="0" layoutInCell="1" allowOverlap="1" wp14:anchorId="01E9AB5B" wp14:editId="432CD67B">
+            <wp:simplePos x="0" y="0"/>
+            <wp:positionH relativeFrom="margin">
+              <wp:align>center</wp:align>
+            </wp:positionH>
+            <wp:positionV relativeFrom="paragraph">
+              <wp:posOffset>13970</wp:posOffset>
+            </wp:positionV>
+            <wp:extent cx="4429125" cy="1238250"/>
+            <wp:effectExtent l="0" t="0" r="9525" b="0"/>
+            <wp:wrapNone/>
+            <wp:docPr id="2" name="Imagen 2"/>
+            <wp:cNvGraphicFramePr>
+              <a:graphicFrameLocks xmlns:a="http://schemas.openxmlformats.org/drawingml/2006/main" noChangeAspect="1"/>
+            </wp:cNvGraphicFramePr>
+            <a:graphic xmlns:a="http://schemas.openxmlformats.org/drawingml/2006/main">
+              <a:graphicData uri="http://schemas.openxmlformats.org/drawingml/2006/picture">
+                <pic:pic xmlns:pic="http://schemas.openxmlformats.org/drawingml/2006/picture">
+                  <pic:nvPicPr>
+                    <pic:cNvPr id="0" name="Picture 1"/>
+                    <pic:cNvPicPr>
+                      <a:picLocks noChangeAspect="1" noChangeArrowheads="1"/>
+                    </pic:cNvPicPr>
+                  </pic:nvPicPr>
+                  <pic:blipFill>
+                    <a:blip r:embed="rId11">
+                      <a:extLst>
+                        <a:ext uri="{28A0092B-C50C-407E-A947-70E740481C1C}">
+                          <a14:useLocalDpi xmlns:a14="http://schemas.microsoft.com/office/drawing/2010/main" val="0"/>
+                        </a:ext>
+                      </a:extLst>
+                    </a:blip>
+                    <a:srcRect/>
+                    <a:stretch>
+                      <a:fillRect/>
+                    </a:stretch>
+                  </pic:blipFill>
+                  <pic:spPr bwMode="auto">
+                    <a:xfrm>
+                      <a:off x="0" y="0"/>
+                      <a:ext cx="4429125" cy="1238250"/>
+                    </a:xfrm>
+                    <a:prstGeom prst="rect">
+                      <a:avLst/>
+                    </a:prstGeom>
+                    <a:noFill/>
+                    <a:ln>
+                      <a:noFill/>
+                    </a:ln>
+                  </pic:spPr>
+                </pic:pic>
+              </a:graphicData>
+            </a:graphic>
+          </wp:anchor>
+        </w:drawing>
+      </w:r>
+    </w:p>
+    <w:p>
+      <w:pPr>
+        <w:spacing w:after="0" w:line="240" w:lineRule="auto"/>
+        <w:ind w:left="502" w:firstLine="0"/>
+        <w:jc w:val="both"/>
+        <w:rPr>
+          <w:rFonts w:ascii="Century Schoolbook" w:eastAsia="Century Schoolbook" w:hAnsi="Century Schoolbook" w:cs="Century Schoolbook"/>
+          <w:lang w:val="es-US"/>
+        </w:rPr>
+      </w:pPr>
+    </w:p>
+    <w:p>
+      <w:pPr>
+        <w:spacing w:after="0" w:line="240" w:lineRule="auto"/>
+        <w:ind w:left="502" w:firstLine="0"/>
+        <w:jc w:val="both"/>
+        <w:rPr>
+          <w:rFonts w:ascii="Century Schoolbook" w:eastAsia="Century Schoolbook" w:hAnsi="Century Schoolbook" w:cs="Century Schoolbook"/>
+          <w:lang w:val="es-US"/>
+        </w:rPr>
+      </w:pPr>
+    </w:p>
+    <w:p>
+      <w:pPr>
+        <w:spacing w:after="0" w:line="240" w:lineRule="auto"/>
+        <w:ind w:left="502" w:firstLine="0"/>
+        <w:jc w:val="both"/>
+        <w:rPr>
+          <w:rFonts w:ascii="Century Schoolbook" w:eastAsia="Century Schoolbook" w:hAnsi="Century Schoolbook" w:cs="Century Schoolbook"/>
+          <w:lang w:val="es-US"/>
+        </w:rPr>
+      </w:pPr>
+    </w:p>
+    <w:p>
+      <w:pPr>
+        <w:spacing w:after="0" w:line="240" w:lineRule="auto"/>
+        <w:ind w:left="502" w:firstLine="0"/>
+        <w:jc w:val="both"/>
+        <w:rPr>
+          <w:rFonts w:ascii="Century Schoolbook" w:eastAsia="Century Schoolbook" w:hAnsi="Century Schoolbook" w:cs="Century Schoolbook"/>
+          <w:lang w:val="es-US"/>
+        </w:rPr>
+      </w:pPr>
+    </w:p>
+    <w:p>
+      <w:pPr>
+        <w:spacing w:after="0" w:line="240" w:lineRule="auto"/>
+        <w:ind w:left="502" w:firstLine="0"/>
+        <w:jc w:val="both"/>
+        <w:rPr>
+          <w:rFonts w:ascii="Century Schoolbook" w:eastAsia="Century Schoolbook" w:hAnsi="Century Schoolbook" w:cs="Century Schoolbook"/>
+          <w:lang w:val="es-US"/>
+        </w:rPr>
+      </w:pPr>
+    </w:p>
+    <w:p>
+      <w:pPr>
+        <w:spacing w:after="0" w:line="240" w:lineRule="auto"/>
+        <w:ind w:left="502" w:firstLine="0"/>
+        <w:jc w:val="both"/>
+        <w:rPr>
+          <w:rFonts w:ascii="Century Schoolbook" w:eastAsia="Century Schoolbook" w:hAnsi="Century Schoolbook" w:cs="Century Schoolbook"/>
+          <w:lang w:val="es-AR"/>
+        </w:rPr>
+      </w:pPr>
+    </w:p>
+    <w:p>
+      <w:pPr>
         <w:ind w:left="720"/>
         <w:jc w:val="both"/>
         <w:rPr>
@@ -2715,9 +2994,39 @@
     </w:p>
     <w:p>
       <w:pPr>
+        <w:ind w:left="720"/>
+        <w:jc w:val="both"/>
+        <w:rPr>
+          <w:rFonts w:ascii="Century Schoolbook" w:eastAsia="Century Schoolbook" w:hAnsi="Century Schoolbook" w:cs="Century Schoolbook"/>
+          <w:lang w:val="es-US"/>
+        </w:rPr>
+      </w:pPr>
+    </w:p>
+    <w:p>
+      <w:pPr>
+        <w:ind w:left="720"/>
+        <w:jc w:val="both"/>
+        <w:rPr>
+          <w:rFonts w:ascii="Century Schoolbook" w:eastAsia="Century Schoolbook" w:hAnsi="Century Schoolbook" w:cs="Century Schoolbook"/>
+          <w:lang w:val="es-US"/>
+        </w:rPr>
+      </w:pPr>
+    </w:p>
+    <w:p>
+      <w:pPr>
+        <w:ind w:left="720"/>
+        <w:jc w:val="both"/>
+        <w:rPr>
+          <w:rFonts w:ascii="Century Schoolbook" w:eastAsia="Century Schoolbook" w:hAnsi="Century Schoolbook" w:cs="Century Schoolbook"/>
+          <w:lang w:val="es-US"/>
+        </w:rPr>
+      </w:pPr>
+    </w:p>
+    <w:p>
+      <w:pPr>
         <w:numPr>
           <w:ilvl w:val="0"/>
-          <w:numId w:val="2"/>
+          <w:numId w:val="7"/>
         </w:numPr>
         <w:spacing w:after="0" w:line="240" w:lineRule="auto"/>
         <w:jc w:val="both"/>
@@ -2730,6 +3039,7 @@
           <w:rFonts w:ascii="Century Schoolbook" w:eastAsia="Century Schoolbook" w:hAnsi="Century Schoolbook" w:cs="Century Schoolbook"/>
           <w:lang w:val="es-US"/>
         </w:rPr>
+        <w:lastRenderedPageBreak/>
         <w:t xml:space="preserve"> Muestren estadísticas descriptivas relevantes de </w:t>
       </w:r>
       <w:r>
@@ -2764,16 +3074,116 @@
         <w:rPr>
           <w:rFonts w:ascii="Century Schoolbook" w:eastAsia="Century Schoolbook" w:hAnsi="Century Schoolbook" w:cs="Century Schoolbook"/>
         </w:rPr>
-        <w:t xml:space="preserve">Comenten. </w:t>
-      </w:r>
-      <w:proofErr w:type="spellStart"/>
-      <w:r>
-        <w:rPr>
-          <w:rFonts w:ascii="Century Schoolbook" w:eastAsia="Century Schoolbook" w:hAnsi="Century Schoolbook" w:cs="Century Schoolbook"/>
-        </w:rPr>
-        <w:t>tulo</w:t>
-      </w:r>
-      <w:proofErr w:type="spellEnd"/>
+        <w:t>Comenten.</w:t>
+      </w:r>
+    </w:p>
+    <w:p>
+      <w:pPr>
+        <w:spacing w:after="0" w:line="240" w:lineRule="auto"/>
+        <w:ind w:left="502" w:firstLine="0"/>
+        <w:jc w:val="both"/>
+        <w:rPr>
+          <w:rFonts w:ascii="Century Schoolbook" w:eastAsia="Century Schoolbook" w:hAnsi="Century Schoolbook" w:cs="Century Schoolbook"/>
+        </w:rPr>
+      </w:pPr>
+    </w:p>
+    <w:p>
+      <w:pPr>
+        <w:spacing w:after="0" w:line="240" w:lineRule="auto"/>
+        <w:ind w:left="502" w:firstLine="0"/>
+        <w:jc w:val="both"/>
+        <w:rPr>
+          <w:rFonts w:ascii="Century Schoolbook" w:eastAsia="Century Schoolbook" w:hAnsi="Century Schoolbook" w:cs="Century Schoolbook"/>
+        </w:rPr>
+      </w:pPr>
+    </w:p>
+    <w:p>
+      <w:pPr>
+        <w:spacing w:after="0" w:line="240" w:lineRule="auto"/>
+        <w:ind w:left="502" w:firstLine="0"/>
+        <w:jc w:val="both"/>
+        <w:rPr>
+          <w:rFonts w:ascii="Century Schoolbook" w:eastAsia="Century Schoolbook" w:hAnsi="Century Schoolbook" w:cs="Century Schoolbook"/>
+        </w:rPr>
+      </w:pPr>
+      <w:r>
+        <w:rPr>
+          <w:rFonts w:ascii="Century Schoolbook" w:eastAsia="Century Schoolbook" w:hAnsi="Century Schoolbook" w:cs="Century Schoolbook"/>
+          <w:noProof/>
+        </w:rPr>
+        <w:drawing>
+          <wp:anchor distT="0" distB="0" distL="114300" distR="114300" simplePos="0" relativeHeight="251661312" behindDoc="0" locked="0" layoutInCell="1" allowOverlap="1" wp14:anchorId="64AEC16B" wp14:editId="52C1CBE6">
+            <wp:simplePos x="0" y="0"/>
+            <wp:positionH relativeFrom="margin">
+              <wp:align>center</wp:align>
+            </wp:positionH>
+            <wp:positionV relativeFrom="paragraph">
+              <wp:posOffset>16510</wp:posOffset>
+            </wp:positionV>
+            <wp:extent cx="4154655" cy="1238250"/>
+            <wp:effectExtent l="0" t="0" r="0" b="0"/>
+            <wp:wrapNone/>
+            <wp:docPr id="5" name="Imagen 5"/>
+            <wp:cNvGraphicFramePr>
+              <a:graphicFrameLocks xmlns:a="http://schemas.openxmlformats.org/drawingml/2006/main" noChangeAspect="1"/>
+            </wp:cNvGraphicFramePr>
+            <a:graphic xmlns:a="http://schemas.openxmlformats.org/drawingml/2006/main">
+              <a:graphicData uri="http://schemas.openxmlformats.org/drawingml/2006/picture">
+                <pic:pic xmlns:pic="http://schemas.openxmlformats.org/drawingml/2006/picture">
+                  <pic:nvPicPr>
+                    <pic:cNvPr id="0" name="Picture 7"/>
+                    <pic:cNvPicPr>
+                      <a:picLocks noChangeAspect="1" noChangeArrowheads="1"/>
+                    </pic:cNvPicPr>
+                  </pic:nvPicPr>
+                  <pic:blipFill>
+                    <a:blip r:embed="rId12" cstate="print">
+                      <a:extLst>
+                        <a:ext uri="{28A0092B-C50C-407E-A947-70E740481C1C}">
+                          <a14:useLocalDpi xmlns:a14="http://schemas.microsoft.com/office/drawing/2010/main" val="0"/>
+                        </a:ext>
+                      </a:extLst>
+                    </a:blip>
+                    <a:srcRect/>
+                    <a:stretch>
+                      <a:fillRect/>
+                    </a:stretch>
+                  </pic:blipFill>
+                  <pic:spPr bwMode="auto">
+                    <a:xfrm>
+                      <a:off x="0" y="0"/>
+                      <a:ext cx="4154655" cy="1238250"/>
+                    </a:xfrm>
+                    <a:prstGeom prst="rect">
+                      <a:avLst/>
+                    </a:prstGeom>
+                    <a:noFill/>
+                    <a:ln>
+                      <a:noFill/>
+                    </a:ln>
+                  </pic:spPr>
+                </pic:pic>
+              </a:graphicData>
+            </a:graphic>
+            <wp14:sizeRelH relativeFrom="margin">
+              <wp14:pctWidth>0</wp14:pctWidth>
+            </wp14:sizeRelH>
+            <wp14:sizeRelV relativeFrom="margin">
+              <wp14:pctHeight>0</wp14:pctHeight>
+            </wp14:sizeRelV>
+          </wp:anchor>
+        </w:drawing>
+      </w:r>
+    </w:p>
+    <w:p>
+      <w:pPr>
+        <w:spacing w:after="0" w:line="240" w:lineRule="auto"/>
+        <w:ind w:left="502" w:firstLine="0"/>
+        <w:jc w:val="both"/>
+        <w:rPr>
+          <w:rFonts w:ascii="Century Schoolbook" w:eastAsia="Century Schoolbook" w:hAnsi="Century Schoolbook" w:cs="Century Schoolbook"/>
+        </w:rPr>
+      </w:pPr>
     </w:p>
     <w:p>
       <w:pPr>
@@ -2781,9 +3191,320 @@
         <w:ind w:left="0" w:firstLine="0"/>
       </w:pPr>
     </w:p>
+    <w:p>
+      <w:pPr>
+        <w:spacing w:after="94" w:line="356" w:lineRule="auto"/>
+        <w:ind w:left="0" w:firstLine="0"/>
+      </w:pPr>
+    </w:p>
+    <w:p>
+      <w:pPr>
+        <w:pStyle w:val="NormalWeb"/>
+      </w:pPr>
+    </w:p>
+    <w:p>
+      <w:pPr>
+        <w:spacing w:before="240" w:after="0" w:line="240" w:lineRule="auto"/>
+        <w:ind w:left="502" w:firstLine="0"/>
+        <w:jc w:val="both"/>
+        <w:rPr>
+          <w:rFonts w:ascii="Century Schoolbook" w:eastAsia="Century Schoolbook" w:hAnsi="Century Schoolbook" w:cs="Century Schoolbook"/>
+          <w:lang w:val="es-US"/>
+        </w:rPr>
+      </w:pPr>
+      <w:r>
+        <w:rPr>
+          <w:rFonts w:ascii="Century Schoolbook" w:eastAsia="Century Schoolbook" w:hAnsi="Century Schoolbook" w:cs="Century Schoolbook"/>
+          <w:lang w:val="es-US"/>
+        </w:rPr>
+        <w:t>En 2005, se identificaron 228 pobres y 2100 no pobres, sobre un total de 2328 personas; la tasa de pobreza fue de 9,79%.</w:t>
+      </w:r>
+    </w:p>
+    <w:p>
+      <w:pPr>
+        <w:spacing w:before="240" w:after="0" w:line="240" w:lineRule="auto"/>
+        <w:ind w:left="502" w:firstLine="0"/>
+        <w:jc w:val="both"/>
+        <w:rPr>
+          <w:rFonts w:ascii="Century Schoolbook" w:eastAsia="Century Schoolbook" w:hAnsi="Century Schoolbook" w:cs="Century Schoolbook"/>
+          <w:lang w:val="es-US"/>
+        </w:rPr>
+      </w:pPr>
+      <w:r>
+        <w:rPr>
+          <w:rFonts w:ascii="Century Schoolbook" w:eastAsia="Century Schoolbook" w:hAnsi="Century Schoolbook" w:cs="Century Schoolbook"/>
+          <w:lang w:val="es-US"/>
+        </w:rPr>
+        <w:drawing>
+          <wp:anchor distT="0" distB="0" distL="114300" distR="114300" simplePos="0" relativeHeight="251659264" behindDoc="0" locked="0" layoutInCell="1" allowOverlap="1" wp14:anchorId="43D81175" wp14:editId="1096148E">
+            <wp:simplePos x="0" y="0"/>
+            <wp:positionH relativeFrom="page">
+              <wp:align>left</wp:align>
+            </wp:positionH>
+            <wp:positionV relativeFrom="paragraph">
+              <wp:posOffset>571500</wp:posOffset>
+            </wp:positionV>
+            <wp:extent cx="3667144" cy="2733675"/>
+            <wp:effectExtent l="0" t="0" r="9525" b="0"/>
+            <wp:wrapNone/>
+            <wp:docPr id="3" name="Imagen 3"/>
+            <wp:cNvGraphicFramePr>
+              <a:graphicFrameLocks xmlns:a="http://schemas.openxmlformats.org/drawingml/2006/main" noChangeAspect="1"/>
+            </wp:cNvGraphicFramePr>
+            <a:graphic xmlns:a="http://schemas.openxmlformats.org/drawingml/2006/main">
+              <a:graphicData uri="http://schemas.openxmlformats.org/drawingml/2006/picture">
+                <pic:pic xmlns:pic="http://schemas.openxmlformats.org/drawingml/2006/picture">
+                  <pic:nvPicPr>
+                    <pic:cNvPr id="0" name="Picture 3"/>
+                    <pic:cNvPicPr>
+                      <a:picLocks noChangeAspect="1" noChangeArrowheads="1"/>
+                    </pic:cNvPicPr>
+                  </pic:nvPicPr>
+                  <pic:blipFill>
+                    <a:blip r:embed="rId13">
+                      <a:extLst>
+                        <a:ext uri="{28A0092B-C50C-407E-A947-70E740481C1C}">
+                          <a14:useLocalDpi xmlns:a14="http://schemas.microsoft.com/office/drawing/2010/main" val="0"/>
+                        </a:ext>
+                      </a:extLst>
+                    </a:blip>
+                    <a:srcRect/>
+                    <a:stretch>
+                      <a:fillRect/>
+                    </a:stretch>
+                  </pic:blipFill>
+                  <pic:spPr bwMode="auto">
+                    <a:xfrm>
+                      <a:off x="0" y="0"/>
+                      <a:ext cx="3667144" cy="2733675"/>
+                    </a:xfrm>
+                    <a:prstGeom prst="rect">
+                      <a:avLst/>
+                    </a:prstGeom>
+                    <a:noFill/>
+                    <a:ln>
+                      <a:noFill/>
+                    </a:ln>
+                  </pic:spPr>
+                </pic:pic>
+              </a:graphicData>
+            </a:graphic>
+            <wp14:sizeRelH relativeFrom="margin">
+              <wp14:pctWidth>0</wp14:pctWidth>
+            </wp14:sizeRelH>
+            <wp14:sizeRelV relativeFrom="margin">
+              <wp14:pctHeight>0</wp14:pctHeight>
+            </wp14:sizeRelV>
+          </wp:anchor>
+        </w:drawing>
+      </w:r>
+      <w:r>
+        <w:rPr>
+          <w:rFonts w:ascii="Century Schoolbook" w:eastAsia="Century Schoolbook" w:hAnsi="Century Schoolbook" w:cs="Century Schoolbook"/>
+          <w:lang w:val="es-US"/>
+        </w:rPr>
+        <w:drawing>
+          <wp:anchor distT="0" distB="0" distL="114300" distR="114300" simplePos="0" relativeHeight="251660288" behindDoc="0" locked="0" layoutInCell="1" allowOverlap="1" wp14:anchorId="60A6E113" wp14:editId="0C98E539">
+            <wp:simplePos x="0" y="0"/>
+            <wp:positionH relativeFrom="page">
+              <wp:align>right</wp:align>
+            </wp:positionH>
+            <wp:positionV relativeFrom="paragraph">
+              <wp:posOffset>534035</wp:posOffset>
+            </wp:positionV>
+            <wp:extent cx="3654371" cy="2724150"/>
+            <wp:effectExtent l="0" t="0" r="3810" b="0"/>
+            <wp:wrapNone/>
+            <wp:docPr id="4" name="Imagen 4"/>
+            <wp:cNvGraphicFramePr>
+              <a:graphicFrameLocks xmlns:a="http://schemas.openxmlformats.org/drawingml/2006/main" noChangeAspect="1"/>
+            </wp:cNvGraphicFramePr>
+            <a:graphic xmlns:a="http://schemas.openxmlformats.org/drawingml/2006/main">
+              <a:graphicData uri="http://schemas.openxmlformats.org/drawingml/2006/picture">
+                <pic:pic xmlns:pic="http://schemas.openxmlformats.org/drawingml/2006/picture">
+                  <pic:nvPicPr>
+                    <pic:cNvPr id="0" name="Picture 5"/>
+                    <pic:cNvPicPr>
+                      <a:picLocks noChangeAspect="1" noChangeArrowheads="1"/>
+                    </pic:cNvPicPr>
+                  </pic:nvPicPr>
+                  <pic:blipFill>
+                    <a:blip r:embed="rId14">
+                      <a:extLst>
+                        <a:ext uri="{28A0092B-C50C-407E-A947-70E740481C1C}">
+                          <a14:useLocalDpi xmlns:a14="http://schemas.microsoft.com/office/drawing/2010/main" val="0"/>
+                        </a:ext>
+                      </a:extLst>
+                    </a:blip>
+                    <a:srcRect/>
+                    <a:stretch>
+                      <a:fillRect/>
+                    </a:stretch>
+                  </pic:blipFill>
+                  <pic:spPr bwMode="auto">
+                    <a:xfrm>
+                      <a:off x="0" y="0"/>
+                      <a:ext cx="3654371" cy="2724150"/>
+                    </a:xfrm>
+                    <a:prstGeom prst="rect">
+                      <a:avLst/>
+                    </a:prstGeom>
+                    <a:noFill/>
+                    <a:ln>
+                      <a:noFill/>
+                    </a:ln>
+                  </pic:spPr>
+                </pic:pic>
+              </a:graphicData>
+            </a:graphic>
+            <wp14:sizeRelH relativeFrom="margin">
+              <wp14:pctWidth>0</wp14:pctWidth>
+            </wp14:sizeRelH>
+            <wp14:sizeRelV relativeFrom="margin">
+              <wp14:pctHeight>0</wp14:pctHeight>
+            </wp14:sizeRelV>
+          </wp:anchor>
+        </w:drawing>
+      </w:r>
+      <w:r>
+        <w:rPr>
+          <w:rFonts w:ascii="Century Schoolbook" w:eastAsia="Century Schoolbook" w:hAnsi="Century Schoolbook" w:cs="Century Schoolbook"/>
+          <w:lang w:val="es-US"/>
+        </w:rPr>
+        <w:t xml:space="preserve">En 2025, se identificaron 127 pobres y 802 no pobres, sobre un total de 929 personas; la tasa de pobreza fue de 13,67%. </w:t>
+      </w:r>
+    </w:p>
+    <w:p>
+      <w:pPr>
+        <w:spacing w:before="240" w:after="0" w:line="240" w:lineRule="auto"/>
+        <w:ind w:left="502" w:firstLine="0"/>
+        <w:jc w:val="both"/>
+        <w:rPr>
+          <w:rFonts w:ascii="Century Schoolbook" w:eastAsia="Century Schoolbook" w:hAnsi="Century Schoolbook" w:cs="Century Schoolbook"/>
+          <w:lang w:val="es-US"/>
+        </w:rPr>
+      </w:pPr>
+    </w:p>
+    <w:p>
+      <w:pPr>
+        <w:spacing w:before="240" w:after="0" w:line="240" w:lineRule="auto"/>
+        <w:ind w:left="502" w:firstLine="0"/>
+        <w:jc w:val="both"/>
+        <w:rPr>
+          <w:rFonts w:ascii="Century Schoolbook" w:eastAsia="Century Schoolbook" w:hAnsi="Century Schoolbook" w:cs="Century Schoolbook"/>
+          <w:lang w:val="es-US"/>
+        </w:rPr>
+      </w:pPr>
+    </w:p>
+    <w:p>
+      <w:pPr>
+        <w:spacing w:before="240" w:after="0" w:line="240" w:lineRule="auto"/>
+        <w:ind w:left="502" w:firstLine="0"/>
+        <w:jc w:val="both"/>
+        <w:rPr>
+          <w:rFonts w:ascii="Century Schoolbook" w:eastAsia="Century Schoolbook" w:hAnsi="Century Schoolbook" w:cs="Century Schoolbook"/>
+          <w:lang w:val="es-US"/>
+        </w:rPr>
+      </w:pPr>
+    </w:p>
+    <w:p>
+      <w:pPr>
+        <w:spacing w:before="240" w:after="0" w:line="240" w:lineRule="auto"/>
+        <w:ind w:left="502" w:firstLine="0"/>
+        <w:jc w:val="both"/>
+        <w:rPr>
+          <w:rFonts w:ascii="Century Schoolbook" w:eastAsia="Century Schoolbook" w:hAnsi="Century Schoolbook" w:cs="Century Schoolbook"/>
+          <w:lang w:val="es-US"/>
+        </w:rPr>
+      </w:pPr>
+    </w:p>
+    <w:p>
+      <w:pPr>
+        <w:spacing w:before="240" w:after="0" w:line="240" w:lineRule="auto"/>
+        <w:ind w:left="502" w:firstLine="0"/>
+        <w:jc w:val="both"/>
+        <w:rPr>
+          <w:rFonts w:ascii="Century Schoolbook" w:eastAsia="Century Schoolbook" w:hAnsi="Century Schoolbook" w:cs="Century Schoolbook"/>
+          <w:lang w:val="es-US"/>
+        </w:rPr>
+      </w:pPr>
+    </w:p>
+    <w:p>
+      <w:pPr>
+        <w:spacing w:before="240" w:after="0" w:line="240" w:lineRule="auto"/>
+        <w:ind w:left="502" w:firstLine="0"/>
+        <w:jc w:val="both"/>
+        <w:rPr>
+          <w:rFonts w:ascii="Century Schoolbook" w:eastAsia="Century Schoolbook" w:hAnsi="Century Schoolbook" w:cs="Century Schoolbook"/>
+          <w:lang w:val="es-US"/>
+        </w:rPr>
+      </w:pPr>
+    </w:p>
+    <w:p>
+      <w:pPr>
+        <w:spacing w:before="240" w:after="0" w:line="240" w:lineRule="auto"/>
+        <w:ind w:left="502" w:firstLine="0"/>
+        <w:jc w:val="both"/>
+        <w:rPr>
+          <w:rFonts w:ascii="Century Schoolbook" w:eastAsia="Century Schoolbook" w:hAnsi="Century Schoolbook" w:cs="Century Schoolbook"/>
+          <w:lang w:val="es-US"/>
+        </w:rPr>
+      </w:pPr>
+    </w:p>
+    <w:p>
+      <w:pPr>
+        <w:spacing w:before="240" w:after="0" w:line="240" w:lineRule="auto"/>
+        <w:ind w:left="502" w:firstLine="0"/>
+        <w:jc w:val="both"/>
+        <w:rPr>
+          <w:rFonts w:ascii="Century Schoolbook" w:eastAsia="Century Schoolbook" w:hAnsi="Century Schoolbook" w:cs="Century Schoolbook"/>
+          <w:lang w:val="es-US"/>
+        </w:rPr>
+      </w:pPr>
+    </w:p>
+    <w:p>
+      <w:pPr>
+        <w:spacing w:before="240" w:after="0" w:line="240" w:lineRule="auto"/>
+        <w:ind w:left="502" w:firstLine="0"/>
+        <w:jc w:val="both"/>
+        <w:rPr>
+          <w:rFonts w:ascii="Century Schoolbook" w:eastAsia="Century Schoolbook" w:hAnsi="Century Schoolbook" w:cs="Century Schoolbook"/>
+          <w:lang w:val="es-US"/>
+        </w:rPr>
+      </w:pPr>
+    </w:p>
+    <w:p>
+      <w:pPr>
+        <w:spacing w:before="240" w:after="0" w:line="240" w:lineRule="auto"/>
+        <w:ind w:left="502" w:firstLine="0"/>
+        <w:jc w:val="both"/>
+        <w:rPr>
+          <w:rFonts w:ascii="Century Schoolbook" w:eastAsia="Century Schoolbook" w:hAnsi="Century Schoolbook" w:cs="Century Schoolbook"/>
+          <w:lang w:val="es-US"/>
+        </w:rPr>
+      </w:pPr>
+      <w:r>
+        <w:rPr>
+          <w:rFonts w:ascii="Century Schoolbook" w:eastAsia="Century Schoolbook" w:hAnsi="Century Schoolbook" w:cs="Century Schoolbook"/>
+          <w:lang w:val="es-US"/>
+        </w:rPr>
+        <w:t>Los resultados muestran que, si bien la cantidad absoluta de pobres disminuye entre 2005 y 2025, su peso relativo en la muestra aumenta. En 2005 la pobreza alcanzaba al 9,8% de la población, mientras que en 2025 asciende al 13,7%. Esto indica un deterioro en términos relativos: la proporción de personas en situación de pobreza creció, aun cuando el número total de observaciones se redujo.</w:t>
+      </w:r>
+    </w:p>
+    <w:p>
+      <w:pPr>
+        <w:spacing w:before="240" w:after="0" w:line="240" w:lineRule="auto"/>
+        <w:ind w:left="502" w:firstLine="0"/>
+        <w:jc w:val="both"/>
+        <w:rPr>
+          <w:rFonts w:ascii="Century Schoolbook" w:eastAsia="Century Schoolbook" w:hAnsi="Century Schoolbook" w:cs="Century Schoolbook"/>
+          <w:lang w:val="es-US"/>
+        </w:rPr>
+      </w:pPr>
+    </w:p>
     <w:sectPr>
-      <w:headerReference w:type="default" r:id="rId11"/>
-      <w:footerReference w:type="default" r:id="rId12"/>
+      <w:headerReference w:type="default" r:id="rId15"/>
+      <w:footerReference w:type="default" r:id="rId16"/>
       <w:pgSz w:w="11900" w:h="16840"/>
       <w:pgMar w:top="1412" w:right="1627" w:bottom="1319" w:left="1701" w:header="720" w:footer="720" w:gutter="0"/>
       <w:cols w:space="720"/>
@@ -2793,7 +3514,7 @@
 </file>
 
 <file path=word/endnotes.xml><?xml version="1.0" encoding="utf-8"?>
-<w:endnotes xmlns:wpc="http://schemas.microsoft.com/office/word/2010/wordprocessingCanvas" xmlns:cx="http://schemas.microsoft.com/office/drawing/2014/chartex" xmlns:cx1="http://schemas.microsoft.com/office/drawing/2015/9/8/chartex" xmlns:cx2="http://schemas.microsoft.com/office/drawing/2015/10/21/chartex" xmlns:cx3="http://schemas.microsoft.com/office/drawing/2016/5/9/chartex" xmlns:cx4="http://schemas.microsoft.com/office/drawing/2016/5/10/chartex" xmlns:cx5="http://schemas.microsoft.com/office/drawing/2016/5/11/chartex" xmlns:cx6="http://schemas.microsoft.com/office/drawing/2016/5/12/chartex" xmlns:cx7="http://schemas.microsoft.com/office/drawing/2016/5/13/chartex" xmlns:cx8="http://schemas.microsoft.com/office/drawing/2016/5/14/chartex" xmlns:mc="http://schemas.openxmlformats.org/markup-compatibility/2006" xmlns:aink="http://schemas.microsoft.com/office/drawing/2016/ink" xmlns:am3d="http://schemas.microsoft.com/office/drawing/2017/model3d" xmlns:o="urn:schemas-microsoft-com:office:office" xmlns:oel="http://schemas.microsoft.com/office/2019/extlst" xmlns:r="http://schemas.openxmlformats.org/officeDocument/2006/relationships" xmlns:m="http://schemas.openxmlformats.org/officeDocument/2006/math" xmlns:v="urn:schemas-microsoft-com:vml" xmlns:wp14="http://schemas.microsoft.com/office/word/2010/wordprocessingDrawing" xmlns:wp="http://schemas.openxmlformats.org/drawingml/2006/wordprocessingDrawing" xmlns:w10="urn:schemas-microsoft-com:office:word" xmlns:w="http://schemas.openxmlformats.org/wordprocessingml/2006/main" xmlns:w14="http://schemas.microsoft.com/office/word/2010/wordml" xmlns:w15="http://schemas.microsoft.com/office/word/2012/wordml" xmlns:w16cex="http://schemas.microsoft.com/office/word/2018/wordml/cex" xmlns:w16cid="http://schemas.microsoft.com/office/word/2016/wordml/cid" xmlns:w16="http://schemas.microsoft.com/office/word/2018/wordml" xmlns:w16sdtdh="http://schemas.microsoft.com/office/word/2020/wordml/sdtdatahash" xmlns:w16se="http://schemas.microsoft.com/office/word/2015/wordml/symex" xmlns:wpg="http://schemas.microsoft.com/office/word/2010/wordprocessingGroup" xmlns:wpi="http://schemas.microsoft.com/office/word/2010/wordprocessingInk" xmlns:wne="http://schemas.microsoft.com/office/word/2006/wordml" xmlns:wps="http://schemas.microsoft.com/office/word/2010/wordprocessingShape" mc:Ignorable="w14 w15 w16se w16cid w16 w16cex w16sdtdh wp14">
+<w:endnotes xmlns:wpc="http://schemas.microsoft.com/office/word/2010/wordprocessingCanvas" xmlns:cx="http://schemas.microsoft.com/office/drawing/2014/chartex" xmlns:cx1="http://schemas.microsoft.com/office/drawing/2015/9/8/chartex" xmlns:cx2="http://schemas.microsoft.com/office/drawing/2015/10/21/chartex" xmlns:cx3="http://schemas.microsoft.com/office/drawing/2016/5/9/chartex" xmlns:cx4="http://schemas.microsoft.com/office/drawing/2016/5/10/chartex" xmlns:cx5="http://schemas.microsoft.com/office/drawing/2016/5/11/chartex" xmlns:cx6="http://schemas.microsoft.com/office/drawing/2016/5/12/chartex" xmlns:cx7="http://schemas.microsoft.com/office/drawing/2016/5/13/chartex" xmlns:cx8="http://schemas.microsoft.com/office/drawing/2016/5/14/chartex" xmlns:mc="http://schemas.openxmlformats.org/markup-compatibility/2006" xmlns:aink="http://schemas.microsoft.com/office/drawing/2016/ink" xmlns:am3d="http://schemas.microsoft.com/office/drawing/2017/model3d" xmlns:o="urn:schemas-microsoft-com:office:office" xmlns:r="http://schemas.openxmlformats.org/officeDocument/2006/relationships" xmlns:m="http://schemas.openxmlformats.org/officeDocument/2006/math" xmlns:v="urn:schemas-microsoft-com:vml" xmlns:wp14="http://schemas.microsoft.com/office/word/2010/wordprocessingDrawing" xmlns:wp="http://schemas.openxmlformats.org/drawingml/2006/wordprocessingDrawing" xmlns:w10="urn:schemas-microsoft-com:office:word" xmlns:w="http://schemas.openxmlformats.org/wordprocessingml/2006/main" xmlns:w14="http://schemas.microsoft.com/office/word/2010/wordml" xmlns:w15="http://schemas.microsoft.com/office/word/2012/wordml" xmlns:w16cex="http://schemas.microsoft.com/office/word/2018/wordml/cex" xmlns:w16cid="http://schemas.microsoft.com/office/word/2016/wordml/cid" xmlns:w16="http://schemas.microsoft.com/office/word/2018/wordml" xmlns:w16sdtdh="http://schemas.microsoft.com/office/word/2020/wordml/sdtdatahash" xmlns:w16se="http://schemas.microsoft.com/office/word/2015/wordml/symex" xmlns:wpg="http://schemas.microsoft.com/office/word/2010/wordprocessingGroup" xmlns:wpi="http://schemas.microsoft.com/office/word/2010/wordprocessingInk" xmlns:wne="http://schemas.microsoft.com/office/word/2006/wordml" xmlns:wps="http://schemas.microsoft.com/office/word/2010/wordprocessingShape" mc:Ignorable="w14 w15 w16se w16cid w16 w16cex w16sdtdh wp14">
   <w:endnote w:type="separator" w:id="-1">
     <w:p>
       <w:pPr>
@@ -2818,7 +3539,7 @@
 </file>
 
 <file path=word/footer1.xml><?xml version="1.0" encoding="utf-8"?>
-<w:ftr xmlns:wpc="http://schemas.microsoft.com/office/word/2010/wordprocessingCanvas" xmlns:cx="http://schemas.microsoft.com/office/drawing/2014/chartex" xmlns:cx1="http://schemas.microsoft.com/office/drawing/2015/9/8/chartex" xmlns:cx2="http://schemas.microsoft.com/office/drawing/2015/10/21/chartex" xmlns:cx3="http://schemas.microsoft.com/office/drawing/2016/5/9/chartex" xmlns:cx4="http://schemas.microsoft.com/office/drawing/2016/5/10/chartex" xmlns:cx5="http://schemas.microsoft.com/office/drawing/2016/5/11/chartex" xmlns:cx6="http://schemas.microsoft.com/office/drawing/2016/5/12/chartex" xmlns:cx7="http://schemas.microsoft.com/office/drawing/2016/5/13/chartex" xmlns:cx8="http://schemas.microsoft.com/office/drawing/2016/5/14/chartex" xmlns:mc="http://schemas.openxmlformats.org/markup-compatibility/2006" xmlns:aink="http://schemas.microsoft.com/office/drawing/2016/ink" xmlns:am3d="http://schemas.microsoft.com/office/drawing/2017/model3d" xmlns:o="urn:schemas-microsoft-com:office:office" xmlns:oel="http://schemas.microsoft.com/office/2019/extlst" xmlns:r="http://schemas.openxmlformats.org/officeDocument/2006/relationships" xmlns:m="http://schemas.openxmlformats.org/officeDocument/2006/math" xmlns:v="urn:schemas-microsoft-com:vml" xmlns:wp14="http://schemas.microsoft.com/office/word/2010/wordprocessingDrawing" xmlns:wp="http://schemas.openxmlformats.org/drawingml/2006/wordprocessingDrawing" xmlns:w10="urn:schemas-microsoft-com:office:word" xmlns:w="http://schemas.openxmlformats.org/wordprocessingml/2006/main" xmlns:w14="http://schemas.microsoft.com/office/word/2010/wordml" xmlns:w15="http://schemas.microsoft.com/office/word/2012/wordml" xmlns:w16cex="http://schemas.microsoft.com/office/word/2018/wordml/cex" xmlns:w16cid="http://schemas.microsoft.com/office/word/2016/wordml/cid" xmlns:w16="http://schemas.microsoft.com/office/word/2018/wordml" xmlns:w16sdtdh="http://schemas.microsoft.com/office/word/2020/wordml/sdtdatahash" xmlns:w16se="http://schemas.microsoft.com/office/word/2015/wordml/symex" xmlns:wpg="http://schemas.microsoft.com/office/word/2010/wordprocessingGroup" xmlns:wpi="http://schemas.microsoft.com/office/word/2010/wordprocessingInk" xmlns:wne="http://schemas.microsoft.com/office/word/2006/wordml" xmlns:wps="http://schemas.microsoft.com/office/word/2010/wordprocessingShape" mc:Ignorable="w14 w15 w16se w16cid w16 w16cex w16sdtdh wp14">
+<w:ftr xmlns:wpc="http://schemas.microsoft.com/office/word/2010/wordprocessingCanvas" xmlns:cx="http://schemas.microsoft.com/office/drawing/2014/chartex" xmlns:cx1="http://schemas.microsoft.com/office/drawing/2015/9/8/chartex" xmlns:cx2="http://schemas.microsoft.com/office/drawing/2015/10/21/chartex" xmlns:cx3="http://schemas.microsoft.com/office/drawing/2016/5/9/chartex" xmlns:cx4="http://schemas.microsoft.com/office/drawing/2016/5/10/chartex" xmlns:cx5="http://schemas.microsoft.com/office/drawing/2016/5/11/chartex" xmlns:cx6="http://schemas.microsoft.com/office/drawing/2016/5/12/chartex" xmlns:cx7="http://schemas.microsoft.com/office/drawing/2016/5/13/chartex" xmlns:cx8="http://schemas.microsoft.com/office/drawing/2016/5/14/chartex" xmlns:mc="http://schemas.openxmlformats.org/markup-compatibility/2006" xmlns:aink="http://schemas.microsoft.com/office/drawing/2016/ink" xmlns:am3d="http://schemas.microsoft.com/office/drawing/2017/model3d" xmlns:o="urn:schemas-microsoft-com:office:office" xmlns:r="http://schemas.openxmlformats.org/officeDocument/2006/relationships" xmlns:m="http://schemas.openxmlformats.org/officeDocument/2006/math" xmlns:v="urn:schemas-microsoft-com:vml" xmlns:wp14="http://schemas.microsoft.com/office/word/2010/wordprocessingDrawing" xmlns:wp="http://schemas.openxmlformats.org/drawingml/2006/wordprocessingDrawing" xmlns:w10="urn:schemas-microsoft-com:office:word" xmlns:w="http://schemas.openxmlformats.org/wordprocessingml/2006/main" xmlns:w14="http://schemas.microsoft.com/office/word/2010/wordml" xmlns:w15="http://schemas.microsoft.com/office/word/2012/wordml" xmlns:w16cex="http://schemas.microsoft.com/office/word/2018/wordml/cex" xmlns:w16cid="http://schemas.microsoft.com/office/word/2016/wordml/cid" xmlns:w16="http://schemas.microsoft.com/office/word/2018/wordml" xmlns:w16sdtdh="http://schemas.microsoft.com/office/word/2020/wordml/sdtdatahash" xmlns:w16se="http://schemas.microsoft.com/office/word/2015/wordml/symex" xmlns:wpg="http://schemas.microsoft.com/office/word/2010/wordprocessingGroup" xmlns:wpi="http://schemas.microsoft.com/office/word/2010/wordprocessingInk" xmlns:wne="http://schemas.microsoft.com/office/word/2006/wordml" xmlns:wps="http://schemas.microsoft.com/office/word/2010/wordprocessingShape" mc:Ignorable="w14 w15 w16se w16cid w16 w16cex w16sdtdh wp14">
   <w:p>
     <w:pPr>
       <w:tabs>
@@ -2939,7 +3660,7 @@
 </file>
 
 <file path=word/footnotes.xml><?xml version="1.0" encoding="utf-8"?>
-<w:footnotes xmlns:wpc="http://schemas.microsoft.com/office/word/2010/wordprocessingCanvas" xmlns:cx="http://schemas.microsoft.com/office/drawing/2014/chartex" xmlns:cx1="http://schemas.microsoft.com/office/drawing/2015/9/8/chartex" xmlns:cx2="http://schemas.microsoft.com/office/drawing/2015/10/21/chartex" xmlns:cx3="http://schemas.microsoft.com/office/drawing/2016/5/9/chartex" xmlns:cx4="http://schemas.microsoft.com/office/drawing/2016/5/10/chartex" xmlns:cx5="http://schemas.microsoft.com/office/drawing/2016/5/11/chartex" xmlns:cx6="http://schemas.microsoft.com/office/drawing/2016/5/12/chartex" xmlns:cx7="http://schemas.microsoft.com/office/drawing/2016/5/13/chartex" xmlns:cx8="http://schemas.microsoft.com/office/drawing/2016/5/14/chartex" xmlns:mc="http://schemas.openxmlformats.org/markup-compatibility/2006" xmlns:aink="http://schemas.microsoft.com/office/drawing/2016/ink" xmlns:am3d="http://schemas.microsoft.com/office/drawing/2017/model3d" xmlns:o="urn:schemas-microsoft-com:office:office" xmlns:oel="http://schemas.microsoft.com/office/2019/extlst" xmlns:r="http://schemas.openxmlformats.org/officeDocument/2006/relationships" xmlns:m="http://schemas.openxmlformats.org/officeDocument/2006/math" xmlns:v="urn:schemas-microsoft-com:vml" xmlns:wp14="http://schemas.microsoft.com/office/word/2010/wordprocessingDrawing" xmlns:wp="http://schemas.openxmlformats.org/drawingml/2006/wordprocessingDrawing" xmlns:w10="urn:schemas-microsoft-com:office:word" xmlns:w="http://schemas.openxmlformats.org/wordprocessingml/2006/main" xmlns:w14="http://schemas.microsoft.com/office/word/2010/wordml" xmlns:w15="http://schemas.microsoft.com/office/word/2012/wordml" xmlns:w16cex="http://schemas.microsoft.com/office/word/2018/wordml/cex" xmlns:w16cid="http://schemas.microsoft.com/office/word/2016/wordml/cid" xmlns:w16="http://schemas.microsoft.com/office/word/2018/wordml" xmlns:w16sdtdh="http://schemas.microsoft.com/office/word/2020/wordml/sdtdatahash" xmlns:w16se="http://schemas.microsoft.com/office/word/2015/wordml/symex" xmlns:wpg="http://schemas.microsoft.com/office/word/2010/wordprocessingGroup" xmlns:wpi="http://schemas.microsoft.com/office/word/2010/wordprocessingInk" xmlns:wne="http://schemas.microsoft.com/office/word/2006/wordml" xmlns:wps="http://schemas.microsoft.com/office/word/2010/wordprocessingShape" mc:Ignorable="w14 w15 w16se w16cid w16 w16cex w16sdtdh wp14">
+<w:footnotes xmlns:wpc="http://schemas.microsoft.com/office/word/2010/wordprocessingCanvas" xmlns:cx="http://schemas.microsoft.com/office/drawing/2014/chartex" xmlns:cx1="http://schemas.microsoft.com/office/drawing/2015/9/8/chartex" xmlns:cx2="http://schemas.microsoft.com/office/drawing/2015/10/21/chartex" xmlns:cx3="http://schemas.microsoft.com/office/drawing/2016/5/9/chartex" xmlns:cx4="http://schemas.microsoft.com/office/drawing/2016/5/10/chartex" xmlns:cx5="http://schemas.microsoft.com/office/drawing/2016/5/11/chartex" xmlns:cx6="http://schemas.microsoft.com/office/drawing/2016/5/12/chartex" xmlns:cx7="http://schemas.microsoft.com/office/drawing/2016/5/13/chartex" xmlns:cx8="http://schemas.microsoft.com/office/drawing/2016/5/14/chartex" xmlns:mc="http://schemas.openxmlformats.org/markup-compatibility/2006" xmlns:aink="http://schemas.microsoft.com/office/drawing/2016/ink" xmlns:am3d="http://schemas.microsoft.com/office/drawing/2017/model3d" xmlns:o="urn:schemas-microsoft-com:office:office" xmlns:r="http://schemas.openxmlformats.org/officeDocument/2006/relationships" xmlns:m="http://schemas.openxmlformats.org/officeDocument/2006/math" xmlns:v="urn:schemas-microsoft-com:vml" xmlns:wp14="http://schemas.microsoft.com/office/word/2010/wordprocessingDrawing" xmlns:wp="http://schemas.openxmlformats.org/drawingml/2006/wordprocessingDrawing" xmlns:w10="urn:schemas-microsoft-com:office:word" xmlns:w="http://schemas.openxmlformats.org/wordprocessingml/2006/main" xmlns:w14="http://schemas.microsoft.com/office/word/2010/wordml" xmlns:w15="http://schemas.microsoft.com/office/word/2012/wordml" xmlns:w16cex="http://schemas.microsoft.com/office/word/2018/wordml/cex" xmlns:w16cid="http://schemas.microsoft.com/office/word/2016/wordml/cid" xmlns:w16="http://schemas.microsoft.com/office/word/2018/wordml" xmlns:w16sdtdh="http://schemas.microsoft.com/office/word/2020/wordml/sdtdatahash" xmlns:w16se="http://schemas.microsoft.com/office/word/2015/wordml/symex" xmlns:wpg="http://schemas.microsoft.com/office/word/2010/wordprocessingGroup" xmlns:wpi="http://schemas.microsoft.com/office/word/2010/wordprocessingInk" xmlns:wne="http://schemas.microsoft.com/office/word/2006/wordml" xmlns:wps="http://schemas.microsoft.com/office/word/2010/wordprocessingShape" mc:Ignorable="w14 w15 w16se w16cid w16 w16cex w16sdtdh wp14">
   <w:footnote w:type="separator" w:id="-1">
     <w:p>
       <w:pPr>
@@ -3024,13 +3745,25 @@
         </w:rPr>
         <w:t xml:space="preserve">Para todos los gráficos que presenten, recuerde tener presentes los tres principios de visualización de datos discutidos en la Clase 1. </w:t>
       </w:r>
+      <w:proofErr w:type="spellStart"/>
       <w:r>
         <w:rPr>
           <w:rFonts w:ascii="Century Schoolbook" w:eastAsia="Century Schoolbook" w:hAnsi="Century Schoolbook" w:cs="Century Schoolbook"/>
           <w:sz w:val="20"/>
           <w:szCs w:val="20"/>
-        </w:rPr>
-        <w:t xml:space="preserve">Referencia: </w:t>
+          <w:lang w:val="en-US"/>
+        </w:rPr>
+        <w:t>Referencia</w:t>
+      </w:r>
+      <w:proofErr w:type="spellEnd"/>
+      <w:r>
+        <w:rPr>
+          <w:rFonts w:ascii="Century Schoolbook" w:eastAsia="Century Schoolbook" w:hAnsi="Century Schoolbook" w:cs="Century Schoolbook"/>
+          <w:sz w:val="20"/>
+          <w:szCs w:val="20"/>
+          <w:lang w:val="en-US"/>
+        </w:rPr>
+        <w:t xml:space="preserve">: </w:t>
       </w:r>
       <w:r>
         <w:rPr>
@@ -3039,6 +3772,7 @@
           <w:color w:val="00663D"/>
           <w:sz w:val="20"/>
           <w:szCs w:val="20"/>
+          <w:lang w:val="en-US"/>
         </w:rPr>
         <w:t>†</w:t>
       </w:r>
@@ -3048,6 +3782,7 @@
           <w:b/>
           <w:sz w:val="20"/>
           <w:szCs w:val="20"/>
+          <w:lang w:val="en-US"/>
         </w:rPr>
         <w:t xml:space="preserve"> </w:t>
       </w:r>
@@ -3057,6 +3792,7 @@
           <w:rFonts w:ascii="Century Schoolbook" w:eastAsia="Century Schoolbook" w:hAnsi="Century Schoolbook" w:cs="Century Schoolbook"/>
           <w:sz w:val="20"/>
           <w:szCs w:val="20"/>
+          <w:lang w:val="en-US"/>
         </w:rPr>
         <w:t>Schwabish</w:t>
       </w:r>
@@ -3066,80 +3802,9 @@
           <w:rFonts w:ascii="Century Schoolbook" w:eastAsia="Century Schoolbook" w:hAnsi="Century Schoolbook" w:cs="Century Schoolbook"/>
           <w:sz w:val="20"/>
           <w:szCs w:val="20"/>
-        </w:rPr>
-        <w:t xml:space="preserve">, J. A. (2014). </w:t>
-      </w:r>
-      <w:proofErr w:type="spellStart"/>
-      <w:r>
-        <w:rPr>
-          <w:rFonts w:ascii="Century Schoolbook" w:eastAsia="Century Schoolbook" w:hAnsi="Century Schoolbook" w:cs="Century Schoolbook"/>
-          <w:sz w:val="20"/>
-          <w:szCs w:val="20"/>
-        </w:rPr>
-        <w:t>An</w:t>
-      </w:r>
-      <w:proofErr w:type="spellEnd"/>
-      <w:r>
-        <w:rPr>
-          <w:rFonts w:ascii="Century Schoolbook" w:eastAsia="Century Schoolbook" w:hAnsi="Century Schoolbook" w:cs="Century Schoolbook"/>
-          <w:sz w:val="20"/>
-          <w:szCs w:val="20"/>
-        </w:rPr>
-        <w:t xml:space="preserve"> </w:t>
-      </w:r>
-      <w:proofErr w:type="spellStart"/>
-      <w:r>
-        <w:rPr>
-          <w:rFonts w:ascii="Century Schoolbook" w:eastAsia="Century Schoolbook" w:hAnsi="Century Schoolbook" w:cs="Century Schoolbook"/>
-          <w:sz w:val="20"/>
-          <w:szCs w:val="20"/>
-        </w:rPr>
-        <w:t>economist's</w:t>
-      </w:r>
-      <w:proofErr w:type="spellEnd"/>
-      <w:r>
-        <w:rPr>
-          <w:rFonts w:ascii="Century Schoolbook" w:eastAsia="Century Schoolbook" w:hAnsi="Century Schoolbook" w:cs="Century Schoolbook"/>
-          <w:sz w:val="20"/>
-          <w:szCs w:val="20"/>
-        </w:rPr>
-        <w:t xml:space="preserve"> guide </w:t>
-      </w:r>
-      <w:proofErr w:type="spellStart"/>
-      <w:r>
-        <w:rPr>
-          <w:rFonts w:ascii="Century Schoolbook" w:eastAsia="Century Schoolbook" w:hAnsi="Century Schoolbook" w:cs="Century Schoolbook"/>
-          <w:sz w:val="20"/>
-          <w:szCs w:val="20"/>
-        </w:rPr>
-        <w:t>to</w:t>
-      </w:r>
-      <w:proofErr w:type="spellEnd"/>
-      <w:r>
-        <w:rPr>
-          <w:rFonts w:ascii="Century Schoolbook" w:eastAsia="Century Schoolbook" w:hAnsi="Century Schoolbook" w:cs="Century Schoolbook"/>
-          <w:sz w:val="20"/>
-          <w:szCs w:val="20"/>
-        </w:rPr>
-        <w:t xml:space="preserve"> </w:t>
-      </w:r>
-      <w:proofErr w:type="spellStart"/>
-      <w:r>
-        <w:rPr>
-          <w:rFonts w:ascii="Century Schoolbook" w:eastAsia="Century Schoolbook" w:hAnsi="Century Schoolbook" w:cs="Century Schoolbook"/>
-          <w:sz w:val="20"/>
-          <w:szCs w:val="20"/>
-        </w:rPr>
-        <w:t>visualizing</w:t>
-      </w:r>
-      <w:proofErr w:type="spellEnd"/>
-      <w:r>
-        <w:rPr>
-          <w:rFonts w:ascii="Century Schoolbook" w:eastAsia="Century Schoolbook" w:hAnsi="Century Schoolbook" w:cs="Century Schoolbook"/>
-          <w:sz w:val="20"/>
-          <w:szCs w:val="20"/>
-        </w:rPr>
-        <w:t xml:space="preserve"> data</w:t>
+          <w:lang w:val="en-US"/>
+        </w:rPr>
+        <w:t>, J. A. (2014). An economist's guide to visualizing data</w:t>
       </w:r>
       <w:r>
         <w:rPr>
@@ -3147,6 +3812,7 @@
           <w:i/>
           <w:sz w:val="20"/>
           <w:szCs w:val="20"/>
+          <w:lang w:val="en-US"/>
         </w:rPr>
         <w:t xml:space="preserve">. </w:t>
       </w:r>
@@ -3397,7 +4063,7 @@
 </file>
 
 <file path=word/header1.xml><?xml version="1.0" encoding="utf-8"?>
-<w:hdr xmlns:wpc="http://schemas.microsoft.com/office/word/2010/wordprocessingCanvas" xmlns:cx="http://schemas.microsoft.com/office/drawing/2014/chartex" xmlns:cx1="http://schemas.microsoft.com/office/drawing/2015/9/8/chartex" xmlns:cx2="http://schemas.microsoft.com/office/drawing/2015/10/21/chartex" xmlns:cx3="http://schemas.microsoft.com/office/drawing/2016/5/9/chartex" xmlns:cx4="http://schemas.microsoft.com/office/drawing/2016/5/10/chartex" xmlns:cx5="http://schemas.microsoft.com/office/drawing/2016/5/11/chartex" xmlns:cx6="http://schemas.microsoft.com/office/drawing/2016/5/12/chartex" xmlns:cx7="http://schemas.microsoft.com/office/drawing/2016/5/13/chartex" xmlns:cx8="http://schemas.microsoft.com/office/drawing/2016/5/14/chartex" xmlns:mc="http://schemas.openxmlformats.org/markup-compatibility/2006" xmlns:aink="http://schemas.microsoft.com/office/drawing/2016/ink" xmlns:am3d="http://schemas.microsoft.com/office/drawing/2017/model3d" xmlns:o="urn:schemas-microsoft-com:office:office" xmlns:oel="http://schemas.microsoft.com/office/2019/extlst" xmlns:r="http://schemas.openxmlformats.org/officeDocument/2006/relationships" xmlns:m="http://schemas.openxmlformats.org/officeDocument/2006/math" xmlns:v="urn:schemas-microsoft-com:vml" xmlns:wp14="http://schemas.microsoft.com/office/word/2010/wordprocessingDrawing" xmlns:wp="http://schemas.openxmlformats.org/drawingml/2006/wordprocessingDrawing" xmlns:w10="urn:schemas-microsoft-com:office:word" xmlns:w="http://schemas.openxmlformats.org/wordprocessingml/2006/main" xmlns:w14="http://schemas.microsoft.com/office/word/2010/wordml" xmlns:w15="http://schemas.microsoft.com/office/word/2012/wordml" xmlns:w16cex="http://schemas.microsoft.com/office/word/2018/wordml/cex" xmlns:w16cid="http://schemas.microsoft.com/office/word/2016/wordml/cid" xmlns:w16="http://schemas.microsoft.com/office/word/2018/wordml" xmlns:w16sdtdh="http://schemas.microsoft.com/office/word/2020/wordml/sdtdatahash" xmlns:w16se="http://schemas.microsoft.com/office/word/2015/wordml/symex" xmlns:wpg="http://schemas.microsoft.com/office/word/2010/wordprocessingGroup" xmlns:wpi="http://schemas.microsoft.com/office/word/2010/wordprocessingInk" xmlns:wne="http://schemas.microsoft.com/office/word/2006/wordml" xmlns:wps="http://schemas.microsoft.com/office/word/2010/wordprocessingShape" mc:Ignorable="w14 w15 w16se w16cid w16 w16cex w16sdtdh wp14">
+<w:hdr xmlns:wpc="http://schemas.microsoft.com/office/word/2010/wordprocessingCanvas" xmlns:cx="http://schemas.microsoft.com/office/drawing/2014/chartex" xmlns:cx1="http://schemas.microsoft.com/office/drawing/2015/9/8/chartex" xmlns:cx2="http://schemas.microsoft.com/office/drawing/2015/10/21/chartex" xmlns:cx3="http://schemas.microsoft.com/office/drawing/2016/5/9/chartex" xmlns:cx4="http://schemas.microsoft.com/office/drawing/2016/5/10/chartex" xmlns:cx5="http://schemas.microsoft.com/office/drawing/2016/5/11/chartex" xmlns:cx6="http://schemas.microsoft.com/office/drawing/2016/5/12/chartex" xmlns:cx7="http://schemas.microsoft.com/office/drawing/2016/5/13/chartex" xmlns:cx8="http://schemas.microsoft.com/office/drawing/2016/5/14/chartex" xmlns:mc="http://schemas.openxmlformats.org/markup-compatibility/2006" xmlns:aink="http://schemas.microsoft.com/office/drawing/2016/ink" xmlns:am3d="http://schemas.microsoft.com/office/drawing/2017/model3d" xmlns:o="urn:schemas-microsoft-com:office:office" xmlns:r="http://schemas.openxmlformats.org/officeDocument/2006/relationships" xmlns:m="http://schemas.openxmlformats.org/officeDocument/2006/math" xmlns:v="urn:schemas-microsoft-com:vml" xmlns:wp14="http://schemas.microsoft.com/office/word/2010/wordprocessingDrawing" xmlns:wp="http://schemas.openxmlformats.org/drawingml/2006/wordprocessingDrawing" xmlns:w10="urn:schemas-microsoft-com:office:word" xmlns:w="http://schemas.openxmlformats.org/wordprocessingml/2006/main" xmlns:w14="http://schemas.microsoft.com/office/word/2010/wordml" xmlns:w15="http://schemas.microsoft.com/office/word/2012/wordml" xmlns:w16cex="http://schemas.microsoft.com/office/word/2018/wordml/cex" xmlns:w16cid="http://schemas.microsoft.com/office/word/2016/wordml/cid" xmlns:w16="http://schemas.microsoft.com/office/word/2018/wordml" xmlns:w16sdtdh="http://schemas.microsoft.com/office/word/2020/wordml/sdtdatahash" xmlns:w16se="http://schemas.microsoft.com/office/word/2015/wordml/symex" xmlns:wpg="http://schemas.microsoft.com/office/word/2010/wordprocessingGroup" xmlns:wpi="http://schemas.microsoft.com/office/word/2010/wordprocessingInk" xmlns:wne="http://schemas.microsoft.com/office/word/2006/wordml" xmlns:wps="http://schemas.microsoft.com/office/word/2010/wordprocessingShape" mc:Ignorable="w14 w15 w16se w16cid w16 w16cex w16sdtdh wp14">
   <w:p>
     <w:pPr>
       <w:pStyle w:val="Encabezado"/>
@@ -3418,7 +4084,7 @@
 </file>
 
 <file path=word/numbering.xml><?xml version="1.0" encoding="utf-8"?>
-<w:numbering xmlns:wpc="http://schemas.microsoft.com/office/word/2010/wordprocessingCanvas" xmlns:cx="http://schemas.microsoft.com/office/drawing/2014/chartex" xmlns:cx1="http://schemas.microsoft.com/office/drawing/2015/9/8/chartex" xmlns:cx2="http://schemas.microsoft.com/office/drawing/2015/10/21/chartex" xmlns:cx3="http://schemas.microsoft.com/office/drawing/2016/5/9/chartex" xmlns:cx4="http://schemas.microsoft.com/office/drawing/2016/5/10/chartex" xmlns:cx5="http://schemas.microsoft.com/office/drawing/2016/5/11/chartex" xmlns:cx6="http://schemas.microsoft.com/office/drawing/2016/5/12/chartex" xmlns:cx7="http://schemas.microsoft.com/office/drawing/2016/5/13/chartex" xmlns:cx8="http://schemas.microsoft.com/office/drawing/2016/5/14/chartex" xmlns:mc="http://schemas.openxmlformats.org/markup-compatibility/2006" xmlns:aink="http://schemas.microsoft.com/office/drawing/2016/ink" xmlns:am3d="http://schemas.microsoft.com/office/drawing/2017/model3d" xmlns:o="urn:schemas-microsoft-com:office:office" xmlns:oel="http://schemas.microsoft.com/office/2019/extlst" xmlns:r="http://schemas.openxmlformats.org/officeDocument/2006/relationships" xmlns:m="http://schemas.openxmlformats.org/officeDocument/2006/math" xmlns:v="urn:schemas-microsoft-com:vml" xmlns:wp14="http://schemas.microsoft.com/office/word/2010/wordprocessingDrawing" xmlns:wp="http://schemas.openxmlformats.org/drawingml/2006/wordprocessingDrawing" xmlns:w10="urn:schemas-microsoft-com:office:word" xmlns:w="http://schemas.openxmlformats.org/wordprocessingml/2006/main" xmlns:w14="http://schemas.microsoft.com/office/word/2010/wordml" xmlns:w15="http://schemas.microsoft.com/office/word/2012/wordml" xmlns:w16cex="http://schemas.microsoft.com/office/word/2018/wordml/cex" xmlns:w16cid="http://schemas.microsoft.com/office/word/2016/wordml/cid" xmlns:w16="http://schemas.microsoft.com/office/word/2018/wordml" xmlns:w16sdtdh="http://schemas.microsoft.com/office/word/2020/wordml/sdtdatahash" xmlns:w16se="http://schemas.microsoft.com/office/word/2015/wordml/symex" xmlns:wpg="http://schemas.microsoft.com/office/word/2010/wordprocessingGroup" xmlns:wpi="http://schemas.microsoft.com/office/word/2010/wordprocessingInk" xmlns:wne="http://schemas.microsoft.com/office/word/2006/wordml" xmlns:wps="http://schemas.microsoft.com/office/word/2010/wordprocessingShape" mc:Ignorable="w14 w15 w16se w16cid w16 w16cex w16sdtdh wp14">
+<w:numbering xmlns:wpc="http://schemas.microsoft.com/office/word/2010/wordprocessingCanvas" xmlns:cx="http://schemas.microsoft.com/office/drawing/2014/chartex" xmlns:cx1="http://schemas.microsoft.com/office/drawing/2015/9/8/chartex" xmlns:cx2="http://schemas.microsoft.com/office/drawing/2015/10/21/chartex" xmlns:cx3="http://schemas.microsoft.com/office/drawing/2016/5/9/chartex" xmlns:cx4="http://schemas.microsoft.com/office/drawing/2016/5/10/chartex" xmlns:cx5="http://schemas.microsoft.com/office/drawing/2016/5/11/chartex" xmlns:cx6="http://schemas.microsoft.com/office/drawing/2016/5/12/chartex" xmlns:cx7="http://schemas.microsoft.com/office/drawing/2016/5/13/chartex" xmlns:cx8="http://schemas.microsoft.com/office/drawing/2016/5/14/chartex" xmlns:mc="http://schemas.openxmlformats.org/markup-compatibility/2006" xmlns:aink="http://schemas.microsoft.com/office/drawing/2016/ink" xmlns:am3d="http://schemas.microsoft.com/office/drawing/2017/model3d" xmlns:o="urn:schemas-microsoft-com:office:office" xmlns:r="http://schemas.openxmlformats.org/officeDocument/2006/relationships" xmlns:m="http://schemas.openxmlformats.org/officeDocument/2006/math" xmlns:v="urn:schemas-microsoft-com:vml" xmlns:wp14="http://schemas.microsoft.com/office/word/2010/wordprocessingDrawing" xmlns:wp="http://schemas.openxmlformats.org/drawingml/2006/wordprocessingDrawing" xmlns:w10="urn:schemas-microsoft-com:office:word" xmlns:w="http://schemas.openxmlformats.org/wordprocessingml/2006/main" xmlns:w14="http://schemas.microsoft.com/office/word/2010/wordml" xmlns:w15="http://schemas.microsoft.com/office/word/2012/wordml" xmlns:w16cex="http://schemas.microsoft.com/office/word/2018/wordml/cex" xmlns:w16cid="http://schemas.microsoft.com/office/word/2016/wordml/cid" xmlns:w16="http://schemas.microsoft.com/office/word/2018/wordml" xmlns:w16sdtdh="http://schemas.microsoft.com/office/word/2020/wordml/sdtdatahash" xmlns:w16se="http://schemas.microsoft.com/office/word/2015/wordml/symex" xmlns:wpg="http://schemas.microsoft.com/office/word/2010/wordprocessingGroup" xmlns:wpi="http://schemas.microsoft.com/office/word/2010/wordprocessingInk" xmlns:wne="http://schemas.microsoft.com/office/word/2006/wordml" xmlns:wps="http://schemas.microsoft.com/office/word/2010/wordprocessingShape" mc:Ignorable="w14 w15 w16se w16cid w16 w16cex w16sdtdh wp14">
   <w:abstractNum w:abstractNumId="0" w15:restartNumberingAfterBreak="0">
     <w:nsid w:val="1BA65C3A"/>
     <w:multiLevelType w:val="hybridMultilevel"/>
@@ -4043,6 +4709,119 @@
     </w:lvl>
   </w:abstractNum>
   <w:abstractNum w:abstractNumId="4" w15:restartNumberingAfterBreak="0">
+    <w:nsid w:val="3D0523F9"/>
+    <w:multiLevelType w:val="multilevel"/>
+    <w:tmpl w:val="65FE5BF0"/>
+    <w:lvl w:ilvl="0">
+      <w:start w:val="3"/>
+      <w:numFmt w:val="decimal"/>
+      <w:lvlText w:val="%1."/>
+      <w:lvlJc w:val="left"/>
+      <w:pPr>
+        <w:ind w:left="502" w:hanging="360"/>
+      </w:pPr>
+      <w:rPr>
+        <w:rFonts w:hint="default"/>
+      </w:rPr>
+    </w:lvl>
+    <w:lvl w:ilvl="1">
+      <w:start w:val="1"/>
+      <w:numFmt w:val="lowerLetter"/>
+      <w:lvlText w:val="%2."/>
+      <w:lvlJc w:val="left"/>
+      <w:pPr>
+        <w:ind w:left="1440" w:hanging="360"/>
+      </w:pPr>
+      <w:rPr>
+        <w:rFonts w:hint="default"/>
+      </w:rPr>
+    </w:lvl>
+    <w:lvl w:ilvl="2">
+      <w:start w:val="1"/>
+      <w:numFmt w:val="lowerRoman"/>
+      <w:lvlText w:val="%3."/>
+      <w:lvlJc w:val="right"/>
+      <w:pPr>
+        <w:ind w:left="2160" w:hanging="180"/>
+      </w:pPr>
+      <w:rPr>
+        <w:rFonts w:hint="default"/>
+      </w:rPr>
+    </w:lvl>
+    <w:lvl w:ilvl="3">
+      <w:start w:val="1"/>
+      <w:numFmt w:val="decimal"/>
+      <w:lvlText w:val="%4."/>
+      <w:lvlJc w:val="left"/>
+      <w:pPr>
+        <w:ind w:left="2880" w:hanging="360"/>
+      </w:pPr>
+      <w:rPr>
+        <w:rFonts w:hint="default"/>
+      </w:rPr>
+    </w:lvl>
+    <w:lvl w:ilvl="4">
+      <w:start w:val="1"/>
+      <w:numFmt w:val="lowerLetter"/>
+      <w:lvlText w:val="%5."/>
+      <w:lvlJc w:val="left"/>
+      <w:pPr>
+        <w:ind w:left="3600" w:hanging="360"/>
+      </w:pPr>
+      <w:rPr>
+        <w:rFonts w:hint="default"/>
+      </w:rPr>
+    </w:lvl>
+    <w:lvl w:ilvl="5">
+      <w:start w:val="1"/>
+      <w:numFmt w:val="lowerRoman"/>
+      <w:lvlText w:val="%6."/>
+      <w:lvlJc w:val="right"/>
+      <w:pPr>
+        <w:ind w:left="4320" w:hanging="180"/>
+      </w:pPr>
+      <w:rPr>
+        <w:rFonts w:hint="default"/>
+      </w:rPr>
+    </w:lvl>
+    <w:lvl w:ilvl="6">
+      <w:start w:val="1"/>
+      <w:numFmt w:val="decimal"/>
+      <w:lvlText w:val="%7."/>
+      <w:lvlJc w:val="left"/>
+      <w:pPr>
+        <w:ind w:left="5040" w:hanging="360"/>
+      </w:pPr>
+      <w:rPr>
+        <w:rFonts w:hint="default"/>
+      </w:rPr>
+    </w:lvl>
+    <w:lvl w:ilvl="7">
+      <w:start w:val="1"/>
+      <w:numFmt w:val="lowerLetter"/>
+      <w:lvlText w:val="%8."/>
+      <w:lvlJc w:val="left"/>
+      <w:pPr>
+        <w:ind w:left="5760" w:hanging="360"/>
+      </w:pPr>
+      <w:rPr>
+        <w:rFonts w:hint="default"/>
+      </w:rPr>
+    </w:lvl>
+    <w:lvl w:ilvl="8">
+      <w:start w:val="1"/>
+      <w:numFmt w:val="lowerRoman"/>
+      <w:lvlText w:val="%9."/>
+      <w:lvlJc w:val="right"/>
+      <w:pPr>
+        <w:ind w:left="6480" w:hanging="180"/>
+      </w:pPr>
+      <w:rPr>
+        <w:rFonts w:hint="default"/>
+      </w:rPr>
+    </w:lvl>
+  </w:abstractNum>
+  <w:abstractNum w:abstractNumId="5" w15:restartNumberingAfterBreak="0">
     <w:nsid w:val="5DFD6E27"/>
     <w:multiLevelType w:val="multilevel"/>
     <w:tmpl w:val="32D21CD6"/>
@@ -4128,7 +4907,305 @@
       </w:pPr>
     </w:lvl>
   </w:abstractNum>
-  <w:abstractNum w:abstractNumId="5" w15:restartNumberingAfterBreak="0">
+  <w:abstractNum w:abstractNumId="6" w15:restartNumberingAfterBreak="0">
+    <w:nsid w:val="6A161976"/>
+    <w:multiLevelType w:val="multilevel"/>
+    <w:tmpl w:val="FC7230AC"/>
+    <w:lvl w:ilvl="0">
+      <w:start w:val="1"/>
+      <w:numFmt w:val="bullet"/>
+      <w:lvlText w:val=""/>
+      <w:lvlJc w:val="left"/>
+      <w:pPr>
+        <w:tabs>
+          <w:tab w:val="num" w:pos="720"/>
+        </w:tabs>
+        <w:ind w:left="720" w:hanging="360"/>
+      </w:pPr>
+      <w:rPr>
+        <w:rFonts w:ascii="Symbol" w:hAnsi="Symbol" w:hint="default"/>
+        <w:sz w:val="20"/>
+      </w:rPr>
+    </w:lvl>
+    <w:lvl w:ilvl="1" w:tentative="1">
+      <w:start w:val="1"/>
+      <w:numFmt w:val="bullet"/>
+      <w:lvlText w:val="o"/>
+      <w:lvlJc w:val="left"/>
+      <w:pPr>
+        <w:tabs>
+          <w:tab w:val="num" w:pos="1440"/>
+        </w:tabs>
+        <w:ind w:left="1440" w:hanging="360"/>
+      </w:pPr>
+      <w:rPr>
+        <w:rFonts w:ascii="Courier New" w:hAnsi="Courier New" w:hint="default"/>
+        <w:sz w:val="20"/>
+      </w:rPr>
+    </w:lvl>
+    <w:lvl w:ilvl="2" w:tentative="1">
+      <w:start w:val="1"/>
+      <w:numFmt w:val="bullet"/>
+      <w:lvlText w:val=""/>
+      <w:lvlJc w:val="left"/>
+      <w:pPr>
+        <w:tabs>
+          <w:tab w:val="num" w:pos="2160"/>
+        </w:tabs>
+        <w:ind w:left="2160" w:hanging="360"/>
+      </w:pPr>
+      <w:rPr>
+        <w:rFonts w:ascii="Wingdings" w:hAnsi="Wingdings" w:hint="default"/>
+        <w:sz w:val="20"/>
+      </w:rPr>
+    </w:lvl>
+    <w:lvl w:ilvl="3" w:tentative="1">
+      <w:start w:val="1"/>
+      <w:numFmt w:val="bullet"/>
+      <w:lvlText w:val=""/>
+      <w:lvlJc w:val="left"/>
+      <w:pPr>
+        <w:tabs>
+          <w:tab w:val="num" w:pos="2880"/>
+        </w:tabs>
+        <w:ind w:left="2880" w:hanging="360"/>
+      </w:pPr>
+      <w:rPr>
+        <w:rFonts w:ascii="Wingdings" w:hAnsi="Wingdings" w:hint="default"/>
+        <w:sz w:val="20"/>
+      </w:rPr>
+    </w:lvl>
+    <w:lvl w:ilvl="4" w:tentative="1">
+      <w:start w:val="1"/>
+      <w:numFmt w:val="bullet"/>
+      <w:lvlText w:val=""/>
+      <w:lvlJc w:val="left"/>
+      <w:pPr>
+        <w:tabs>
+          <w:tab w:val="num" w:pos="3600"/>
+        </w:tabs>
+        <w:ind w:left="3600" w:hanging="360"/>
+      </w:pPr>
+      <w:rPr>
+        <w:rFonts w:ascii="Wingdings" w:hAnsi="Wingdings" w:hint="default"/>
+        <w:sz w:val="20"/>
+      </w:rPr>
+    </w:lvl>
+    <w:lvl w:ilvl="5" w:tentative="1">
+      <w:start w:val="1"/>
+      <w:numFmt w:val="bullet"/>
+      <w:lvlText w:val=""/>
+      <w:lvlJc w:val="left"/>
+      <w:pPr>
+        <w:tabs>
+          <w:tab w:val="num" w:pos="4320"/>
+        </w:tabs>
+        <w:ind w:left="4320" w:hanging="360"/>
+      </w:pPr>
+      <w:rPr>
+        <w:rFonts w:ascii="Wingdings" w:hAnsi="Wingdings" w:hint="default"/>
+        <w:sz w:val="20"/>
+      </w:rPr>
+    </w:lvl>
+    <w:lvl w:ilvl="6" w:tentative="1">
+      <w:start w:val="1"/>
+      <w:numFmt w:val="bullet"/>
+      <w:lvlText w:val=""/>
+      <w:lvlJc w:val="left"/>
+      <w:pPr>
+        <w:tabs>
+          <w:tab w:val="num" w:pos="5040"/>
+        </w:tabs>
+        <w:ind w:left="5040" w:hanging="360"/>
+      </w:pPr>
+      <w:rPr>
+        <w:rFonts w:ascii="Wingdings" w:hAnsi="Wingdings" w:hint="default"/>
+        <w:sz w:val="20"/>
+      </w:rPr>
+    </w:lvl>
+    <w:lvl w:ilvl="7" w:tentative="1">
+      <w:start w:val="1"/>
+      <w:numFmt w:val="bullet"/>
+      <w:lvlText w:val=""/>
+      <w:lvlJc w:val="left"/>
+      <w:pPr>
+        <w:tabs>
+          <w:tab w:val="num" w:pos="5760"/>
+        </w:tabs>
+        <w:ind w:left="5760" w:hanging="360"/>
+      </w:pPr>
+      <w:rPr>
+        <w:rFonts w:ascii="Wingdings" w:hAnsi="Wingdings" w:hint="default"/>
+        <w:sz w:val="20"/>
+      </w:rPr>
+    </w:lvl>
+    <w:lvl w:ilvl="8" w:tentative="1">
+      <w:start w:val="1"/>
+      <w:numFmt w:val="bullet"/>
+      <w:lvlText w:val=""/>
+      <w:lvlJc w:val="left"/>
+      <w:pPr>
+        <w:tabs>
+          <w:tab w:val="num" w:pos="6480"/>
+        </w:tabs>
+        <w:ind w:left="6480" w:hanging="360"/>
+      </w:pPr>
+      <w:rPr>
+        <w:rFonts w:ascii="Wingdings" w:hAnsi="Wingdings" w:hint="default"/>
+        <w:sz w:val="20"/>
+      </w:rPr>
+    </w:lvl>
+  </w:abstractNum>
+  <w:abstractNum w:abstractNumId="7" w15:restartNumberingAfterBreak="0">
+    <w:nsid w:val="77595956"/>
+    <w:multiLevelType w:val="multilevel"/>
+    <w:tmpl w:val="16368328"/>
+    <w:lvl w:ilvl="0">
+      <w:start w:val="1"/>
+      <w:numFmt w:val="bullet"/>
+      <w:lvlText w:val=""/>
+      <w:lvlJc w:val="left"/>
+      <w:pPr>
+        <w:tabs>
+          <w:tab w:val="num" w:pos="720"/>
+        </w:tabs>
+        <w:ind w:left="720" w:hanging="360"/>
+      </w:pPr>
+      <w:rPr>
+        <w:rFonts w:ascii="Symbol" w:hAnsi="Symbol" w:hint="default"/>
+        <w:sz w:val="20"/>
+      </w:rPr>
+    </w:lvl>
+    <w:lvl w:ilvl="1" w:tentative="1">
+      <w:start w:val="1"/>
+      <w:numFmt w:val="bullet"/>
+      <w:lvlText w:val="o"/>
+      <w:lvlJc w:val="left"/>
+      <w:pPr>
+        <w:tabs>
+          <w:tab w:val="num" w:pos="1440"/>
+        </w:tabs>
+        <w:ind w:left="1440" w:hanging="360"/>
+      </w:pPr>
+      <w:rPr>
+        <w:rFonts w:ascii="Courier New" w:hAnsi="Courier New" w:hint="default"/>
+        <w:sz w:val="20"/>
+      </w:rPr>
+    </w:lvl>
+    <w:lvl w:ilvl="2" w:tentative="1">
+      <w:start w:val="1"/>
+      <w:numFmt w:val="bullet"/>
+      <w:lvlText w:val=""/>
+      <w:lvlJc w:val="left"/>
+      <w:pPr>
+        <w:tabs>
+          <w:tab w:val="num" w:pos="2160"/>
+        </w:tabs>
+        <w:ind w:left="2160" w:hanging="360"/>
+      </w:pPr>
+      <w:rPr>
+        <w:rFonts w:ascii="Wingdings" w:hAnsi="Wingdings" w:hint="default"/>
+        <w:sz w:val="20"/>
+      </w:rPr>
+    </w:lvl>
+    <w:lvl w:ilvl="3" w:tentative="1">
+      <w:start w:val="1"/>
+      <w:numFmt w:val="bullet"/>
+      <w:lvlText w:val=""/>
+      <w:lvlJc w:val="left"/>
+      <w:pPr>
+        <w:tabs>
+          <w:tab w:val="num" w:pos="2880"/>
+        </w:tabs>
+        <w:ind w:left="2880" w:hanging="360"/>
+      </w:pPr>
+      <w:rPr>
+        <w:rFonts w:ascii="Wingdings" w:hAnsi="Wingdings" w:hint="default"/>
+        <w:sz w:val="20"/>
+      </w:rPr>
+    </w:lvl>
+    <w:lvl w:ilvl="4" w:tentative="1">
+      <w:start w:val="1"/>
+      <w:numFmt w:val="bullet"/>
+      <w:lvlText w:val=""/>
+      <w:lvlJc w:val="left"/>
+      <w:pPr>
+        <w:tabs>
+          <w:tab w:val="num" w:pos="3600"/>
+        </w:tabs>
+        <w:ind w:left="3600" w:hanging="360"/>
+      </w:pPr>
+      <w:rPr>
+        <w:rFonts w:ascii="Wingdings" w:hAnsi="Wingdings" w:hint="default"/>
+        <w:sz w:val="20"/>
+      </w:rPr>
+    </w:lvl>
+    <w:lvl w:ilvl="5" w:tentative="1">
+      <w:start w:val="1"/>
+      <w:numFmt w:val="bullet"/>
+      <w:lvlText w:val=""/>
+      <w:lvlJc w:val="left"/>
+      <w:pPr>
+        <w:tabs>
+          <w:tab w:val="num" w:pos="4320"/>
+        </w:tabs>
+        <w:ind w:left="4320" w:hanging="360"/>
+      </w:pPr>
+      <w:rPr>
+        <w:rFonts w:ascii="Wingdings" w:hAnsi="Wingdings" w:hint="default"/>
+        <w:sz w:val="20"/>
+      </w:rPr>
+    </w:lvl>
+    <w:lvl w:ilvl="6" w:tentative="1">
+      <w:start w:val="1"/>
+      <w:numFmt w:val="bullet"/>
+      <w:lvlText w:val=""/>
+      <w:lvlJc w:val="left"/>
+      <w:pPr>
+        <w:tabs>
+          <w:tab w:val="num" w:pos="5040"/>
+        </w:tabs>
+        <w:ind w:left="5040" w:hanging="360"/>
+      </w:pPr>
+      <w:rPr>
+        <w:rFonts w:ascii="Wingdings" w:hAnsi="Wingdings" w:hint="default"/>
+        <w:sz w:val="20"/>
+      </w:rPr>
+    </w:lvl>
+    <w:lvl w:ilvl="7" w:tentative="1">
+      <w:start w:val="1"/>
+      <w:numFmt w:val="bullet"/>
+      <w:lvlText w:val=""/>
+      <w:lvlJc w:val="left"/>
+      <w:pPr>
+        <w:tabs>
+          <w:tab w:val="num" w:pos="5760"/>
+        </w:tabs>
+        <w:ind w:left="5760" w:hanging="360"/>
+      </w:pPr>
+      <w:rPr>
+        <w:rFonts w:ascii="Wingdings" w:hAnsi="Wingdings" w:hint="default"/>
+        <w:sz w:val="20"/>
+      </w:rPr>
+    </w:lvl>
+    <w:lvl w:ilvl="8" w:tentative="1">
+      <w:start w:val="1"/>
+      <w:numFmt w:val="bullet"/>
+      <w:lvlText w:val=""/>
+      <w:lvlJc w:val="left"/>
+      <w:pPr>
+        <w:tabs>
+          <w:tab w:val="num" w:pos="6480"/>
+        </w:tabs>
+        <w:ind w:left="6480" w:hanging="360"/>
+      </w:pPr>
+      <w:rPr>
+        <w:rFonts w:ascii="Wingdings" w:hAnsi="Wingdings" w:hint="default"/>
+        <w:sz w:val="20"/>
+      </w:rPr>
+    </w:lvl>
+  </w:abstractNum>
+  <w:abstractNum w:abstractNumId="8" w15:restartNumberingAfterBreak="0">
     <w:nsid w:val="79DC40BA"/>
     <w:multiLevelType w:val="multilevel"/>
     <w:tmpl w:val="C47C830A"/>
@@ -4245,23 +5322,32 @@
       </w:pPr>
     </w:lvl>
   </w:abstractNum>
-  <w:num w:numId="1" w16cid:durableId="1274480832">
+  <w:num w:numId="1">
     <w:abstractNumId w:val="1"/>
   </w:num>
-  <w:num w:numId="2" w16cid:durableId="712388272">
+  <w:num w:numId="2">
+    <w:abstractNumId w:val="5"/>
+  </w:num>
+  <w:num w:numId="3">
+    <w:abstractNumId w:val="2"/>
+  </w:num>
+  <w:num w:numId="4">
+    <w:abstractNumId w:val="3"/>
+  </w:num>
+  <w:num w:numId="5">
+    <w:abstractNumId w:val="8"/>
+  </w:num>
+  <w:num w:numId="6">
+    <w:abstractNumId w:val="0"/>
+  </w:num>
+  <w:num w:numId="7">
     <w:abstractNumId w:val="4"/>
   </w:num>
-  <w:num w:numId="3" w16cid:durableId="2095124838">
-    <w:abstractNumId w:val="2"/>
+  <w:num w:numId="8">
+    <w:abstractNumId w:val="6"/>
   </w:num>
-  <w:num w:numId="4" w16cid:durableId="1596206639">
-    <w:abstractNumId w:val="3"/>
-  </w:num>
-  <w:num w:numId="5" w16cid:durableId="1206991911">
-    <w:abstractNumId w:val="5"/>
-  </w:num>
-  <w:num w:numId="6" w16cid:durableId="1185367554">
-    <w:abstractNumId w:val="0"/>
+  <w:num w:numId="9">
+    <w:abstractNumId w:val="7"/>
   </w:num>
 </w:numbering>
 </file>
@@ -4740,9 +5826,31 @@
       <w:sz w:val="24"/>
     </w:rPr>
   </w:style>
+  <w:style w:type="paragraph" w:styleId="Ttulo5">
+    <w:name w:val="heading 5"/>
+    <w:basedOn w:val="Normal"/>
+    <w:next w:val="Normal"/>
+    <w:link w:val="Ttulo5Car"/>
+    <w:uiPriority w:val="9"/>
+    <w:semiHidden/>
+    <w:unhideWhenUsed/>
+    <w:qFormat/>
+    <w:rsid w:val="00344598"/>
+    <w:pPr>
+      <w:keepNext/>
+      <w:keepLines/>
+      <w:spacing w:before="40" w:after="0"/>
+      <w:outlineLvl w:val="4"/>
+    </w:pPr>
+    <w:rPr>
+      <w:rFonts w:asciiTheme="majorHAnsi" w:eastAsiaTheme="majorEastAsia" w:hAnsiTheme="majorHAnsi" w:cstheme="majorBidi"/>
+      <w:color w:val="0F4761" w:themeColor="accent1" w:themeShade="BF"/>
+    </w:rPr>
+  </w:style>
   <w:style w:type="character" w:default="1" w:styleId="Fuentedeprrafopredeter">
     <w:name w:val="Default Paragraph Font"/>
     <w:uiPriority w:val="1"/>
+    <w:semiHidden/>
     <w:unhideWhenUsed/>
   </w:style>
   <w:style w:type="table" w:default="1" w:styleId="Tablanormal">
@@ -4973,6 +6081,49 @@
       <w:ind w:left="720"/>
       <w:contextualSpacing/>
     </w:pPr>
+  </w:style>
+  <w:style w:type="paragraph" w:styleId="NormalWeb">
+    <w:name w:val="Normal (Web)"/>
+    <w:basedOn w:val="Normal"/>
+    <w:uiPriority w:val="99"/>
+    <w:unhideWhenUsed/>
+    <w:rsid w:val="001A7DDD"/>
+    <w:pPr>
+      <w:spacing w:before="100" w:beforeAutospacing="1" w:after="100" w:afterAutospacing="1" w:line="240" w:lineRule="auto"/>
+      <w:ind w:left="0" w:firstLine="0"/>
+    </w:pPr>
+    <w:rPr>
+      <w:rFonts w:ascii="Times New Roman" w:eastAsia="Times New Roman" w:hAnsi="Times New Roman" w:cs="Times New Roman"/>
+      <w:color w:val="auto"/>
+      <w:kern w:val="0"/>
+      <w:sz w:val="24"/>
+      <w:lang w:val="es-AR" w:eastAsia="es-AR"/>
+      <w14:ligatures w14:val="none"/>
+    </w:rPr>
+  </w:style>
+  <w:style w:type="character" w:styleId="Textoennegrita">
+    <w:name w:val="Strong"/>
+    <w:basedOn w:val="Fuentedeprrafopredeter"/>
+    <w:uiPriority w:val="22"/>
+    <w:qFormat/>
+    <w:rsid w:val="001A7DDD"/>
+    <w:rPr>
+      <w:b/>
+      <w:bCs/>
+    </w:rPr>
+  </w:style>
+  <w:style w:type="character" w:customStyle="1" w:styleId="Ttulo5Car">
+    <w:name w:val="Título 5 Car"/>
+    <w:basedOn w:val="Fuentedeprrafopredeter"/>
+    <w:link w:val="Ttulo5"/>
+    <w:uiPriority w:val="9"/>
+    <w:semiHidden/>
+    <w:rsid w:val="00344598"/>
+    <w:rPr>
+      <w:rFonts w:asciiTheme="majorHAnsi" w:eastAsiaTheme="majorEastAsia" w:hAnsiTheme="majorHAnsi" w:cstheme="majorBidi"/>
+      <w:color w:val="0F4761" w:themeColor="accent1" w:themeShade="BF"/>
+      <w:sz w:val="21"/>
+    </w:rPr>
   </w:style>
 </w:styles>
 </file>

--- a/TP 2/BigData_TP2_Grupo#4 .docx
+++ b/TP 2/BigData_TP2_Grupo#4 .docx
@@ -32,7 +32,7 @@
                     <pic:cNvPicPr/>
                   </pic:nvPicPr>
                   <pic:blipFill>
-                    <a:blip r:embed="rId7"/>
+                    <a:blip r:embed="rId8"/>
                     <a:stretch>
                       <a:fillRect/>
                     </a:stretch>
@@ -365,6 +365,32 @@
     </w:p>
     <w:p>
       <w:pPr>
+        <w:pBdr>
+          <w:top w:val="nil"/>
+          <w:left w:val="nil"/>
+          <w:bottom w:val="nil"/>
+          <w:right w:val="nil"/>
+          <w:between w:val="nil"/>
+        </w:pBdr>
+        <w:spacing w:before="240" w:after="0" w:line="240" w:lineRule="auto"/>
+        <w:ind w:left="502" w:firstLine="0"/>
+        <w:jc w:val="both"/>
+        <w:rPr>
+          <w:rFonts w:ascii="Century Schoolbook" w:eastAsia="Century Schoolbook" w:hAnsi="Century Schoolbook" w:cs="Century Schoolbook"/>
+          <w:lang w:val="es-US"/>
+        </w:rPr>
+      </w:pPr>
+      <w:r>
+        <w:rPr>
+          <w:rFonts w:ascii="Century Schoolbook" w:eastAsia="Century Schoolbook" w:hAnsi="Century Schoolbook" w:cs="Century Schoolbook"/>
+          <w:lang w:val="es-US"/>
+        </w:rPr>
+        <w:lastRenderedPageBreak/>
+        <w:t>https://github.com/Datso653/BigDataUBA-Grupo-4/tree/main/TP%202</w:t>
+      </w:r>
+    </w:p>
+    <w:p>
+      <w:pPr>
         <w:pStyle w:val="Ttulo1"/>
         <w:rPr>
           <w:rFonts w:ascii="Century Schoolbook" w:eastAsia="Century Schoolbook" w:hAnsi="Century Schoolbook" w:cs="Century Schoolbook"/>
@@ -372,13 +398,22 @@
           <w:lang w:val="es-US"/>
         </w:rPr>
       </w:pPr>
-      <w:r>
+    </w:p>
+    <w:p>
+      <w:pPr>
+        <w:pStyle w:val="Ttulo1"/>
         <w:rPr>
           <w:rFonts w:ascii="Century Schoolbook" w:eastAsia="Century Schoolbook" w:hAnsi="Century Schoolbook" w:cs="Century Schoolbook"/>
           <w:color w:val="002060"/>
           <w:lang w:val="es-US"/>
         </w:rPr>
-        <w:lastRenderedPageBreak/>
+      </w:pPr>
+      <w:r>
+        <w:rPr>
+          <w:rFonts w:ascii="Century Schoolbook" w:eastAsia="Century Schoolbook" w:hAnsi="Century Schoolbook" w:cs="Century Schoolbook"/>
+          <w:color w:val="002060"/>
+          <w:lang w:val="es-US"/>
+        </w:rPr>
         <w:t xml:space="preserve">Parte I: </w:t>
       </w:r>
       <w:r>
@@ -930,7 +965,15 @@
           <w:rFonts w:ascii="Century Schoolbook" w:eastAsia="Century Schoolbook" w:hAnsi="Century Schoolbook" w:cs="Century Schoolbook"/>
           <w:lang w:val="es-US"/>
         </w:rPr>
-        <w:t xml:space="preserve"> la cantidad de valores faltantes para cada año (NA, o </w:t>
+        <w:t xml:space="preserve"> la cantidad de valores faltantes para cada </w:t>
+      </w:r>
+      <w:r>
+        <w:rPr>
+          <w:rFonts w:ascii="Century Schoolbook" w:eastAsia="Century Schoolbook" w:hAnsi="Century Schoolbook" w:cs="Century Schoolbook"/>
+          <w:lang w:val="es-US"/>
+        </w:rPr>
+        <w:lastRenderedPageBreak/>
+        <w:t xml:space="preserve">año (NA, o </w:t>
       </w:r>
       <w:proofErr w:type="spellStart"/>
       <w:r>
@@ -970,7 +1013,6 @@
           <w:rFonts w:ascii="Century Schoolbook" w:eastAsia="Century Schoolbook" w:hAnsi="Century Schoolbook" w:cs="Century Schoolbook"/>
           <w:lang w:val="es-US"/>
         </w:rPr>
-        <w:lastRenderedPageBreak/>
         <w:t>-</w:t>
       </w:r>
       <w:r>
@@ -1001,7 +1043,7 @@
                     <pic:cNvPicPr/>
                   </pic:nvPicPr>
                   <pic:blipFill>
-                    <a:blip r:embed="rId8"/>
+                    <a:blip r:embed="rId9"/>
                     <a:stretch>
                       <a:fillRect/>
                     </a:stretch>
@@ -1213,6 +1255,7 @@
           <w:rFonts w:ascii="Century Schoolbook" w:eastAsia="Century Schoolbook" w:hAnsi="Century Schoolbook" w:cs="Century Schoolbook"/>
           <w:lang w:val="es-US"/>
         </w:rPr>
+        <w:lastRenderedPageBreak/>
         <w:t xml:space="preserve">2d) </w:t>
       </w:r>
       <w:r>
@@ -1292,15 +1335,7 @@
           <w:rFonts w:ascii="Century Schoolbook" w:eastAsia="Century Schoolbook" w:hAnsi="Century Schoolbook" w:cs="Century Schoolbook"/>
           <w:lang w:val="es-US"/>
         </w:rPr>
-        <w:t xml:space="preserve">. </w:t>
-      </w:r>
-      <w:r>
-        <w:rPr>
-          <w:rFonts w:ascii="Century Schoolbook" w:eastAsia="Century Schoolbook" w:hAnsi="Century Schoolbook" w:cs="Century Schoolbook"/>
-          <w:lang w:val="es-US"/>
-        </w:rPr>
-        <w:lastRenderedPageBreak/>
-        <w:t xml:space="preserve">Pruebe, unir la base de datos Individuales con Hogares usando CODUSU y NRO_HOGAR, usando </w:t>
+        <w:t xml:space="preserve">. Pruebe, unir la base de datos Individuales con Hogares usando CODUSU y NRO_HOGAR, usando </w:t>
       </w:r>
       <w:r>
         <w:rPr>
@@ -2186,9 +2221,93 @@
       <w:r>
         <w:rPr>
           <w:rFonts w:ascii="Century Schoolbook" w:eastAsia="Century Schoolbook" w:hAnsi="Century Schoolbook" w:cs="Century Schoolbook"/>
-          <w:lang w:val="es-US"/>
-        </w:rPr>
-        <w:t xml:space="preserve">Realicen un gráfico de barras mostrando la composición por sexo para 2005 y 2025 en su región. </w:t>
+          <w:noProof/>
+        </w:rPr>
+        <w:drawing>
+          <wp:anchor distT="0" distB="0" distL="114300" distR="114300" simplePos="0" relativeHeight="251662336" behindDoc="0" locked="0" layoutInCell="1" allowOverlap="1" wp14:anchorId="591FD4C5" wp14:editId="7EFBF6FD">
+            <wp:simplePos x="0" y="0"/>
+            <wp:positionH relativeFrom="margin">
+              <wp:posOffset>959485</wp:posOffset>
+            </wp:positionH>
+            <wp:positionV relativeFrom="paragraph">
+              <wp:posOffset>733425</wp:posOffset>
+            </wp:positionV>
+            <wp:extent cx="3993515" cy="2476500"/>
+            <wp:effectExtent l="0" t="0" r="6985" b="0"/>
+            <wp:wrapThrough wrapText="bothSides">
+              <wp:wrapPolygon edited="0">
+                <wp:start x="0" y="0"/>
+                <wp:lineTo x="0" y="21434"/>
+                <wp:lineTo x="21535" y="21434"/>
+                <wp:lineTo x="21535" y="0"/>
+                <wp:lineTo x="0" y="0"/>
+              </wp:wrapPolygon>
+            </wp:wrapThrough>
+            <wp:docPr id="6" name="Imagen 6"/>
+            <wp:cNvGraphicFramePr>
+              <a:graphicFrameLocks xmlns:a="http://schemas.openxmlformats.org/drawingml/2006/main" noChangeAspect="1"/>
+            </wp:cNvGraphicFramePr>
+            <a:graphic xmlns:a="http://schemas.openxmlformats.org/drawingml/2006/main">
+              <a:graphicData uri="http://schemas.openxmlformats.org/drawingml/2006/picture">
+                <pic:pic xmlns:pic="http://schemas.openxmlformats.org/drawingml/2006/picture">
+                  <pic:nvPicPr>
+                    <pic:cNvPr id="0" name="Picture 1"/>
+                    <pic:cNvPicPr>
+                      <a:picLocks noChangeAspect="1" noChangeArrowheads="1"/>
+                    </pic:cNvPicPr>
+                  </pic:nvPicPr>
+                  <pic:blipFill>
+                    <a:blip r:embed="rId10">
+                      <a:extLst>
+                        <a:ext uri="{28A0092B-C50C-407E-A947-70E740481C1C}">
+                          <a14:useLocalDpi xmlns:a14="http://schemas.microsoft.com/office/drawing/2010/main" val="0"/>
+                        </a:ext>
+                      </a:extLst>
+                    </a:blip>
+                    <a:srcRect/>
+                    <a:stretch>
+                      <a:fillRect/>
+                    </a:stretch>
+                  </pic:blipFill>
+                  <pic:spPr bwMode="auto">
+                    <a:xfrm>
+                      <a:off x="0" y="0"/>
+                      <a:ext cx="3993515" cy="2476500"/>
+                    </a:xfrm>
+                    <a:prstGeom prst="rect">
+                      <a:avLst/>
+                    </a:prstGeom>
+                    <a:noFill/>
+                    <a:ln>
+                      <a:noFill/>
+                    </a:ln>
+                  </pic:spPr>
+                </pic:pic>
+              </a:graphicData>
+            </a:graphic>
+            <wp14:sizeRelH relativeFrom="margin">
+              <wp14:pctWidth>0</wp14:pctWidth>
+            </wp14:sizeRelH>
+            <wp14:sizeRelV relativeFrom="margin">
+              <wp14:pctHeight>0</wp14:pctHeight>
+            </wp14:sizeRelV>
+          </wp:anchor>
+        </w:drawing>
+      </w:r>
+      <w:r>
+        <w:rPr>
+          <w:rFonts w:ascii="Century Schoolbook" w:eastAsia="Century Schoolbook" w:hAnsi="Century Schoolbook" w:cs="Century Schoolbook"/>
+          <w:lang w:val="es-US"/>
+        </w:rPr>
+        <w:t xml:space="preserve">Realicen un gráfico de barras mostrando la composición por sexo para 2005 y 2025 en su </w:t>
+      </w:r>
+      <w:r>
+        <w:rPr>
+          <w:rFonts w:ascii="Century Schoolbook" w:eastAsia="Century Schoolbook" w:hAnsi="Century Schoolbook" w:cs="Century Schoolbook"/>
+          <w:lang w:val="es-US"/>
+        </w:rPr>
+        <w:lastRenderedPageBreak/>
+        <w:t xml:space="preserve">región. </w:t>
       </w:r>
       <w:r>
         <w:rPr>
@@ -2196,6 +2315,119 @@
         </w:rPr>
         <w:t>Comenten los resultados.</w:t>
       </w:r>
+    </w:p>
+    <w:p>
+      <w:pPr>
+        <w:pBdr>
+          <w:top w:val="nil"/>
+          <w:left w:val="nil"/>
+          <w:bottom w:val="nil"/>
+          <w:right w:val="nil"/>
+          <w:between w:val="nil"/>
+        </w:pBdr>
+        <w:spacing w:before="240" w:after="0" w:line="240" w:lineRule="auto"/>
+        <w:ind w:left="1080" w:firstLine="0"/>
+        <w:jc w:val="both"/>
+        <w:rPr>
+          <w:rFonts w:ascii="Century Schoolbook" w:eastAsia="Century Schoolbook" w:hAnsi="Century Schoolbook" w:cs="Century Schoolbook"/>
+        </w:rPr>
+      </w:pPr>
+      <w:r>
+        <w:rPr>
+          <w:rFonts w:ascii="Century Schoolbook" w:eastAsia="Century Schoolbook" w:hAnsi="Century Schoolbook" w:cs="Century Schoolbook"/>
+        </w:rPr>
+        <w:t xml:space="preserve">El gráfico muestra que en 2005 las mujeres tenían una presencia algo mayoritaria, con un </w:t>
+      </w:r>
+      <w:r>
+        <w:rPr>
+          <w:rFonts w:ascii="Century Schoolbook" w:eastAsia="Century Schoolbook" w:hAnsi="Century Schoolbook" w:cs="Century Schoolbook"/>
+          <w:b/>
+          <w:bCs/>
+        </w:rPr>
+        <w:t>54,2%</w:t>
+      </w:r>
+      <w:r>
+        <w:rPr>
+          <w:rFonts w:ascii="Century Schoolbook" w:eastAsia="Century Schoolbook" w:hAnsi="Century Schoolbook" w:cs="Century Schoolbook"/>
+        </w:rPr>
+        <w:t xml:space="preserve"> frente al </w:t>
+      </w:r>
+      <w:r>
+        <w:rPr>
+          <w:rFonts w:ascii="Century Schoolbook" w:eastAsia="Century Schoolbook" w:hAnsi="Century Schoolbook" w:cs="Century Schoolbook"/>
+          <w:b/>
+          <w:bCs/>
+        </w:rPr>
+        <w:t>45,8%</w:t>
+      </w:r>
+      <w:r>
+        <w:rPr>
+          <w:rFonts w:ascii="Century Schoolbook" w:eastAsia="Century Schoolbook" w:hAnsi="Century Schoolbook" w:cs="Century Schoolbook"/>
+        </w:rPr>
+        <w:t xml:space="preserve"> de los varones. En 2025 la brecha se achica: las mujeres bajan al </w:t>
+      </w:r>
+      <w:r>
+        <w:rPr>
+          <w:rFonts w:ascii="Century Schoolbook" w:eastAsia="Century Schoolbook" w:hAnsi="Century Schoolbook" w:cs="Century Schoolbook"/>
+          <w:b/>
+          <w:bCs/>
+        </w:rPr>
+        <w:t>53,2%</w:t>
+      </w:r>
+      <w:r>
+        <w:rPr>
+          <w:rFonts w:ascii="Century Schoolbook" w:eastAsia="Century Schoolbook" w:hAnsi="Century Schoolbook" w:cs="Century Schoolbook"/>
+        </w:rPr>
+        <w:t xml:space="preserve">, mientras que los varones suben al </w:t>
+      </w:r>
+      <w:r>
+        <w:rPr>
+          <w:rFonts w:ascii="Century Schoolbook" w:eastAsia="Century Schoolbook" w:hAnsi="Century Schoolbook" w:cs="Century Schoolbook"/>
+          <w:b/>
+          <w:bCs/>
+        </w:rPr>
+        <w:t>46,8%</w:t>
+      </w:r>
+      <w:r>
+        <w:rPr>
+          <w:rFonts w:ascii="Century Schoolbook" w:eastAsia="Century Schoolbook" w:hAnsi="Century Schoolbook" w:cs="Century Schoolbook"/>
+        </w:rPr>
+        <w:t>. En conjunto, la composición por sexo se mantiene bastante equilibrada, aunque con una leve reducción del peso femenino y un aumento correspondiente de los varones.</w:t>
+      </w:r>
+    </w:p>
+    <w:p>
+      <w:pPr>
+        <w:pBdr>
+          <w:top w:val="nil"/>
+          <w:left w:val="nil"/>
+          <w:bottom w:val="nil"/>
+          <w:right w:val="nil"/>
+          <w:between w:val="nil"/>
+        </w:pBdr>
+        <w:spacing w:before="240" w:after="0" w:line="240" w:lineRule="auto"/>
+        <w:ind w:left="502" w:firstLine="0"/>
+        <w:jc w:val="both"/>
+        <w:rPr>
+          <w:rFonts w:ascii="Century Schoolbook" w:eastAsia="Century Schoolbook" w:hAnsi="Century Schoolbook" w:cs="Century Schoolbook"/>
+        </w:rPr>
+      </w:pPr>
+    </w:p>
+    <w:p>
+      <w:pPr>
+        <w:pBdr>
+          <w:top w:val="nil"/>
+          <w:left w:val="nil"/>
+          <w:bottom w:val="nil"/>
+          <w:right w:val="nil"/>
+          <w:between w:val="nil"/>
+        </w:pBdr>
+        <w:spacing w:before="240" w:after="0" w:line="240" w:lineRule="auto"/>
+        <w:ind w:left="502" w:firstLine="0"/>
+        <w:jc w:val="both"/>
+        <w:rPr>
+          <w:rFonts w:ascii="Century Schoolbook" w:eastAsia="Century Schoolbook" w:hAnsi="Century Schoolbook" w:cs="Century Schoolbook"/>
+        </w:rPr>
+      </w:pPr>
     </w:p>
     <w:p>
       <w:pPr>
@@ -2219,6 +2451,74 @@
       <w:r>
         <w:rPr>
           <w:rFonts w:ascii="Century Schoolbook" w:eastAsia="Century Schoolbook" w:hAnsi="Century Schoolbook" w:cs="Century Schoolbook"/>
+          <w:noProof/>
+        </w:rPr>
+        <w:drawing>
+          <wp:anchor distT="0" distB="0" distL="114300" distR="114300" simplePos="0" relativeHeight="251663360" behindDoc="0" locked="0" layoutInCell="1" allowOverlap="1" wp14:anchorId="2E2550D2" wp14:editId="7B977447">
+            <wp:simplePos x="0" y="0"/>
+            <wp:positionH relativeFrom="page">
+              <wp:align>center</wp:align>
+            </wp:positionH>
+            <wp:positionV relativeFrom="paragraph">
+              <wp:posOffset>1279525</wp:posOffset>
+            </wp:positionV>
+            <wp:extent cx="3505200" cy="3165475"/>
+            <wp:effectExtent l="0" t="0" r="0" b="0"/>
+            <wp:wrapTopAndBottom/>
+            <wp:docPr id="7" name="Imagen 7"/>
+            <wp:cNvGraphicFramePr>
+              <a:graphicFrameLocks xmlns:a="http://schemas.openxmlformats.org/drawingml/2006/main" noChangeAspect="1"/>
+            </wp:cNvGraphicFramePr>
+            <a:graphic xmlns:a="http://schemas.openxmlformats.org/drawingml/2006/main">
+              <a:graphicData uri="http://schemas.openxmlformats.org/drawingml/2006/picture">
+                <pic:pic xmlns:pic="http://schemas.openxmlformats.org/drawingml/2006/picture">
+                  <pic:nvPicPr>
+                    <pic:cNvPr id="0" name="Picture 3"/>
+                    <pic:cNvPicPr>
+                      <a:picLocks noChangeAspect="1" noChangeArrowheads="1"/>
+                    </pic:cNvPicPr>
+                  </pic:nvPicPr>
+                  <pic:blipFill>
+                    <a:blip r:embed="rId11" cstate="print">
+                      <a:extLst>
+                        <a:ext uri="{28A0092B-C50C-407E-A947-70E740481C1C}">
+                          <a14:useLocalDpi xmlns:a14="http://schemas.microsoft.com/office/drawing/2010/main" val="0"/>
+                        </a:ext>
+                      </a:extLst>
+                    </a:blip>
+                    <a:srcRect/>
+                    <a:stretch>
+                      <a:fillRect/>
+                    </a:stretch>
+                  </pic:blipFill>
+                  <pic:spPr bwMode="auto">
+                    <a:xfrm>
+                      <a:off x="0" y="0"/>
+                      <a:ext cx="3505200" cy="3165475"/>
+                    </a:xfrm>
+                    <a:prstGeom prst="rect">
+                      <a:avLst/>
+                    </a:prstGeom>
+                    <a:noFill/>
+                    <a:ln>
+                      <a:noFill/>
+                    </a:ln>
+                  </pic:spPr>
+                </pic:pic>
+              </a:graphicData>
+            </a:graphic>
+            <wp14:sizeRelH relativeFrom="margin">
+              <wp14:pctWidth>0</wp14:pctWidth>
+            </wp14:sizeRelH>
+            <wp14:sizeRelV relativeFrom="margin">
+              <wp14:pctHeight>0</wp14:pctHeight>
+            </wp14:sizeRelV>
+          </wp:anchor>
+        </w:drawing>
+      </w:r>
+      <w:r>
+        <w:rPr>
+          <w:rFonts w:ascii="Century Schoolbook" w:eastAsia="Century Schoolbook" w:hAnsi="Century Schoolbook" w:cs="Century Schoolbook"/>
           <w:lang w:val="es-US"/>
         </w:rPr>
         <w:t xml:space="preserve">Realicen una matriz de correlación para 2005 y 2025 con las siguientes variables: </w:t>
@@ -2253,7 +2553,7 @@
         </w:rPr>
         <w:t xml:space="preserve">) y renombrar dichas variables para que las etiquetas tengan sentido en el gráfico de correlación. Utilicen alguno de los comandos disponibles en este </w:t>
       </w:r>
-      <w:hyperlink r:id="rId9">
+      <w:hyperlink r:id="rId12">
         <w:r>
           <w:rPr>
             <w:rFonts w:ascii="Century Schoolbook" w:eastAsia="Century Schoolbook" w:hAnsi="Century Schoolbook" w:cs="Century Schoolbook"/>
@@ -2287,6 +2587,517 @@
     </w:p>
     <w:p>
       <w:pPr>
+        <w:pStyle w:val="NormalWeb"/>
+      </w:pPr>
+      <w:r>
+        <w:t>La matriz de correlación para el año 2005 muestra cómo se relacionan entre sí las distintas variables de la base.</w:t>
+      </w:r>
+    </w:p>
+    <w:p>
+      <w:pPr>
+        <w:pStyle w:val="NormalWeb"/>
+      </w:pPr>
+      <w:r>
+        <w:t>Algunos puntos destacados:</w:t>
+      </w:r>
+    </w:p>
+    <w:p>
+      <w:pPr>
+        <w:pStyle w:val="NormalWeb"/>
+        <w:numPr>
+          <w:ilvl w:val="0"/>
+          <w:numId w:val="10"/>
+        </w:numPr>
+      </w:pPr>
+      <w:r>
+        <w:t>En la diagonal los valores son</w:t>
+      </w:r>
+      <w:r>
+        <w:t xml:space="preserve"> 1</w:t>
+      </w:r>
+      <w:r>
+        <w:t>, porque cada variable está perfectamente correlacionada consigo misma.</w:t>
+      </w:r>
+    </w:p>
+    <w:p>
+      <w:pPr>
+        <w:pStyle w:val="NormalWeb"/>
+        <w:numPr>
+          <w:ilvl w:val="0"/>
+          <w:numId w:val="10"/>
+        </w:numPr>
+      </w:pPr>
+      <w:r>
+        <w:lastRenderedPageBreak/>
+        <w:t xml:space="preserve">Las variables de </w:t>
+      </w:r>
+      <w:r>
+        <w:rPr>
+          <w:rStyle w:val="Textoennegrita"/>
+          <w:b w:val="0"/>
+          <w:bCs w:val="0"/>
+        </w:rPr>
+        <w:t>sexo</w:t>
+      </w:r>
+      <w:r>
+        <w:t xml:space="preserve"> (Mujer y Varón) están fuertemente correlacionadas de forma negativa, lo que refleja que son categorías excluyentes.</w:t>
+      </w:r>
+    </w:p>
+    <w:p>
+      <w:pPr>
+        <w:pStyle w:val="NormalWeb"/>
+        <w:numPr>
+          <w:ilvl w:val="0"/>
+          <w:numId w:val="10"/>
+        </w:numPr>
+      </w:pPr>
+      <w:r>
+        <w:t>Los distintos niveles educativos también muestran correlaciones negativas entre sí, por la misma razón: representan categorías mutuamente excluyentes.</w:t>
+      </w:r>
+    </w:p>
+    <w:p>
+      <w:pPr>
+        <w:pStyle w:val="NormalWeb"/>
+        <w:numPr>
+          <w:ilvl w:val="0"/>
+          <w:numId w:val="10"/>
+        </w:numPr>
+      </w:pPr>
+      <w:r>
+        <w:t xml:space="preserve">Algo similar ocurre con las categorías de </w:t>
+      </w:r>
+      <w:r>
+        <w:rPr>
+          <w:rStyle w:val="Textoennegrita"/>
+          <w:b w:val="0"/>
+          <w:bCs w:val="0"/>
+        </w:rPr>
+        <w:t>estado</w:t>
+      </w:r>
+      <w:r>
+        <w:rPr>
+          <w:rStyle w:val="Textoennegrita"/>
+        </w:rPr>
+        <w:t xml:space="preserve"> </w:t>
+      </w:r>
+      <w:r>
+        <w:rPr>
+          <w:rStyle w:val="Textoennegrita"/>
+          <w:b w:val="0"/>
+          <w:bCs w:val="0"/>
+        </w:rPr>
+        <w:t>laboral</w:t>
+      </w:r>
+      <w:r>
+        <w:t xml:space="preserve"> y de </w:t>
+      </w:r>
+      <w:r>
+        <w:rPr>
+          <w:rStyle w:val="Textoennegrita"/>
+          <w:b w:val="0"/>
+          <w:bCs w:val="0"/>
+        </w:rPr>
+        <w:t>condición</w:t>
+      </w:r>
+      <w:r>
+        <w:rPr>
+          <w:rStyle w:val="Textoennegrita"/>
+        </w:rPr>
+        <w:t xml:space="preserve"> de </w:t>
+      </w:r>
+      <w:r>
+        <w:rPr>
+          <w:rStyle w:val="Textoennegrita"/>
+          <w:b w:val="0"/>
+          <w:bCs w:val="0"/>
+        </w:rPr>
+        <w:t>inactividad</w:t>
+      </w:r>
+      <w:r>
+        <w:t>: presentan correlaciones altas negativas, ya que una persona solo puede pertenecer a una de ellas.</w:t>
+      </w:r>
+    </w:p>
+    <w:p>
+      <w:pPr>
+        <w:pStyle w:val="NormalWeb"/>
+        <w:numPr>
+          <w:ilvl w:val="0"/>
+          <w:numId w:val="10"/>
+        </w:numPr>
+      </w:pPr>
+      <w:r>
+        <w:t>El resto de las correlaciones en general son bajas, lo que sugiere que no hay relaciones lineales fuertes entre las demás variables (como las de ingresos con estado ocupacional o nivel educativo).</w:t>
+      </w:r>
+    </w:p>
+    <w:p>
+      <w:pPr>
+        <w:pStyle w:val="NormalWeb"/>
+      </w:pPr>
+      <w:r>
+        <w:rPr>
+          <w:rFonts w:ascii="Century Schoolbook" w:eastAsia="Century Schoolbook" w:hAnsi="Century Schoolbook" w:cs="Century Schoolbook"/>
+          <w:noProof/>
+        </w:rPr>
+        <w:drawing>
+          <wp:anchor distT="0" distB="0" distL="114300" distR="114300" simplePos="0" relativeHeight="251664384" behindDoc="0" locked="0" layoutInCell="1" allowOverlap="1" wp14:anchorId="3D098F76" wp14:editId="17D7CEE5">
+            <wp:simplePos x="0" y="0"/>
+            <wp:positionH relativeFrom="margin">
+              <wp:align>center</wp:align>
+            </wp:positionH>
+            <wp:positionV relativeFrom="paragraph">
+              <wp:posOffset>714375</wp:posOffset>
+            </wp:positionV>
+            <wp:extent cx="3095625" cy="2795270"/>
+            <wp:effectExtent l="0" t="0" r="9525" b="5080"/>
+            <wp:wrapTopAndBottom/>
+            <wp:docPr id="10" name="Imagen 10"/>
+            <wp:cNvGraphicFramePr>
+              <a:graphicFrameLocks xmlns:a="http://schemas.openxmlformats.org/drawingml/2006/main" noChangeAspect="1"/>
+            </wp:cNvGraphicFramePr>
+            <a:graphic xmlns:a="http://schemas.openxmlformats.org/drawingml/2006/main">
+              <a:graphicData uri="http://schemas.openxmlformats.org/drawingml/2006/picture">
+                <pic:pic xmlns:pic="http://schemas.openxmlformats.org/drawingml/2006/picture">
+                  <pic:nvPicPr>
+                    <pic:cNvPr id="0" name="Picture 2"/>
+                    <pic:cNvPicPr>
+                      <a:picLocks noChangeAspect="1" noChangeArrowheads="1"/>
+                    </pic:cNvPicPr>
+                  </pic:nvPicPr>
+                  <pic:blipFill>
+                    <a:blip r:embed="rId13" cstate="print">
+                      <a:extLst>
+                        <a:ext uri="{28A0092B-C50C-407E-A947-70E740481C1C}">
+                          <a14:useLocalDpi xmlns:a14="http://schemas.microsoft.com/office/drawing/2010/main" val="0"/>
+                        </a:ext>
+                      </a:extLst>
+                    </a:blip>
+                    <a:srcRect/>
+                    <a:stretch>
+                      <a:fillRect/>
+                    </a:stretch>
+                  </pic:blipFill>
+                  <pic:spPr bwMode="auto">
+                    <a:xfrm>
+                      <a:off x="0" y="0"/>
+                      <a:ext cx="3095625" cy="2795270"/>
+                    </a:xfrm>
+                    <a:prstGeom prst="rect">
+                      <a:avLst/>
+                    </a:prstGeom>
+                    <a:noFill/>
+                  </pic:spPr>
+                </pic:pic>
+              </a:graphicData>
+            </a:graphic>
+            <wp14:sizeRelH relativeFrom="margin">
+              <wp14:pctWidth>0</wp14:pctWidth>
+            </wp14:sizeRelH>
+            <wp14:sizeRelV relativeFrom="margin">
+              <wp14:pctHeight>0</wp14:pctHeight>
+            </wp14:sizeRelV>
+          </wp:anchor>
+        </w:drawing>
+      </w:r>
+      <w:r>
+        <w:t xml:space="preserve">En conjunto, la matriz confirma que las variables categóricas transformadas en </w:t>
+      </w:r>
+      <w:proofErr w:type="spellStart"/>
+      <w:r>
+        <w:t>dummies</w:t>
+      </w:r>
+      <w:proofErr w:type="spellEnd"/>
+      <w:r>
+        <w:t xml:space="preserve"> se relacionan fuertemente entre sí por exclusión, mientras que las variables continuas o de conteo mantienen relaciones más débiles.</w:t>
+      </w:r>
+    </w:p>
+    <w:p>
+      <w:pPr>
+        <w:spacing w:before="100" w:beforeAutospacing="1" w:after="100" w:afterAutospacing="1" w:line="240" w:lineRule="auto"/>
+        <w:ind w:left="0" w:firstLine="0"/>
+        <w:rPr>
+          <w:rFonts w:ascii="Times New Roman" w:eastAsia="Times New Roman" w:hAnsi="Times New Roman" w:cs="Times New Roman"/>
+          <w:color w:val="auto"/>
+          <w:kern w:val="0"/>
+          <w:sz w:val="24"/>
+          <w:lang w:val="es-AR" w:eastAsia="es-AR"/>
+          <w14:ligatures w14:val="none"/>
+        </w:rPr>
+      </w:pPr>
+      <w:r>
+        <w:rPr>
+          <w:rFonts w:ascii="Times New Roman" w:eastAsia="Times New Roman" w:hAnsi="Times New Roman" w:cs="Times New Roman"/>
+          <w:color w:val="auto"/>
+          <w:kern w:val="0"/>
+          <w:sz w:val="24"/>
+          <w:lang w:val="es-AR" w:eastAsia="es-AR"/>
+          <w14:ligatures w14:val="none"/>
+        </w:rPr>
+        <w:t>La matriz de correlación de 2025 mantiene un patrón muy parecido al de 2005.</w:t>
+      </w:r>
+    </w:p>
+    <w:p>
+      <w:pPr>
+        <w:numPr>
+          <w:ilvl w:val="0"/>
+          <w:numId w:val="11"/>
+        </w:numPr>
+        <w:spacing w:before="100" w:beforeAutospacing="1" w:after="100" w:afterAutospacing="1" w:line="240" w:lineRule="auto"/>
+        <w:rPr>
+          <w:rFonts w:ascii="Times New Roman" w:eastAsia="Times New Roman" w:hAnsi="Times New Roman" w:cs="Times New Roman"/>
+          <w:color w:val="auto"/>
+          <w:kern w:val="0"/>
+          <w:sz w:val="24"/>
+          <w:lang w:val="es-AR" w:eastAsia="es-AR"/>
+          <w14:ligatures w14:val="none"/>
+        </w:rPr>
+      </w:pPr>
+      <w:r>
+        <w:rPr>
+          <w:rFonts w:ascii="Times New Roman" w:eastAsia="Times New Roman" w:hAnsi="Times New Roman" w:cs="Times New Roman"/>
+          <w:color w:val="auto"/>
+          <w:kern w:val="0"/>
+          <w:sz w:val="24"/>
+          <w:lang w:val="es-AR" w:eastAsia="es-AR"/>
+          <w14:ligatures w14:val="none"/>
+        </w:rPr>
+        <w:t>Se observan fuertes correlaciones negativas entre categorías mutuamente excluyentes, como sexo (mujer/varón), los niveles educativos y los estados ocupacionales.</w:t>
+      </w:r>
+    </w:p>
+    <w:p>
+      <w:pPr>
+        <w:numPr>
+          <w:ilvl w:val="0"/>
+          <w:numId w:val="11"/>
+        </w:numPr>
+        <w:spacing w:before="100" w:beforeAutospacing="1" w:after="100" w:afterAutospacing="1" w:line="240" w:lineRule="auto"/>
+        <w:rPr>
+          <w:rFonts w:ascii="Times New Roman" w:eastAsia="Times New Roman" w:hAnsi="Times New Roman" w:cs="Times New Roman"/>
+          <w:color w:val="auto"/>
+          <w:kern w:val="0"/>
+          <w:sz w:val="24"/>
+          <w:lang w:val="es-AR" w:eastAsia="es-AR"/>
+          <w14:ligatures w14:val="none"/>
+        </w:rPr>
+      </w:pPr>
+      <w:r>
+        <w:rPr>
+          <w:rFonts w:ascii="Times New Roman" w:eastAsia="Times New Roman" w:hAnsi="Times New Roman" w:cs="Times New Roman"/>
+          <w:color w:val="auto"/>
+          <w:kern w:val="0"/>
+          <w:sz w:val="24"/>
+          <w:lang w:val="es-AR" w:eastAsia="es-AR"/>
+          <w14:ligatures w14:val="none"/>
+        </w:rPr>
+        <w:t>Entre las variables numéricas (por ejemplo ingresos y componentes del hogar) las correlaciones son más bajas, sin vínculos lineales fuertes.</w:t>
+      </w:r>
+    </w:p>
+    <w:p>
+      <w:pPr>
+        <w:numPr>
+          <w:ilvl w:val="0"/>
+          <w:numId w:val="11"/>
+        </w:numPr>
+        <w:spacing w:before="100" w:beforeAutospacing="1" w:after="100" w:afterAutospacing="1" w:line="240" w:lineRule="auto"/>
+        <w:rPr>
+          <w:rFonts w:ascii="Times New Roman" w:eastAsia="Times New Roman" w:hAnsi="Times New Roman" w:cs="Times New Roman"/>
+          <w:color w:val="auto"/>
+          <w:kern w:val="0"/>
+          <w:sz w:val="24"/>
+          <w:lang w:val="es-AR" w:eastAsia="es-AR"/>
+          <w14:ligatures w14:val="none"/>
+        </w:rPr>
+      </w:pPr>
+      <w:r>
+        <w:rPr>
+          <w:rFonts w:ascii="Times New Roman" w:eastAsia="Times New Roman" w:hAnsi="Times New Roman" w:cs="Times New Roman"/>
+          <w:color w:val="auto"/>
+          <w:kern w:val="0"/>
+          <w:sz w:val="24"/>
+          <w:lang w:val="es-AR" w:eastAsia="es-AR"/>
+          <w14:ligatures w14:val="none"/>
+        </w:rPr>
+        <w:t xml:space="preserve">Al igual que en 2005, la estructura refleja que la mayor parte de las relaciones intensas provienen de la codificación en </w:t>
+      </w:r>
+      <w:proofErr w:type="spellStart"/>
+      <w:r>
+        <w:rPr>
+          <w:rFonts w:ascii="Times New Roman" w:eastAsia="Times New Roman" w:hAnsi="Times New Roman" w:cs="Times New Roman"/>
+          <w:color w:val="auto"/>
+          <w:kern w:val="0"/>
+          <w:sz w:val="24"/>
+          <w:lang w:val="es-AR" w:eastAsia="es-AR"/>
+          <w14:ligatures w14:val="none"/>
+        </w:rPr>
+        <w:t>dummies</w:t>
+      </w:r>
+      <w:proofErr w:type="spellEnd"/>
+      <w:r>
+        <w:rPr>
+          <w:rFonts w:ascii="Times New Roman" w:eastAsia="Times New Roman" w:hAnsi="Times New Roman" w:cs="Times New Roman"/>
+          <w:color w:val="auto"/>
+          <w:kern w:val="0"/>
+          <w:sz w:val="24"/>
+          <w:lang w:val="es-AR" w:eastAsia="es-AR"/>
+          <w14:ligatures w14:val="none"/>
+        </w:rPr>
+        <w:t xml:space="preserve"> de variables categóricas.</w:t>
+      </w:r>
+    </w:p>
+    <w:p>
+      <w:pPr>
+        <w:spacing w:before="100" w:beforeAutospacing="1" w:after="100" w:afterAutospacing="1" w:line="240" w:lineRule="auto"/>
+        <w:ind w:left="0" w:firstLine="0"/>
+        <w:rPr>
+          <w:rFonts w:ascii="Times New Roman" w:eastAsia="Times New Roman" w:hAnsi="Times New Roman" w:cs="Times New Roman"/>
+          <w:color w:val="auto"/>
+          <w:kern w:val="0"/>
+          <w:sz w:val="24"/>
+          <w:lang w:val="es-AR" w:eastAsia="es-AR"/>
+          <w14:ligatures w14:val="none"/>
+        </w:rPr>
+      </w:pPr>
+      <w:r>
+        <w:rPr>
+          <w:rFonts w:ascii="Times New Roman" w:eastAsia="Times New Roman" w:hAnsi="Times New Roman" w:cs="Times New Roman"/>
+          <w:color w:val="auto"/>
+          <w:kern w:val="0"/>
+          <w:sz w:val="24"/>
+          <w:lang w:val="es-AR" w:eastAsia="es-AR"/>
+          <w14:ligatures w14:val="none"/>
+        </w:rPr>
+        <w:t>En síntesis, no hay cambios sustanciales en los patrones de correlación: se repite la lógica de exclusión entre categorías y la baja correlación entre las variables continuas.</w:t>
+      </w:r>
+    </w:p>
+    <w:p>
+      <w:pPr>
+        <w:pStyle w:val="NormalWeb"/>
+      </w:pPr>
+      <w:r>
+        <w:t>Comparando las matrices de 2005 y 2025 se observa un patrón muy similar: las correlaciones fuertes aparecen entre categorías mutuamente excluyentes (sexo, niveles educativos y estados laborales), mientras que las variables numéricas muestran relaciones más débiles. En ambos años la estructura general se mantiene estable, sin cambios sustanciales en la forma en que las variables se relacionan entre sí.</w:t>
+      </w:r>
+    </w:p>
+    <w:p>
+      <w:pPr>
+        <w:spacing w:before="100" w:beforeAutospacing="1" w:after="100" w:afterAutospacing="1" w:line="240" w:lineRule="auto"/>
+        <w:ind w:left="0" w:firstLine="0"/>
+        <w:rPr>
+          <w:rFonts w:ascii="Times New Roman" w:eastAsia="Times New Roman" w:hAnsi="Times New Roman" w:cs="Times New Roman"/>
+          <w:color w:val="auto"/>
+          <w:kern w:val="0"/>
+          <w:sz w:val="24"/>
+          <w:lang w:val="es-AR" w:eastAsia="es-AR"/>
+          <w14:ligatures w14:val="none"/>
+        </w:rPr>
+      </w:pPr>
+    </w:p>
+    <w:p>
+      <w:pPr>
+        <w:pBdr>
+          <w:top w:val="nil"/>
+          <w:left w:val="nil"/>
+          <w:bottom w:val="nil"/>
+          <w:right w:val="nil"/>
+          <w:between w:val="nil"/>
+        </w:pBdr>
+        <w:spacing w:before="240" w:after="0" w:line="240" w:lineRule="auto"/>
+        <w:ind w:left="502" w:firstLine="0"/>
+        <w:jc w:val="both"/>
+        <w:rPr>
+          <w:rFonts w:ascii="Century Schoolbook" w:eastAsia="Century Schoolbook" w:hAnsi="Century Schoolbook" w:cs="Century Schoolbook"/>
+          <w:lang w:val="es-AR"/>
+        </w:rPr>
+      </w:pPr>
+      <w:r>
+        <w:rPr>
+          <w:noProof/>
+        </w:rPr>
+        <mc:AlternateContent>
+          <mc:Choice Requires="wps">
+            <w:drawing>
+              <wp:inline distT="0" distB="0" distL="0" distR="0" wp14:anchorId="2A48B0E8" wp14:editId="0F6D9473">
+                <wp:extent cx="304800" cy="304800"/>
+                <wp:effectExtent l="0" t="0" r="0" b="0"/>
+                <wp:docPr id="8" name="Rectángulo 8" descr="Uploaded image"/>
+                <wp:cNvGraphicFramePr>
+                  <a:graphicFrameLocks xmlns:a="http://schemas.openxmlformats.org/drawingml/2006/main" noChangeAspect="1"/>
+                </wp:cNvGraphicFramePr>
+                <a:graphic xmlns:a="http://schemas.openxmlformats.org/drawingml/2006/main">
+                  <a:graphicData uri="http://schemas.microsoft.com/office/word/2010/wordprocessingShape">
+                    <wps:wsp>
+                      <wps:cNvSpPr>
+                        <a:spLocks noChangeAspect="1" noChangeArrowheads="1"/>
+                      </wps:cNvSpPr>
+                      <wps:spPr bwMode="auto">
+                        <a:xfrm>
+                          <a:off x="0" y="0"/>
+                          <a:ext cx="304800" cy="304800"/>
+                        </a:xfrm>
+                        <a:prstGeom prst="rect">
+                          <a:avLst/>
+                        </a:prstGeom>
+                        <a:noFill/>
+                        <a:ln>
+                          <a:noFill/>
+                        </a:ln>
+                        <a:extLst>
+                          <a:ext uri="{909E8E84-426E-40DD-AFC4-6F175D3DCCD1}">
+                            <a14:hiddenFill xmlns:a14="http://schemas.microsoft.com/office/drawing/2010/main">
+                              <a:solidFill>
+                                <a:srgbClr val="FFFFFF"/>
+                              </a:solidFill>
+                            </a14:hiddenFill>
+                          </a:ext>
+                          <a:ext uri="{91240B29-F687-4F45-9708-019B960494DF}">
+                            <a14:hiddenLine xmlns:a14="http://schemas.microsoft.com/office/drawing/2010/main" w="9525">
+                              <a:solidFill>
+                                <a:srgbClr val="000000"/>
+                              </a:solidFill>
+                              <a:miter lim="800000"/>
+                              <a:headEnd/>
+                              <a:tailEnd/>
+                            </a14:hiddenLine>
+                          </a:ext>
+                        </a:extLst>
+                      </wps:spPr>
+                      <wps:bodyPr rot="0" vert="horz" wrap="square" lIns="91440" tIns="45720" rIns="91440" bIns="45720" anchor="t" anchorCtr="0" upright="1">
+                        <a:noAutofit/>
+                      </wps:bodyPr>
+                    </wps:wsp>
+                  </a:graphicData>
+                </a:graphic>
+              </wp:inline>
+            </w:drawing>
+          </mc:Choice>
+          <mc:Fallback>
+            <w:pict>
+              <v:rect w14:anchorId="39B7CE24" id="Rectángulo 8" o:spid="_x0000_s1026" alt="Uploaded image" style="width:24pt;height:24pt;visibility:visible;mso-wrap-style:square;mso-left-percent:-10001;mso-top-percent:-10001;mso-position-horizontal:absolute;mso-position-horizontal-relative:char;mso-position-vertical:absolute;mso-position-vertical-relative:line;mso-left-percent:-10001;mso-top-percent:-10001;v-text-anchor:top" o:gfxdata="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" filled="f" stroked="f">
+                <o:lock v:ext="edit" aspectratio="t"/>
+                <w10:anchorlock/>
+              </v:rect>
+            </w:pict>
+          </mc:Fallback>
+        </mc:AlternateContent>
+      </w:r>
+    </w:p>
+    <w:p>
+      <w:pPr>
+        <w:pBdr>
+          <w:top w:val="nil"/>
+          <w:left w:val="nil"/>
+          <w:bottom w:val="nil"/>
+          <w:right w:val="nil"/>
+          <w:between w:val="nil"/>
+        </w:pBdr>
+        <w:spacing w:before="240" w:after="0" w:line="240" w:lineRule="auto"/>
+        <w:ind w:left="502" w:firstLine="0"/>
+        <w:jc w:val="both"/>
+        <w:rPr>
+          <w:rFonts w:ascii="Century Schoolbook" w:eastAsia="Century Schoolbook" w:hAnsi="Century Schoolbook" w:cs="Century Schoolbook"/>
+        </w:rPr>
+      </w:pPr>
+    </w:p>
+    <w:p>
+      <w:pPr>
         <w:pStyle w:val="Ttulo1"/>
         <w:rPr>
           <w:rFonts w:ascii="Century Schoolbook" w:eastAsia="Century Schoolbook" w:hAnsi="Century Schoolbook" w:cs="Century Schoolbook"/>
@@ -2325,7 +3136,6 @@
           <w:rFonts w:ascii="Century Schoolbook" w:eastAsia="Century Schoolbook" w:hAnsi="Century Schoolbook" w:cs="Century Schoolbook"/>
           <w:lang w:val="es-US"/>
         </w:rPr>
-        <w:lastRenderedPageBreak/>
         <w:t>Los siguientes incisos apuntan a ver los resultados para su región seleccionada y comparando 2005 con 2025.</w:t>
       </w:r>
     </w:p>
@@ -2356,7 +3166,7 @@
         </w:rPr>
         <w:t xml:space="preserve">Uno de los grandes problemas de la EPH es la creciente cantidad de hogares que no reportan sus ingresos (ver por ejemplo el siguiente </w:t>
       </w:r>
-      <w:hyperlink r:id="rId10">
+      <w:hyperlink r:id="rId14">
         <w:r>
           <w:rPr>
             <w:rFonts w:ascii="Century Schoolbook" w:eastAsia="Century Schoolbook" w:hAnsi="Century Schoolbook" w:cs="Century Schoolbook"/>
@@ -2884,7 +3694,7 @@
                     </pic:cNvPicPr>
                   </pic:nvPicPr>
                   <pic:blipFill>
-                    <a:blip r:embed="rId11">
+                    <a:blip r:embed="rId15">
                       <a:extLst>
                         <a:ext uri="{28A0092B-C50C-407E-A947-70E740481C1C}">
                           <a14:useLocalDpi xmlns:a14="http://schemas.microsoft.com/office/drawing/2010/main" val="0"/>
@@ -3039,7 +3849,6 @@
           <w:rFonts w:ascii="Century Schoolbook" w:eastAsia="Century Schoolbook" w:hAnsi="Century Schoolbook" w:cs="Century Schoolbook"/>
           <w:lang w:val="es-US"/>
         </w:rPr>
-        <w:lastRenderedPageBreak/>
         <w:t xml:space="preserve"> Muestren estadísticas descriptivas relevantes de </w:t>
       </w:r>
       <w:r>
@@ -3137,7 +3946,7 @@
                     </pic:cNvPicPr>
                   </pic:nvPicPr>
                   <pic:blipFill>
-                    <a:blip r:embed="rId12" cstate="print">
+                    <a:blip r:embed="rId16" cstate="print">
                       <a:extLst>
                         <a:ext uri="{28A0092B-C50C-407E-A947-70E740481C1C}">
                           <a14:useLocalDpi xmlns:a14="http://schemas.microsoft.com/office/drawing/2010/main" val="0"/>
@@ -3233,6 +4042,7 @@
       <w:r>
         <w:rPr>
           <w:rFonts w:ascii="Century Schoolbook" w:eastAsia="Century Schoolbook" w:hAnsi="Century Schoolbook" w:cs="Century Schoolbook"/>
+          <w:noProof/>
           <w:lang w:val="es-US"/>
         </w:rPr>
         <w:drawing>
@@ -3261,7 +4071,7 @@
                     </pic:cNvPicPr>
                   </pic:nvPicPr>
                   <pic:blipFill>
-                    <a:blip r:embed="rId13">
+                    <a:blip r:embed="rId17">
                       <a:extLst>
                         <a:ext uri="{28A0092B-C50C-407E-A947-70E740481C1C}">
                           <a14:useLocalDpi xmlns:a14="http://schemas.microsoft.com/office/drawing/2010/main" val="0"/>
@@ -3301,6 +4111,7 @@
       <w:r>
         <w:rPr>
           <w:rFonts w:ascii="Century Schoolbook" w:eastAsia="Century Schoolbook" w:hAnsi="Century Schoolbook" w:cs="Century Schoolbook"/>
+          <w:noProof/>
           <w:lang w:val="es-US"/>
         </w:rPr>
         <w:drawing>
@@ -3329,7 +4140,7 @@
                     </pic:cNvPicPr>
                   </pic:nvPicPr>
                   <pic:blipFill>
-                    <a:blip r:embed="rId14">
+                    <a:blip r:embed="rId18">
                       <a:extLst>
                         <a:ext uri="{28A0092B-C50C-407E-A947-70E740481C1C}">
                           <a14:useLocalDpi xmlns:a14="http://schemas.microsoft.com/office/drawing/2010/main" val="0"/>
@@ -3503,8 +4314,8 @@
       </w:pPr>
     </w:p>
     <w:sectPr>
-      <w:headerReference w:type="default" r:id="rId15"/>
-      <w:footerReference w:type="default" r:id="rId16"/>
+      <w:headerReference w:type="default" r:id="rId19"/>
+      <w:footerReference w:type="default" r:id="rId20"/>
       <w:pgSz w:w="11900" w:h="16840"/>
       <w:pgMar w:top="1412" w:right="1627" w:bottom="1319" w:left="1701" w:header="720" w:footer="720" w:gutter="0"/>
       <w:cols w:space="720"/>
@@ -4411,6 +5222,155 @@
     </w:lvl>
   </w:abstractNum>
   <w:abstractNum w:abstractNumId="2" w15:restartNumberingAfterBreak="0">
+    <w:nsid w:val="1F0B18BE"/>
+    <w:multiLevelType w:val="multilevel"/>
+    <w:tmpl w:val="F0768284"/>
+    <w:lvl w:ilvl="0">
+      <w:start w:val="1"/>
+      <w:numFmt w:val="bullet"/>
+      <w:lvlText w:val=""/>
+      <w:lvlJc w:val="left"/>
+      <w:pPr>
+        <w:tabs>
+          <w:tab w:val="num" w:pos="720"/>
+        </w:tabs>
+        <w:ind w:left="720" w:hanging="360"/>
+      </w:pPr>
+      <w:rPr>
+        <w:rFonts w:ascii="Symbol" w:hAnsi="Symbol" w:hint="default"/>
+        <w:sz w:val="20"/>
+      </w:rPr>
+    </w:lvl>
+    <w:lvl w:ilvl="1" w:tentative="1">
+      <w:start w:val="1"/>
+      <w:numFmt w:val="bullet"/>
+      <w:lvlText w:val="o"/>
+      <w:lvlJc w:val="left"/>
+      <w:pPr>
+        <w:tabs>
+          <w:tab w:val="num" w:pos="1440"/>
+        </w:tabs>
+        <w:ind w:left="1440" w:hanging="360"/>
+      </w:pPr>
+      <w:rPr>
+        <w:rFonts w:ascii="Courier New" w:hAnsi="Courier New" w:hint="default"/>
+        <w:sz w:val="20"/>
+      </w:rPr>
+    </w:lvl>
+    <w:lvl w:ilvl="2" w:tentative="1">
+      <w:start w:val="1"/>
+      <w:numFmt w:val="bullet"/>
+      <w:lvlText w:val=""/>
+      <w:lvlJc w:val="left"/>
+      <w:pPr>
+        <w:tabs>
+          <w:tab w:val="num" w:pos="2160"/>
+        </w:tabs>
+        <w:ind w:left="2160" w:hanging="360"/>
+      </w:pPr>
+      <w:rPr>
+        <w:rFonts w:ascii="Wingdings" w:hAnsi="Wingdings" w:hint="default"/>
+        <w:sz w:val="20"/>
+      </w:rPr>
+    </w:lvl>
+    <w:lvl w:ilvl="3" w:tentative="1">
+      <w:start w:val="1"/>
+      <w:numFmt w:val="bullet"/>
+      <w:lvlText w:val=""/>
+      <w:lvlJc w:val="left"/>
+      <w:pPr>
+        <w:tabs>
+          <w:tab w:val="num" w:pos="2880"/>
+        </w:tabs>
+        <w:ind w:left="2880" w:hanging="360"/>
+      </w:pPr>
+      <w:rPr>
+        <w:rFonts w:ascii="Wingdings" w:hAnsi="Wingdings" w:hint="default"/>
+        <w:sz w:val="20"/>
+      </w:rPr>
+    </w:lvl>
+    <w:lvl w:ilvl="4" w:tentative="1">
+      <w:start w:val="1"/>
+      <w:numFmt w:val="bullet"/>
+      <w:lvlText w:val=""/>
+      <w:lvlJc w:val="left"/>
+      <w:pPr>
+        <w:tabs>
+          <w:tab w:val="num" w:pos="3600"/>
+        </w:tabs>
+        <w:ind w:left="3600" w:hanging="360"/>
+      </w:pPr>
+      <w:rPr>
+        <w:rFonts w:ascii="Wingdings" w:hAnsi="Wingdings" w:hint="default"/>
+        <w:sz w:val="20"/>
+      </w:rPr>
+    </w:lvl>
+    <w:lvl w:ilvl="5" w:tentative="1">
+      <w:start w:val="1"/>
+      <w:numFmt w:val="bullet"/>
+      <w:lvlText w:val=""/>
+      <w:lvlJc w:val="left"/>
+      <w:pPr>
+        <w:tabs>
+          <w:tab w:val="num" w:pos="4320"/>
+        </w:tabs>
+        <w:ind w:left="4320" w:hanging="360"/>
+      </w:pPr>
+      <w:rPr>
+        <w:rFonts w:ascii="Wingdings" w:hAnsi="Wingdings" w:hint="default"/>
+        <w:sz w:val="20"/>
+      </w:rPr>
+    </w:lvl>
+    <w:lvl w:ilvl="6" w:tentative="1">
+      <w:start w:val="1"/>
+      <w:numFmt w:val="bullet"/>
+      <w:lvlText w:val=""/>
+      <w:lvlJc w:val="left"/>
+      <w:pPr>
+        <w:tabs>
+          <w:tab w:val="num" w:pos="5040"/>
+        </w:tabs>
+        <w:ind w:left="5040" w:hanging="360"/>
+      </w:pPr>
+      <w:rPr>
+        <w:rFonts w:ascii="Wingdings" w:hAnsi="Wingdings" w:hint="default"/>
+        <w:sz w:val="20"/>
+      </w:rPr>
+    </w:lvl>
+    <w:lvl w:ilvl="7" w:tentative="1">
+      <w:start w:val="1"/>
+      <w:numFmt w:val="bullet"/>
+      <w:lvlText w:val=""/>
+      <w:lvlJc w:val="left"/>
+      <w:pPr>
+        <w:tabs>
+          <w:tab w:val="num" w:pos="5760"/>
+        </w:tabs>
+        <w:ind w:left="5760" w:hanging="360"/>
+      </w:pPr>
+      <w:rPr>
+        <w:rFonts w:ascii="Wingdings" w:hAnsi="Wingdings" w:hint="default"/>
+        <w:sz w:val="20"/>
+      </w:rPr>
+    </w:lvl>
+    <w:lvl w:ilvl="8" w:tentative="1">
+      <w:start w:val="1"/>
+      <w:numFmt w:val="bullet"/>
+      <w:lvlText w:val=""/>
+      <w:lvlJc w:val="left"/>
+      <w:pPr>
+        <w:tabs>
+          <w:tab w:val="num" w:pos="6480"/>
+        </w:tabs>
+        <w:ind w:left="6480" w:hanging="360"/>
+      </w:pPr>
+      <w:rPr>
+        <w:rFonts w:ascii="Wingdings" w:hAnsi="Wingdings" w:hint="default"/>
+        <w:sz w:val="20"/>
+      </w:rPr>
+    </w:lvl>
+  </w:abstractNum>
+  <w:abstractNum w:abstractNumId="3" w15:restartNumberingAfterBreak="0">
     <w:nsid w:val="27A17DA1"/>
     <w:multiLevelType w:val="multilevel"/>
     <w:tmpl w:val="D96C9ACC"/>
@@ -4559,7 +5519,7 @@
       </w:rPr>
     </w:lvl>
   </w:abstractNum>
-  <w:abstractNum w:abstractNumId="3" w15:restartNumberingAfterBreak="0">
+  <w:abstractNum w:abstractNumId="4" w15:restartNumberingAfterBreak="0">
     <w:nsid w:val="27BC0E28"/>
     <w:multiLevelType w:val="multilevel"/>
     <w:tmpl w:val="92A0716C"/>
@@ -4708,7 +5668,7 @@
       </w:rPr>
     </w:lvl>
   </w:abstractNum>
-  <w:abstractNum w:abstractNumId="4" w15:restartNumberingAfterBreak="0">
+  <w:abstractNum w:abstractNumId="5" w15:restartNumberingAfterBreak="0">
     <w:nsid w:val="3D0523F9"/>
     <w:multiLevelType w:val="multilevel"/>
     <w:tmpl w:val="65FE5BF0"/>
@@ -4821,7 +5781,156 @@
       </w:rPr>
     </w:lvl>
   </w:abstractNum>
-  <w:abstractNum w:abstractNumId="5" w15:restartNumberingAfterBreak="0">
+  <w:abstractNum w:abstractNumId="6" w15:restartNumberingAfterBreak="0">
+    <w:nsid w:val="4B705F2D"/>
+    <w:multiLevelType w:val="multilevel"/>
+    <w:tmpl w:val="0C0A5FA8"/>
+    <w:lvl w:ilvl="0">
+      <w:start w:val="1"/>
+      <w:numFmt w:val="bullet"/>
+      <w:lvlText w:val=""/>
+      <w:lvlJc w:val="left"/>
+      <w:pPr>
+        <w:tabs>
+          <w:tab w:val="num" w:pos="720"/>
+        </w:tabs>
+        <w:ind w:left="720" w:hanging="360"/>
+      </w:pPr>
+      <w:rPr>
+        <w:rFonts w:ascii="Symbol" w:hAnsi="Symbol" w:hint="default"/>
+        <w:sz w:val="20"/>
+      </w:rPr>
+    </w:lvl>
+    <w:lvl w:ilvl="1" w:tentative="1">
+      <w:start w:val="1"/>
+      <w:numFmt w:val="bullet"/>
+      <w:lvlText w:val="o"/>
+      <w:lvlJc w:val="left"/>
+      <w:pPr>
+        <w:tabs>
+          <w:tab w:val="num" w:pos="1440"/>
+        </w:tabs>
+        <w:ind w:left="1440" w:hanging="360"/>
+      </w:pPr>
+      <w:rPr>
+        <w:rFonts w:ascii="Courier New" w:hAnsi="Courier New" w:hint="default"/>
+        <w:sz w:val="20"/>
+      </w:rPr>
+    </w:lvl>
+    <w:lvl w:ilvl="2" w:tentative="1">
+      <w:start w:val="1"/>
+      <w:numFmt w:val="bullet"/>
+      <w:lvlText w:val=""/>
+      <w:lvlJc w:val="left"/>
+      <w:pPr>
+        <w:tabs>
+          <w:tab w:val="num" w:pos="2160"/>
+        </w:tabs>
+        <w:ind w:left="2160" w:hanging="360"/>
+      </w:pPr>
+      <w:rPr>
+        <w:rFonts w:ascii="Wingdings" w:hAnsi="Wingdings" w:hint="default"/>
+        <w:sz w:val="20"/>
+      </w:rPr>
+    </w:lvl>
+    <w:lvl w:ilvl="3" w:tentative="1">
+      <w:start w:val="1"/>
+      <w:numFmt w:val="bullet"/>
+      <w:lvlText w:val=""/>
+      <w:lvlJc w:val="left"/>
+      <w:pPr>
+        <w:tabs>
+          <w:tab w:val="num" w:pos="2880"/>
+        </w:tabs>
+        <w:ind w:left="2880" w:hanging="360"/>
+      </w:pPr>
+      <w:rPr>
+        <w:rFonts w:ascii="Wingdings" w:hAnsi="Wingdings" w:hint="default"/>
+        <w:sz w:val="20"/>
+      </w:rPr>
+    </w:lvl>
+    <w:lvl w:ilvl="4" w:tentative="1">
+      <w:start w:val="1"/>
+      <w:numFmt w:val="bullet"/>
+      <w:lvlText w:val=""/>
+      <w:lvlJc w:val="left"/>
+      <w:pPr>
+        <w:tabs>
+          <w:tab w:val="num" w:pos="3600"/>
+        </w:tabs>
+        <w:ind w:left="3600" w:hanging="360"/>
+      </w:pPr>
+      <w:rPr>
+        <w:rFonts w:ascii="Wingdings" w:hAnsi="Wingdings" w:hint="default"/>
+        <w:sz w:val="20"/>
+      </w:rPr>
+    </w:lvl>
+    <w:lvl w:ilvl="5" w:tentative="1">
+      <w:start w:val="1"/>
+      <w:numFmt w:val="bullet"/>
+      <w:lvlText w:val=""/>
+      <w:lvlJc w:val="left"/>
+      <w:pPr>
+        <w:tabs>
+          <w:tab w:val="num" w:pos="4320"/>
+        </w:tabs>
+        <w:ind w:left="4320" w:hanging="360"/>
+      </w:pPr>
+      <w:rPr>
+        <w:rFonts w:ascii="Wingdings" w:hAnsi="Wingdings" w:hint="default"/>
+        <w:sz w:val="20"/>
+      </w:rPr>
+    </w:lvl>
+    <w:lvl w:ilvl="6" w:tentative="1">
+      <w:start w:val="1"/>
+      <w:numFmt w:val="bullet"/>
+      <w:lvlText w:val=""/>
+      <w:lvlJc w:val="left"/>
+      <w:pPr>
+        <w:tabs>
+          <w:tab w:val="num" w:pos="5040"/>
+        </w:tabs>
+        <w:ind w:left="5040" w:hanging="360"/>
+      </w:pPr>
+      <w:rPr>
+        <w:rFonts w:ascii="Wingdings" w:hAnsi="Wingdings" w:hint="default"/>
+        <w:sz w:val="20"/>
+      </w:rPr>
+    </w:lvl>
+    <w:lvl w:ilvl="7" w:tentative="1">
+      <w:start w:val="1"/>
+      <w:numFmt w:val="bullet"/>
+      <w:lvlText w:val=""/>
+      <w:lvlJc w:val="left"/>
+      <w:pPr>
+        <w:tabs>
+          <w:tab w:val="num" w:pos="5760"/>
+        </w:tabs>
+        <w:ind w:left="5760" w:hanging="360"/>
+      </w:pPr>
+      <w:rPr>
+        <w:rFonts w:ascii="Wingdings" w:hAnsi="Wingdings" w:hint="default"/>
+        <w:sz w:val="20"/>
+      </w:rPr>
+    </w:lvl>
+    <w:lvl w:ilvl="8" w:tentative="1">
+      <w:start w:val="1"/>
+      <w:numFmt w:val="bullet"/>
+      <w:lvlText w:val=""/>
+      <w:lvlJc w:val="left"/>
+      <w:pPr>
+        <w:tabs>
+          <w:tab w:val="num" w:pos="6480"/>
+        </w:tabs>
+        <w:ind w:left="6480" w:hanging="360"/>
+      </w:pPr>
+      <w:rPr>
+        <w:rFonts w:ascii="Wingdings" w:hAnsi="Wingdings" w:hint="default"/>
+        <w:sz w:val="20"/>
+      </w:rPr>
+    </w:lvl>
+  </w:abstractNum>
+  <w:abstractNum w:abstractNumId="7" w15:restartNumberingAfterBreak="0">
     <w:nsid w:val="5DFD6E27"/>
     <w:multiLevelType w:val="multilevel"/>
     <w:tmpl w:val="32D21CD6"/>
@@ -4907,7 +6016,7 @@
       </w:pPr>
     </w:lvl>
   </w:abstractNum>
-  <w:abstractNum w:abstractNumId="6" w15:restartNumberingAfterBreak="0">
+  <w:abstractNum w:abstractNumId="8" w15:restartNumberingAfterBreak="0">
     <w:nsid w:val="6A161976"/>
     <w:multiLevelType w:val="multilevel"/>
     <w:tmpl w:val="FC7230AC"/>
@@ -5056,7 +6165,7 @@
       </w:rPr>
     </w:lvl>
   </w:abstractNum>
-  <w:abstractNum w:abstractNumId="7" w15:restartNumberingAfterBreak="0">
+  <w:abstractNum w:abstractNumId="9" w15:restartNumberingAfterBreak="0">
     <w:nsid w:val="77595956"/>
     <w:multiLevelType w:val="multilevel"/>
     <w:tmpl w:val="16368328"/>
@@ -5205,7 +6314,7 @@
       </w:rPr>
     </w:lvl>
   </w:abstractNum>
-  <w:abstractNum w:abstractNumId="8" w15:restartNumberingAfterBreak="0">
+  <w:abstractNum w:abstractNumId="10" w15:restartNumberingAfterBreak="0">
     <w:nsid w:val="79DC40BA"/>
     <w:multiLevelType w:val="multilevel"/>
     <w:tmpl w:val="C47C830A"/>
@@ -5326,28 +6435,34 @@
     <w:abstractNumId w:val="1"/>
   </w:num>
   <w:num w:numId="2">
-    <w:abstractNumId w:val="5"/>
+    <w:abstractNumId w:val="7"/>
   </w:num>
   <w:num w:numId="3">
-    <w:abstractNumId w:val="2"/>
+    <w:abstractNumId w:val="3"/>
   </w:num>
   <w:num w:numId="4">
-    <w:abstractNumId w:val="3"/>
+    <w:abstractNumId w:val="4"/>
   </w:num>
   <w:num w:numId="5">
-    <w:abstractNumId w:val="8"/>
+    <w:abstractNumId w:val="10"/>
   </w:num>
   <w:num w:numId="6">
     <w:abstractNumId w:val="0"/>
   </w:num>
   <w:num w:numId="7">
-    <w:abstractNumId w:val="4"/>
+    <w:abstractNumId w:val="5"/>
   </w:num>
   <w:num w:numId="8">
-    <w:abstractNumId w:val="6"/>
+    <w:abstractNumId w:val="8"/>
   </w:num>
   <w:num w:numId="9">
-    <w:abstractNumId w:val="7"/>
+    <w:abstractNumId w:val="9"/>
+  </w:num>
+  <w:num w:numId="10">
+    <w:abstractNumId w:val="2"/>
+  </w:num>
+  <w:num w:numId="11">
+    <w:abstractNumId w:val="6"/>
   </w:num>
 </w:numbering>
 </file>
@@ -6421,4 +7536,16 @@
     </a:ext>
   </a:extLst>
 </a:theme>
+</file>
+
+<file path=customXml/item1.xml><?xml version="1.0" encoding="utf-8"?>
+<b:Sources xmlns:b="http://schemas.openxmlformats.org/officeDocument/2006/bibliography" xmlns="http://schemas.openxmlformats.org/officeDocument/2006/bibliography" SelectedStyle="\APASixthEditionOfficeOnline.xsl" StyleName="APA" Version="6"/>
+</file>
+
+<file path=customXml/itemProps1.xml><?xml version="1.0" encoding="utf-8"?>
+<ds:datastoreItem xmlns:ds="http://schemas.openxmlformats.org/officeDocument/2006/customXml" ds:itemID="{306E011F-2AE9-4E56-8B6F-2BCE82B8A891}">
+  <ds:schemaRefs>
+    <ds:schemaRef ds:uri="http://schemas.openxmlformats.org/officeDocument/2006/bibliography"/>
+  </ds:schemaRefs>
+</ds:datastoreItem>
 </file>
--- a/TP 2/BigData_TP2_Grupo#4 .docx
+++ b/TP 2/BigData_TP2_Grupo#4 .docx
@@ -1,6 +1,6 @@
 
 <file path=word/document.xml><?xml version="1.0" encoding="utf-8"?>
-<w:document xmlns:wpc="http://schemas.microsoft.com/office/word/2010/wordprocessingCanvas" xmlns:cx="http://schemas.microsoft.com/office/drawing/2014/chartex" xmlns:cx1="http://schemas.microsoft.com/office/drawing/2015/9/8/chartex" xmlns:cx2="http://schemas.microsoft.com/office/drawing/2015/10/21/chartex" xmlns:cx3="http://schemas.microsoft.com/office/drawing/2016/5/9/chartex" xmlns:cx4="http://schemas.microsoft.com/office/drawing/2016/5/10/chartex" xmlns:cx5="http://schemas.microsoft.com/office/drawing/2016/5/11/chartex" xmlns:cx6="http://schemas.microsoft.com/office/drawing/2016/5/12/chartex" xmlns:cx7="http://schemas.microsoft.com/office/drawing/2016/5/13/chartex" xmlns:cx8="http://schemas.microsoft.com/office/drawing/2016/5/14/chartex" xmlns:mc="http://schemas.openxmlformats.org/markup-compatibility/2006" xmlns:aink="http://schemas.microsoft.com/office/drawing/2016/ink" xmlns:am3d="http://schemas.microsoft.com/office/drawing/2017/model3d" xmlns:o="urn:schemas-microsoft-com:office:office" xmlns:r="http://schemas.openxmlformats.org/officeDocument/2006/relationships" xmlns:m="http://schemas.openxmlformats.org/officeDocument/2006/math" xmlns:v="urn:schemas-microsoft-com:vml" xmlns:wp14="http://schemas.microsoft.com/office/word/2010/wordprocessingDrawing" xmlns:wp="http://schemas.openxmlformats.org/drawingml/2006/wordprocessingDrawing" xmlns:w10="urn:schemas-microsoft-com:office:word" xmlns:w="http://schemas.openxmlformats.org/wordprocessingml/2006/main" xmlns:w14="http://schemas.microsoft.com/office/word/2010/wordml" xmlns:w15="http://schemas.microsoft.com/office/word/2012/wordml" xmlns:w16cex="http://schemas.microsoft.com/office/word/2018/wordml/cex" xmlns:w16cid="http://schemas.microsoft.com/office/word/2016/wordml/cid" xmlns:w16="http://schemas.microsoft.com/office/word/2018/wordml" xmlns:w16sdtdh="http://schemas.microsoft.com/office/word/2020/wordml/sdtdatahash" xmlns:w16se="http://schemas.microsoft.com/office/word/2015/wordml/symex" xmlns:wpg="http://schemas.microsoft.com/office/word/2010/wordprocessingGroup" xmlns:wpi="http://schemas.microsoft.com/office/word/2010/wordprocessingInk" xmlns:wne="http://schemas.microsoft.com/office/word/2006/wordml" xmlns:wps="http://schemas.microsoft.com/office/word/2010/wordprocessingShape" mc:Ignorable="w14 w15 w16se w16cid w16 w16cex w16sdtdh wp14">
+<w:document xmlns:wpc="http://schemas.microsoft.com/office/word/2010/wordprocessingCanvas" xmlns:cx="http://schemas.microsoft.com/office/drawing/2014/chartex" xmlns:cx1="http://schemas.microsoft.com/office/drawing/2015/9/8/chartex" xmlns:cx2="http://schemas.microsoft.com/office/drawing/2015/10/21/chartex" xmlns:cx3="http://schemas.microsoft.com/office/drawing/2016/5/9/chartex" xmlns:cx4="http://schemas.microsoft.com/office/drawing/2016/5/10/chartex" xmlns:cx5="http://schemas.microsoft.com/office/drawing/2016/5/11/chartex" xmlns:cx6="http://schemas.microsoft.com/office/drawing/2016/5/12/chartex" xmlns:cx7="http://schemas.microsoft.com/office/drawing/2016/5/13/chartex" xmlns:cx8="http://schemas.microsoft.com/office/drawing/2016/5/14/chartex" xmlns:mc="http://schemas.openxmlformats.org/markup-compatibility/2006" xmlns:aink="http://schemas.microsoft.com/office/drawing/2016/ink" xmlns:am3d="http://schemas.microsoft.com/office/drawing/2017/model3d" xmlns:o="urn:schemas-microsoft-com:office:office" xmlns:oel="http://schemas.microsoft.com/office/2019/extlst" xmlns:r="http://schemas.openxmlformats.org/officeDocument/2006/relationships" xmlns:m="http://schemas.openxmlformats.org/officeDocument/2006/math" xmlns:v="urn:schemas-microsoft-com:vml" xmlns:wp14="http://schemas.microsoft.com/office/word/2010/wordprocessingDrawing" xmlns:wp="http://schemas.openxmlformats.org/drawingml/2006/wordprocessingDrawing" xmlns:w10="urn:schemas-microsoft-com:office:word" xmlns:w="http://schemas.openxmlformats.org/wordprocessingml/2006/main" xmlns:w14="http://schemas.microsoft.com/office/word/2010/wordml" xmlns:w15="http://schemas.microsoft.com/office/word/2012/wordml" xmlns:w16cex="http://schemas.microsoft.com/office/word/2018/wordml/cex" xmlns:w16cid="http://schemas.microsoft.com/office/word/2016/wordml/cid" xmlns:w16="http://schemas.microsoft.com/office/word/2018/wordml" xmlns:w16sdtdh="http://schemas.microsoft.com/office/word/2020/wordml/sdtdatahash" xmlns:w16se="http://schemas.microsoft.com/office/word/2015/wordml/symex" xmlns:wpg="http://schemas.microsoft.com/office/word/2010/wordprocessingGroup" xmlns:wpi="http://schemas.microsoft.com/office/word/2010/wordprocessingInk" xmlns:wne="http://schemas.microsoft.com/office/word/2006/wordml" xmlns:wps="http://schemas.microsoft.com/office/word/2010/wordprocessingShape" mc:Ignorable="w14 w15 w16se w16cid w16 w16cex w16sdtdh wp14">
   <w:body>
     <w:p>
       <w:pPr>
@@ -1005,22 +1005,2417 @@
         <w:ind w:left="1080" w:firstLine="0"/>
         <w:jc w:val="both"/>
         <w:rPr>
+          <w:rFonts w:ascii="Century Schoolbook" w:eastAsia="Century Schoolbook" w:hAnsi="Century Schoolbook" w:cs="Century Schoolbook"/>
+          <w:lang w:val="es-US"/>
+        </w:rPr>
+      </w:pPr>
+      <w:r>
+        <w:rPr>
+          <w:rFonts w:ascii="Century Schoolbook" w:eastAsia="Century Schoolbook" w:hAnsi="Century Schoolbook" w:cs="Century Schoolbook"/>
+          <w:lang w:val="es-US"/>
+        </w:rPr>
+        <w:t>-</w:t>
+      </w:r>
+      <w:r>
+        <w:rPr>
+          <w:rFonts w:ascii="Century Schoolbook" w:eastAsia="Century Schoolbook" w:hAnsi="Century Schoolbook" w:cs="Century Schoolbook"/>
+          <w:lang w:val="es-US"/>
+        </w:rPr>
+        <w:t>En principio las variables que elegimos son las siguientes:</w:t>
+      </w:r>
+    </w:p>
+    <w:p>
+      <w:pPr>
+        <w:pBdr>
+          <w:top w:val="nil"/>
+          <w:left w:val="nil"/>
+          <w:bottom w:val="nil"/>
+          <w:right w:val="nil"/>
+          <w:between w:val="nil"/>
+        </w:pBdr>
+        <w:spacing w:before="240" w:after="0" w:line="240" w:lineRule="auto"/>
+        <w:ind w:left="1080" w:firstLine="0"/>
+        <w:jc w:val="both"/>
+        <w:rPr>
+          <w:rFonts w:ascii="Century Schoolbook" w:eastAsia="Century Schoolbook" w:hAnsi="Century Schoolbook" w:cs="Century Schoolbook"/>
+          <w:lang w:val="es-US"/>
+        </w:rPr>
+      </w:pPr>
+    </w:p>
+    <w:tbl>
+      <w:tblPr>
+        <w:tblW w:w="11800" w:type="dxa"/>
+        <w:tblInd w:w="-1659" w:type="dxa"/>
+        <w:tblCellMar>
+          <w:left w:w="70" w:type="dxa"/>
+          <w:right w:w="70" w:type="dxa"/>
+        </w:tblCellMar>
+        <w:tblLook w:val="04A0" w:firstRow="1" w:lastRow="0" w:firstColumn="1" w:lastColumn="0" w:noHBand="0" w:noVBand="1"/>
+      </w:tblPr>
+      <w:tblGrid>
+        <w:gridCol w:w="1640"/>
+        <w:gridCol w:w="2980"/>
+        <w:gridCol w:w="7180"/>
+      </w:tblGrid>
+      <w:tr>
+        <w:trPr>
+          <w:trHeight w:val="300"/>
+        </w:trPr>
+        <w:tc>
+          <w:tcPr>
+            <w:tcW w:w="1640" w:type="dxa"/>
+            <w:tcBorders>
+              <w:top w:val="single" w:sz="4" w:space="0" w:color="auto"/>
+              <w:left w:val="single" w:sz="4" w:space="0" w:color="auto"/>
+              <w:bottom w:val="single" w:sz="4" w:space="0" w:color="auto"/>
+              <w:right w:val="single" w:sz="4" w:space="0" w:color="auto"/>
+            </w:tcBorders>
+            <w:shd w:val="clear" w:color="auto" w:fill="auto"/>
+            <w:noWrap/>
+            <w:hideMark/>
+          </w:tcPr>
+          <w:p>
+            <w:pPr>
+              <w:spacing w:after="0" w:line="240" w:lineRule="auto"/>
+              <w:ind w:left="0" w:firstLine="0"/>
+              <w:jc w:val="center"/>
+              <w:rPr>
+                <w:rFonts w:ascii="Calibri" w:eastAsia="Times New Roman" w:hAnsi="Calibri" w:cs="Calibri"/>
+                <w:b/>
+                <w:bCs/>
+                <w:kern w:val="0"/>
+                <w:sz w:val="22"/>
+                <w:szCs w:val="22"/>
+                <w14:ligatures w14:val="none"/>
+              </w:rPr>
+            </w:pPr>
+            <w:r>
+              <w:rPr>
+                <w:rFonts w:ascii="Calibri" w:eastAsia="Times New Roman" w:hAnsi="Calibri" w:cs="Calibri"/>
+                <w:b/>
+                <w:bCs/>
+                <w:kern w:val="0"/>
+                <w:sz w:val="22"/>
+                <w:szCs w:val="22"/>
+                <w14:ligatures w14:val="none"/>
+              </w:rPr>
+              <w:t>Variable original</w:t>
+            </w:r>
+          </w:p>
+        </w:tc>
+        <w:tc>
+          <w:tcPr>
+            <w:tcW w:w="2980" w:type="dxa"/>
+            <w:tcBorders>
+              <w:top w:val="single" w:sz="4" w:space="0" w:color="auto"/>
+              <w:left w:val="nil"/>
+              <w:bottom w:val="single" w:sz="4" w:space="0" w:color="auto"/>
+              <w:right w:val="single" w:sz="4" w:space="0" w:color="auto"/>
+            </w:tcBorders>
+            <w:shd w:val="clear" w:color="auto" w:fill="auto"/>
+            <w:noWrap/>
+            <w:hideMark/>
+          </w:tcPr>
+          <w:p>
+            <w:pPr>
+              <w:spacing w:after="0" w:line="240" w:lineRule="auto"/>
+              <w:ind w:left="0" w:firstLine="0"/>
+              <w:jc w:val="center"/>
+              <w:rPr>
+                <w:rFonts w:ascii="Calibri" w:eastAsia="Times New Roman" w:hAnsi="Calibri" w:cs="Calibri"/>
+                <w:b/>
+                <w:bCs/>
+                <w:kern w:val="0"/>
+                <w:sz w:val="22"/>
+                <w:szCs w:val="22"/>
+                <w14:ligatures w14:val="none"/>
+              </w:rPr>
+            </w:pPr>
+            <w:r>
+              <w:rPr>
+                <w:rFonts w:ascii="Calibri" w:eastAsia="Times New Roman" w:hAnsi="Calibri" w:cs="Calibri"/>
+                <w:b/>
+                <w:bCs/>
+                <w:kern w:val="0"/>
+                <w:sz w:val="22"/>
+                <w:szCs w:val="22"/>
+                <w14:ligatures w14:val="none"/>
+              </w:rPr>
+              <w:t>Nuevo nombre</w:t>
+            </w:r>
+          </w:p>
+        </w:tc>
+        <w:tc>
+          <w:tcPr>
+            <w:tcW w:w="7180" w:type="dxa"/>
+            <w:tcBorders>
+              <w:top w:val="single" w:sz="4" w:space="0" w:color="auto"/>
+              <w:left w:val="nil"/>
+              <w:bottom w:val="single" w:sz="4" w:space="0" w:color="auto"/>
+              <w:right w:val="single" w:sz="4" w:space="0" w:color="auto"/>
+            </w:tcBorders>
+            <w:shd w:val="clear" w:color="auto" w:fill="auto"/>
+            <w:noWrap/>
+            <w:hideMark/>
+          </w:tcPr>
+          <w:p>
+            <w:pPr>
+              <w:spacing w:after="0" w:line="240" w:lineRule="auto"/>
+              <w:ind w:left="0" w:firstLine="0"/>
+              <w:jc w:val="center"/>
+              <w:rPr>
+                <w:rFonts w:ascii="Calibri" w:eastAsia="Times New Roman" w:hAnsi="Calibri" w:cs="Calibri"/>
+                <w:b/>
+                <w:bCs/>
+                <w:kern w:val="0"/>
+                <w:sz w:val="22"/>
+                <w:szCs w:val="22"/>
+                <w14:ligatures w14:val="none"/>
+              </w:rPr>
+            </w:pPr>
+            <w:r>
+              <w:rPr>
+                <w:rFonts w:ascii="Calibri" w:eastAsia="Times New Roman" w:hAnsi="Calibri" w:cs="Calibri"/>
+                <w:b/>
+                <w:bCs/>
+                <w:kern w:val="0"/>
+                <w:sz w:val="22"/>
+                <w:szCs w:val="22"/>
+                <w14:ligatures w14:val="none"/>
+              </w:rPr>
+              <w:t>Descripción</w:t>
+            </w:r>
+          </w:p>
+        </w:tc>
+      </w:tr>
+      <w:tr>
+        <w:trPr>
+          <w:trHeight w:val="300"/>
+        </w:trPr>
+        <w:tc>
+          <w:tcPr>
+            <w:tcW w:w="1640" w:type="dxa"/>
+            <w:tcBorders>
+              <w:top w:val="nil"/>
+              <w:left w:val="single" w:sz="4" w:space="0" w:color="auto"/>
+              <w:bottom w:val="single" w:sz="4" w:space="0" w:color="auto"/>
+              <w:right w:val="single" w:sz="4" w:space="0" w:color="auto"/>
+            </w:tcBorders>
+            <w:shd w:val="clear" w:color="auto" w:fill="auto"/>
+            <w:noWrap/>
+            <w:vAlign w:val="bottom"/>
+            <w:hideMark/>
+          </w:tcPr>
+          <w:p>
+            <w:pPr>
+              <w:spacing w:after="0" w:line="240" w:lineRule="auto"/>
+              <w:ind w:left="0" w:firstLine="0"/>
+              <w:rPr>
+                <w:rFonts w:ascii="Calibri" w:eastAsia="Times New Roman" w:hAnsi="Calibri" w:cs="Calibri"/>
+                <w:kern w:val="0"/>
+                <w:sz w:val="22"/>
+                <w:szCs w:val="22"/>
+                <w14:ligatures w14:val="none"/>
+              </w:rPr>
+            </w:pPr>
+            <w:r>
+              <w:rPr>
+                <w:rFonts w:ascii="Calibri" w:eastAsia="Times New Roman" w:hAnsi="Calibri" w:cs="Calibri"/>
+                <w:kern w:val="0"/>
+                <w:sz w:val="22"/>
+                <w:szCs w:val="22"/>
+                <w14:ligatures w14:val="none"/>
+              </w:rPr>
+              <w:t>CH04</w:t>
+            </w:r>
+          </w:p>
+        </w:tc>
+        <w:tc>
+          <w:tcPr>
+            <w:tcW w:w="2980" w:type="dxa"/>
+            <w:tcBorders>
+              <w:top w:val="nil"/>
+              <w:left w:val="nil"/>
+              <w:bottom w:val="single" w:sz="4" w:space="0" w:color="auto"/>
+              <w:right w:val="single" w:sz="4" w:space="0" w:color="auto"/>
+            </w:tcBorders>
+            <w:shd w:val="clear" w:color="auto" w:fill="auto"/>
+            <w:noWrap/>
+            <w:vAlign w:val="bottom"/>
+            <w:hideMark/>
+          </w:tcPr>
+          <w:p>
+            <w:pPr>
+              <w:spacing w:after="0" w:line="240" w:lineRule="auto"/>
+              <w:ind w:left="0" w:firstLine="0"/>
+              <w:rPr>
+                <w:rFonts w:ascii="Calibri" w:eastAsia="Times New Roman" w:hAnsi="Calibri" w:cs="Calibri"/>
+                <w:kern w:val="0"/>
+                <w:sz w:val="22"/>
+                <w:szCs w:val="22"/>
+                <w14:ligatures w14:val="none"/>
+              </w:rPr>
+            </w:pPr>
+            <w:r>
+              <w:rPr>
+                <w:rFonts w:ascii="Calibri" w:eastAsia="Times New Roman" w:hAnsi="Calibri" w:cs="Calibri"/>
+                <w:kern w:val="0"/>
+                <w:sz w:val="22"/>
+                <w:szCs w:val="22"/>
+                <w14:ligatures w14:val="none"/>
+              </w:rPr>
+              <w:t>genero</w:t>
+            </w:r>
+          </w:p>
+        </w:tc>
+        <w:tc>
+          <w:tcPr>
+            <w:tcW w:w="7180" w:type="dxa"/>
+            <w:tcBorders>
+              <w:top w:val="nil"/>
+              <w:left w:val="nil"/>
+              <w:bottom w:val="single" w:sz="4" w:space="0" w:color="auto"/>
+              <w:right w:val="single" w:sz="4" w:space="0" w:color="auto"/>
+            </w:tcBorders>
+            <w:shd w:val="clear" w:color="auto" w:fill="auto"/>
+            <w:noWrap/>
+            <w:vAlign w:val="bottom"/>
+            <w:hideMark/>
+          </w:tcPr>
+          <w:p>
+            <w:pPr>
+              <w:spacing w:after="0" w:line="240" w:lineRule="auto"/>
+              <w:ind w:left="0" w:firstLine="0"/>
+              <w:rPr>
+                <w:rFonts w:ascii="Calibri" w:eastAsia="Times New Roman" w:hAnsi="Calibri" w:cs="Calibri"/>
+                <w:kern w:val="0"/>
+                <w:sz w:val="22"/>
+                <w:szCs w:val="22"/>
+                <w14:ligatures w14:val="none"/>
+              </w:rPr>
+            </w:pPr>
+            <w:r>
+              <w:rPr>
+                <w:rFonts w:ascii="Calibri" w:eastAsia="Times New Roman" w:hAnsi="Calibri" w:cs="Calibri"/>
+                <w:kern w:val="0"/>
+                <w:sz w:val="22"/>
+                <w:szCs w:val="22"/>
+                <w14:ligatures w14:val="none"/>
+              </w:rPr>
+              <w:t>Sexo de la persona (1 = varón, 2 = mujer).</w:t>
+            </w:r>
+          </w:p>
+        </w:tc>
+      </w:tr>
+      <w:tr>
+        <w:trPr>
+          <w:trHeight w:val="300"/>
+        </w:trPr>
+        <w:tc>
+          <w:tcPr>
+            <w:tcW w:w="1640" w:type="dxa"/>
+            <w:tcBorders>
+              <w:top w:val="nil"/>
+              <w:left w:val="single" w:sz="4" w:space="0" w:color="auto"/>
+              <w:bottom w:val="single" w:sz="4" w:space="0" w:color="auto"/>
+              <w:right w:val="single" w:sz="4" w:space="0" w:color="auto"/>
+            </w:tcBorders>
+            <w:shd w:val="clear" w:color="auto" w:fill="auto"/>
+            <w:noWrap/>
+            <w:vAlign w:val="bottom"/>
+            <w:hideMark/>
+          </w:tcPr>
+          <w:p>
+            <w:pPr>
+              <w:spacing w:after="0" w:line="240" w:lineRule="auto"/>
+              <w:ind w:left="0" w:firstLine="0"/>
+              <w:rPr>
+                <w:rFonts w:ascii="Calibri" w:eastAsia="Times New Roman" w:hAnsi="Calibri" w:cs="Calibri"/>
+                <w:kern w:val="0"/>
+                <w:sz w:val="22"/>
+                <w:szCs w:val="22"/>
+                <w14:ligatures w14:val="none"/>
+              </w:rPr>
+            </w:pPr>
+            <w:r>
+              <w:rPr>
+                <w:rFonts w:ascii="Calibri" w:eastAsia="Times New Roman" w:hAnsi="Calibri" w:cs="Calibri"/>
+                <w:kern w:val="0"/>
+                <w:sz w:val="22"/>
+                <w:szCs w:val="22"/>
+                <w14:ligatures w14:val="none"/>
+              </w:rPr>
+              <w:t>CH06</w:t>
+            </w:r>
+          </w:p>
+        </w:tc>
+        <w:tc>
+          <w:tcPr>
+            <w:tcW w:w="2980" w:type="dxa"/>
+            <w:tcBorders>
+              <w:top w:val="nil"/>
+              <w:left w:val="nil"/>
+              <w:bottom w:val="single" w:sz="4" w:space="0" w:color="auto"/>
+              <w:right w:val="single" w:sz="4" w:space="0" w:color="auto"/>
+            </w:tcBorders>
+            <w:shd w:val="clear" w:color="auto" w:fill="auto"/>
+            <w:noWrap/>
+            <w:vAlign w:val="bottom"/>
+            <w:hideMark/>
+          </w:tcPr>
+          <w:p>
+            <w:pPr>
+              <w:spacing w:after="0" w:line="240" w:lineRule="auto"/>
+              <w:ind w:left="0" w:firstLine="0"/>
+              <w:rPr>
+                <w:rFonts w:ascii="Calibri" w:eastAsia="Times New Roman" w:hAnsi="Calibri" w:cs="Calibri"/>
+                <w:kern w:val="0"/>
+                <w:sz w:val="22"/>
+                <w:szCs w:val="22"/>
+                <w14:ligatures w14:val="none"/>
+              </w:rPr>
+            </w:pPr>
+            <w:r>
+              <w:rPr>
+                <w:rFonts w:ascii="Calibri" w:eastAsia="Times New Roman" w:hAnsi="Calibri" w:cs="Calibri"/>
+                <w:kern w:val="0"/>
+                <w:sz w:val="22"/>
+                <w:szCs w:val="22"/>
+                <w14:ligatures w14:val="none"/>
+              </w:rPr>
+              <w:t>edad</w:t>
+            </w:r>
+          </w:p>
+        </w:tc>
+        <w:tc>
+          <w:tcPr>
+            <w:tcW w:w="7180" w:type="dxa"/>
+            <w:tcBorders>
+              <w:top w:val="nil"/>
+              <w:left w:val="nil"/>
+              <w:bottom w:val="single" w:sz="4" w:space="0" w:color="auto"/>
+              <w:right w:val="single" w:sz="4" w:space="0" w:color="auto"/>
+            </w:tcBorders>
+            <w:shd w:val="clear" w:color="auto" w:fill="auto"/>
+            <w:noWrap/>
+            <w:vAlign w:val="bottom"/>
+            <w:hideMark/>
+          </w:tcPr>
+          <w:p>
+            <w:pPr>
+              <w:spacing w:after="0" w:line="240" w:lineRule="auto"/>
+              <w:ind w:left="0" w:firstLine="0"/>
+              <w:rPr>
+                <w:rFonts w:ascii="Calibri" w:eastAsia="Times New Roman" w:hAnsi="Calibri" w:cs="Calibri"/>
+                <w:kern w:val="0"/>
+                <w:sz w:val="22"/>
+                <w:szCs w:val="22"/>
+                <w14:ligatures w14:val="none"/>
+              </w:rPr>
+            </w:pPr>
+            <w:r>
+              <w:rPr>
+                <w:rFonts w:ascii="Calibri" w:eastAsia="Times New Roman" w:hAnsi="Calibri" w:cs="Calibri"/>
+                <w:kern w:val="0"/>
+                <w:sz w:val="22"/>
+                <w:szCs w:val="22"/>
+                <w14:ligatures w14:val="none"/>
+              </w:rPr>
+              <w:t>Edad del individuo en años.</w:t>
+            </w:r>
+          </w:p>
+        </w:tc>
+      </w:tr>
+      <w:tr>
+        <w:trPr>
+          <w:trHeight w:val="300"/>
+        </w:trPr>
+        <w:tc>
+          <w:tcPr>
+            <w:tcW w:w="1640" w:type="dxa"/>
+            <w:tcBorders>
+              <w:top w:val="nil"/>
+              <w:left w:val="single" w:sz="4" w:space="0" w:color="auto"/>
+              <w:bottom w:val="single" w:sz="4" w:space="0" w:color="auto"/>
+              <w:right w:val="single" w:sz="4" w:space="0" w:color="auto"/>
+            </w:tcBorders>
+            <w:shd w:val="clear" w:color="auto" w:fill="auto"/>
+            <w:noWrap/>
+            <w:vAlign w:val="bottom"/>
+            <w:hideMark/>
+          </w:tcPr>
+          <w:p>
+            <w:pPr>
+              <w:spacing w:after="0" w:line="240" w:lineRule="auto"/>
+              <w:ind w:left="0" w:firstLine="0"/>
+              <w:rPr>
+                <w:rFonts w:ascii="Calibri" w:eastAsia="Times New Roman" w:hAnsi="Calibri" w:cs="Calibri"/>
+                <w:kern w:val="0"/>
+                <w:sz w:val="22"/>
+                <w:szCs w:val="22"/>
+                <w14:ligatures w14:val="none"/>
+              </w:rPr>
+            </w:pPr>
+            <w:r>
+              <w:rPr>
+                <w:rFonts w:ascii="Calibri" w:eastAsia="Times New Roman" w:hAnsi="Calibri" w:cs="Calibri"/>
+                <w:kern w:val="0"/>
+                <w:sz w:val="22"/>
+                <w:szCs w:val="22"/>
+                <w14:ligatures w14:val="none"/>
+              </w:rPr>
+              <w:t>CH07</w:t>
+            </w:r>
+          </w:p>
+        </w:tc>
+        <w:tc>
+          <w:tcPr>
+            <w:tcW w:w="2980" w:type="dxa"/>
+            <w:tcBorders>
+              <w:top w:val="nil"/>
+              <w:left w:val="nil"/>
+              <w:bottom w:val="single" w:sz="4" w:space="0" w:color="auto"/>
+              <w:right w:val="single" w:sz="4" w:space="0" w:color="auto"/>
+            </w:tcBorders>
+            <w:shd w:val="clear" w:color="auto" w:fill="auto"/>
+            <w:noWrap/>
+            <w:vAlign w:val="bottom"/>
+            <w:hideMark/>
+          </w:tcPr>
+          <w:p>
+            <w:pPr>
+              <w:spacing w:after="0" w:line="240" w:lineRule="auto"/>
+              <w:ind w:left="0" w:firstLine="0"/>
+              <w:rPr>
+                <w:rFonts w:ascii="Calibri" w:eastAsia="Times New Roman" w:hAnsi="Calibri" w:cs="Calibri"/>
+                <w:kern w:val="0"/>
+                <w:sz w:val="22"/>
+                <w:szCs w:val="22"/>
+                <w14:ligatures w14:val="none"/>
+              </w:rPr>
+            </w:pPr>
+            <w:proofErr w:type="spellStart"/>
+            <w:r>
+              <w:rPr>
+                <w:rFonts w:ascii="Calibri" w:eastAsia="Times New Roman" w:hAnsi="Calibri" w:cs="Calibri"/>
+                <w:kern w:val="0"/>
+                <w:sz w:val="22"/>
+                <w:szCs w:val="22"/>
+                <w14:ligatures w14:val="none"/>
+              </w:rPr>
+              <w:t>tipo_empleo</w:t>
+            </w:r>
+            <w:proofErr w:type="spellEnd"/>
+          </w:p>
+        </w:tc>
+        <w:tc>
+          <w:tcPr>
+            <w:tcW w:w="7180" w:type="dxa"/>
+            <w:tcBorders>
+              <w:top w:val="nil"/>
+              <w:left w:val="nil"/>
+              <w:bottom w:val="single" w:sz="4" w:space="0" w:color="auto"/>
+              <w:right w:val="single" w:sz="4" w:space="0" w:color="auto"/>
+            </w:tcBorders>
+            <w:shd w:val="clear" w:color="auto" w:fill="auto"/>
+            <w:noWrap/>
+            <w:vAlign w:val="bottom"/>
+            <w:hideMark/>
+          </w:tcPr>
+          <w:p>
+            <w:pPr>
+              <w:spacing w:after="0" w:line="240" w:lineRule="auto"/>
+              <w:ind w:left="0" w:firstLine="0"/>
+              <w:rPr>
+                <w:rFonts w:ascii="Calibri" w:eastAsia="Times New Roman" w:hAnsi="Calibri" w:cs="Calibri"/>
+                <w:kern w:val="0"/>
+                <w:sz w:val="22"/>
+                <w:szCs w:val="22"/>
+                <w14:ligatures w14:val="none"/>
+              </w:rPr>
+            </w:pPr>
+            <w:r>
+              <w:rPr>
+                <w:rFonts w:ascii="Calibri" w:eastAsia="Times New Roman" w:hAnsi="Calibri" w:cs="Calibri"/>
+                <w:kern w:val="0"/>
+                <w:sz w:val="22"/>
+                <w:szCs w:val="22"/>
+                <w14:ligatures w14:val="none"/>
+              </w:rPr>
+              <w:t>Categoría ocupacional (patrón, cuenta propia, obrero, empleado, etc.).</w:t>
+            </w:r>
+          </w:p>
+        </w:tc>
+      </w:tr>
+      <w:tr>
+        <w:trPr>
+          <w:trHeight w:val="300"/>
+        </w:trPr>
+        <w:tc>
+          <w:tcPr>
+            <w:tcW w:w="1640" w:type="dxa"/>
+            <w:tcBorders>
+              <w:top w:val="nil"/>
+              <w:left w:val="single" w:sz="4" w:space="0" w:color="auto"/>
+              <w:bottom w:val="single" w:sz="4" w:space="0" w:color="auto"/>
+              <w:right w:val="single" w:sz="4" w:space="0" w:color="auto"/>
+            </w:tcBorders>
+            <w:shd w:val="clear" w:color="auto" w:fill="auto"/>
+            <w:noWrap/>
+            <w:vAlign w:val="bottom"/>
+            <w:hideMark/>
+          </w:tcPr>
+          <w:p>
+            <w:pPr>
+              <w:spacing w:after="0" w:line="240" w:lineRule="auto"/>
+              <w:ind w:left="0" w:firstLine="0"/>
+              <w:rPr>
+                <w:rFonts w:ascii="Calibri" w:eastAsia="Times New Roman" w:hAnsi="Calibri" w:cs="Calibri"/>
+                <w:kern w:val="0"/>
+                <w:sz w:val="22"/>
+                <w:szCs w:val="22"/>
+                <w14:ligatures w14:val="none"/>
+              </w:rPr>
+            </w:pPr>
+            <w:r>
+              <w:rPr>
+                <w:rFonts w:ascii="Calibri" w:eastAsia="Times New Roman" w:hAnsi="Calibri" w:cs="Calibri"/>
+                <w:kern w:val="0"/>
+                <w:sz w:val="22"/>
+                <w:szCs w:val="22"/>
+                <w14:ligatures w14:val="none"/>
+              </w:rPr>
+              <w:t>CH08</w:t>
+            </w:r>
+          </w:p>
+        </w:tc>
+        <w:tc>
+          <w:tcPr>
+            <w:tcW w:w="2980" w:type="dxa"/>
+            <w:tcBorders>
+              <w:top w:val="nil"/>
+              <w:left w:val="nil"/>
+              <w:bottom w:val="single" w:sz="4" w:space="0" w:color="auto"/>
+              <w:right w:val="single" w:sz="4" w:space="0" w:color="auto"/>
+            </w:tcBorders>
+            <w:shd w:val="clear" w:color="auto" w:fill="auto"/>
+            <w:noWrap/>
+            <w:vAlign w:val="bottom"/>
+            <w:hideMark/>
+          </w:tcPr>
+          <w:p>
+            <w:pPr>
+              <w:spacing w:after="0" w:line="240" w:lineRule="auto"/>
+              <w:ind w:left="0" w:firstLine="0"/>
+              <w:rPr>
+                <w:rFonts w:ascii="Calibri" w:eastAsia="Times New Roman" w:hAnsi="Calibri" w:cs="Calibri"/>
+                <w:kern w:val="0"/>
+                <w:sz w:val="22"/>
+                <w:szCs w:val="22"/>
+                <w14:ligatures w14:val="none"/>
+              </w:rPr>
+            </w:pPr>
+            <w:r>
+              <w:rPr>
+                <w:rFonts w:ascii="Calibri" w:eastAsia="Times New Roman" w:hAnsi="Calibri" w:cs="Calibri"/>
+                <w:kern w:val="0"/>
+                <w:sz w:val="22"/>
+                <w:szCs w:val="22"/>
+                <w14:ligatures w14:val="none"/>
+              </w:rPr>
+              <w:t>parentesco</w:t>
+            </w:r>
+          </w:p>
+        </w:tc>
+        <w:tc>
+          <w:tcPr>
+            <w:tcW w:w="7180" w:type="dxa"/>
+            <w:tcBorders>
+              <w:top w:val="nil"/>
+              <w:left w:val="nil"/>
+              <w:bottom w:val="single" w:sz="4" w:space="0" w:color="auto"/>
+              <w:right w:val="single" w:sz="4" w:space="0" w:color="auto"/>
+            </w:tcBorders>
+            <w:shd w:val="clear" w:color="auto" w:fill="auto"/>
+            <w:noWrap/>
+            <w:vAlign w:val="bottom"/>
+            <w:hideMark/>
+          </w:tcPr>
+          <w:p>
+            <w:pPr>
+              <w:spacing w:after="0" w:line="240" w:lineRule="auto"/>
+              <w:ind w:left="0" w:firstLine="0"/>
+              <w:rPr>
+                <w:rFonts w:ascii="Calibri" w:eastAsia="Times New Roman" w:hAnsi="Calibri" w:cs="Calibri"/>
+                <w:kern w:val="0"/>
+                <w:sz w:val="22"/>
+                <w:szCs w:val="22"/>
+                <w14:ligatures w14:val="none"/>
+              </w:rPr>
+            </w:pPr>
+            <w:r>
+              <w:rPr>
+                <w:rFonts w:ascii="Calibri" w:eastAsia="Times New Roman" w:hAnsi="Calibri" w:cs="Calibri"/>
+                <w:kern w:val="0"/>
+                <w:sz w:val="22"/>
+                <w:szCs w:val="22"/>
+                <w14:ligatures w14:val="none"/>
+              </w:rPr>
+              <w:t>Relación de la persona con el jefe/a de hogar.</w:t>
+            </w:r>
+          </w:p>
+        </w:tc>
+      </w:tr>
+      <w:tr>
+        <w:trPr>
+          <w:trHeight w:val="300"/>
+        </w:trPr>
+        <w:tc>
+          <w:tcPr>
+            <w:tcW w:w="1640" w:type="dxa"/>
+            <w:tcBorders>
+              <w:top w:val="nil"/>
+              <w:left w:val="single" w:sz="4" w:space="0" w:color="auto"/>
+              <w:bottom w:val="single" w:sz="4" w:space="0" w:color="auto"/>
+              <w:right w:val="single" w:sz="4" w:space="0" w:color="auto"/>
+            </w:tcBorders>
+            <w:shd w:val="clear" w:color="auto" w:fill="auto"/>
+            <w:noWrap/>
+            <w:vAlign w:val="bottom"/>
+            <w:hideMark/>
+          </w:tcPr>
+          <w:p>
+            <w:pPr>
+              <w:spacing w:after="0" w:line="240" w:lineRule="auto"/>
+              <w:ind w:left="0" w:firstLine="0"/>
+              <w:rPr>
+                <w:rFonts w:ascii="Calibri" w:eastAsia="Times New Roman" w:hAnsi="Calibri" w:cs="Calibri"/>
+                <w:kern w:val="0"/>
+                <w:sz w:val="22"/>
+                <w:szCs w:val="22"/>
+                <w14:ligatures w14:val="none"/>
+              </w:rPr>
+            </w:pPr>
+            <w:r>
+              <w:rPr>
+                <w:rFonts w:ascii="Calibri" w:eastAsia="Times New Roman" w:hAnsi="Calibri" w:cs="Calibri"/>
+                <w:kern w:val="0"/>
+                <w:sz w:val="22"/>
+                <w:szCs w:val="22"/>
+                <w14:ligatures w14:val="none"/>
+              </w:rPr>
+              <w:t>NIVEL_ED</w:t>
+            </w:r>
+          </w:p>
+        </w:tc>
+        <w:tc>
+          <w:tcPr>
+            <w:tcW w:w="2980" w:type="dxa"/>
+            <w:tcBorders>
+              <w:top w:val="nil"/>
+              <w:left w:val="nil"/>
+              <w:bottom w:val="single" w:sz="4" w:space="0" w:color="auto"/>
+              <w:right w:val="single" w:sz="4" w:space="0" w:color="auto"/>
+            </w:tcBorders>
+            <w:shd w:val="clear" w:color="auto" w:fill="auto"/>
+            <w:noWrap/>
+            <w:vAlign w:val="bottom"/>
+            <w:hideMark/>
+          </w:tcPr>
+          <w:p>
+            <w:pPr>
+              <w:spacing w:after="0" w:line="240" w:lineRule="auto"/>
+              <w:ind w:left="0" w:firstLine="0"/>
+              <w:rPr>
+                <w:rFonts w:ascii="Calibri" w:eastAsia="Times New Roman" w:hAnsi="Calibri" w:cs="Calibri"/>
+                <w:kern w:val="0"/>
+                <w:sz w:val="22"/>
+                <w:szCs w:val="22"/>
+                <w14:ligatures w14:val="none"/>
+              </w:rPr>
+            </w:pPr>
+            <w:proofErr w:type="spellStart"/>
+            <w:r>
+              <w:rPr>
+                <w:rFonts w:ascii="Calibri" w:eastAsia="Times New Roman" w:hAnsi="Calibri" w:cs="Calibri"/>
+                <w:kern w:val="0"/>
+                <w:sz w:val="22"/>
+                <w:szCs w:val="22"/>
+                <w14:ligatures w14:val="none"/>
+              </w:rPr>
+              <w:t>nivel_educ</w:t>
+            </w:r>
+            <w:proofErr w:type="spellEnd"/>
+          </w:p>
+        </w:tc>
+        <w:tc>
+          <w:tcPr>
+            <w:tcW w:w="7180" w:type="dxa"/>
+            <w:tcBorders>
+              <w:top w:val="nil"/>
+              <w:left w:val="nil"/>
+              <w:bottom w:val="single" w:sz="4" w:space="0" w:color="auto"/>
+              <w:right w:val="single" w:sz="4" w:space="0" w:color="auto"/>
+            </w:tcBorders>
+            <w:shd w:val="clear" w:color="auto" w:fill="auto"/>
+            <w:noWrap/>
+            <w:vAlign w:val="bottom"/>
+            <w:hideMark/>
+          </w:tcPr>
+          <w:p>
+            <w:pPr>
+              <w:spacing w:after="0" w:line="240" w:lineRule="auto"/>
+              <w:ind w:left="0" w:firstLine="0"/>
+              <w:rPr>
+                <w:rFonts w:ascii="Calibri" w:eastAsia="Times New Roman" w:hAnsi="Calibri" w:cs="Calibri"/>
+                <w:kern w:val="0"/>
+                <w:sz w:val="22"/>
+                <w:szCs w:val="22"/>
+                <w14:ligatures w14:val="none"/>
+              </w:rPr>
+            </w:pPr>
+            <w:r>
+              <w:rPr>
+                <w:rFonts w:ascii="Calibri" w:eastAsia="Times New Roman" w:hAnsi="Calibri" w:cs="Calibri"/>
+                <w:kern w:val="0"/>
+                <w:sz w:val="22"/>
+                <w:szCs w:val="22"/>
+                <w14:ligatures w14:val="none"/>
+              </w:rPr>
+              <w:t>Máximo nivel educativo alcanzado.</w:t>
+            </w:r>
+          </w:p>
+        </w:tc>
+      </w:tr>
+      <w:tr>
+        <w:trPr>
+          <w:trHeight w:val="300"/>
+        </w:trPr>
+        <w:tc>
+          <w:tcPr>
+            <w:tcW w:w="1640" w:type="dxa"/>
+            <w:tcBorders>
+              <w:top w:val="nil"/>
+              <w:left w:val="single" w:sz="4" w:space="0" w:color="auto"/>
+              <w:bottom w:val="single" w:sz="4" w:space="0" w:color="auto"/>
+              <w:right w:val="single" w:sz="4" w:space="0" w:color="auto"/>
+            </w:tcBorders>
+            <w:shd w:val="clear" w:color="auto" w:fill="auto"/>
+            <w:noWrap/>
+            <w:vAlign w:val="bottom"/>
+            <w:hideMark/>
+          </w:tcPr>
+          <w:p>
+            <w:pPr>
+              <w:spacing w:after="0" w:line="240" w:lineRule="auto"/>
+              <w:ind w:left="0" w:firstLine="0"/>
+              <w:rPr>
+                <w:rFonts w:ascii="Calibri" w:eastAsia="Times New Roman" w:hAnsi="Calibri" w:cs="Calibri"/>
+                <w:kern w:val="0"/>
+                <w:sz w:val="22"/>
+                <w:szCs w:val="22"/>
+                <w14:ligatures w14:val="none"/>
+              </w:rPr>
+            </w:pPr>
+            <w:r>
+              <w:rPr>
+                <w:rFonts w:ascii="Calibri" w:eastAsia="Times New Roman" w:hAnsi="Calibri" w:cs="Calibri"/>
+                <w:kern w:val="0"/>
+                <w:sz w:val="22"/>
+                <w:szCs w:val="22"/>
+                <w14:ligatures w14:val="none"/>
+              </w:rPr>
+              <w:t>ESTADO</w:t>
+            </w:r>
+          </w:p>
+        </w:tc>
+        <w:tc>
+          <w:tcPr>
+            <w:tcW w:w="2980" w:type="dxa"/>
+            <w:tcBorders>
+              <w:top w:val="nil"/>
+              <w:left w:val="nil"/>
+              <w:bottom w:val="single" w:sz="4" w:space="0" w:color="auto"/>
+              <w:right w:val="single" w:sz="4" w:space="0" w:color="auto"/>
+            </w:tcBorders>
+            <w:shd w:val="clear" w:color="auto" w:fill="auto"/>
+            <w:noWrap/>
+            <w:vAlign w:val="bottom"/>
+            <w:hideMark/>
+          </w:tcPr>
+          <w:p>
+            <w:pPr>
+              <w:spacing w:after="0" w:line="240" w:lineRule="auto"/>
+              <w:ind w:left="0" w:firstLine="0"/>
+              <w:rPr>
+                <w:rFonts w:ascii="Calibri" w:eastAsia="Times New Roman" w:hAnsi="Calibri" w:cs="Calibri"/>
+                <w:kern w:val="0"/>
+                <w:sz w:val="22"/>
+                <w:szCs w:val="22"/>
+                <w14:ligatures w14:val="none"/>
+              </w:rPr>
+            </w:pPr>
+            <w:proofErr w:type="spellStart"/>
+            <w:r>
+              <w:rPr>
+                <w:rFonts w:ascii="Calibri" w:eastAsia="Times New Roman" w:hAnsi="Calibri" w:cs="Calibri"/>
+                <w:kern w:val="0"/>
+                <w:sz w:val="22"/>
+                <w:szCs w:val="22"/>
+                <w14:ligatures w14:val="none"/>
+              </w:rPr>
+              <w:t>estado_empleo</w:t>
+            </w:r>
+            <w:proofErr w:type="spellEnd"/>
+          </w:p>
+        </w:tc>
+        <w:tc>
+          <w:tcPr>
+            <w:tcW w:w="7180" w:type="dxa"/>
+            <w:tcBorders>
+              <w:top w:val="nil"/>
+              <w:left w:val="nil"/>
+              <w:bottom w:val="single" w:sz="4" w:space="0" w:color="auto"/>
+              <w:right w:val="single" w:sz="4" w:space="0" w:color="auto"/>
+            </w:tcBorders>
+            <w:shd w:val="clear" w:color="auto" w:fill="auto"/>
+            <w:noWrap/>
+            <w:vAlign w:val="bottom"/>
+            <w:hideMark/>
+          </w:tcPr>
+          <w:p>
+            <w:pPr>
+              <w:spacing w:after="0" w:line="240" w:lineRule="auto"/>
+              <w:ind w:left="0" w:firstLine="0"/>
+              <w:rPr>
+                <w:rFonts w:ascii="Calibri" w:eastAsia="Times New Roman" w:hAnsi="Calibri" w:cs="Calibri"/>
+                <w:kern w:val="0"/>
+                <w:sz w:val="22"/>
+                <w:szCs w:val="22"/>
+                <w14:ligatures w14:val="none"/>
+              </w:rPr>
+            </w:pPr>
+            <w:r>
+              <w:rPr>
+                <w:rFonts w:ascii="Calibri" w:eastAsia="Times New Roman" w:hAnsi="Calibri" w:cs="Calibri"/>
+                <w:kern w:val="0"/>
+                <w:sz w:val="22"/>
+                <w:szCs w:val="22"/>
+                <w14:ligatures w14:val="none"/>
+              </w:rPr>
+              <w:t>Condición de actividad (ocupado, desocupado, inactivo).</w:t>
+            </w:r>
+          </w:p>
+        </w:tc>
+      </w:tr>
+      <w:tr>
+        <w:trPr>
+          <w:trHeight w:val="300"/>
+        </w:trPr>
+        <w:tc>
+          <w:tcPr>
+            <w:tcW w:w="1640" w:type="dxa"/>
+            <w:tcBorders>
+              <w:top w:val="nil"/>
+              <w:left w:val="single" w:sz="4" w:space="0" w:color="auto"/>
+              <w:bottom w:val="single" w:sz="4" w:space="0" w:color="auto"/>
+              <w:right w:val="single" w:sz="4" w:space="0" w:color="auto"/>
+            </w:tcBorders>
+            <w:shd w:val="clear" w:color="auto" w:fill="auto"/>
+            <w:noWrap/>
+            <w:vAlign w:val="bottom"/>
+            <w:hideMark/>
+          </w:tcPr>
+          <w:p>
+            <w:pPr>
+              <w:spacing w:after="0" w:line="240" w:lineRule="auto"/>
+              <w:ind w:left="0" w:firstLine="0"/>
+              <w:rPr>
+                <w:rFonts w:ascii="Calibri" w:eastAsia="Times New Roman" w:hAnsi="Calibri" w:cs="Calibri"/>
+                <w:kern w:val="0"/>
+                <w:sz w:val="22"/>
+                <w:szCs w:val="22"/>
+                <w14:ligatures w14:val="none"/>
+              </w:rPr>
+            </w:pPr>
+            <w:r>
+              <w:rPr>
+                <w:rFonts w:ascii="Calibri" w:eastAsia="Times New Roman" w:hAnsi="Calibri" w:cs="Calibri"/>
+                <w:kern w:val="0"/>
+                <w:sz w:val="22"/>
+                <w:szCs w:val="22"/>
+                <w14:ligatures w14:val="none"/>
+              </w:rPr>
+              <w:t>CAT_INAC</w:t>
+            </w:r>
+          </w:p>
+        </w:tc>
+        <w:tc>
+          <w:tcPr>
+            <w:tcW w:w="2980" w:type="dxa"/>
+            <w:tcBorders>
+              <w:top w:val="nil"/>
+              <w:left w:val="nil"/>
+              <w:bottom w:val="single" w:sz="4" w:space="0" w:color="auto"/>
+              <w:right w:val="single" w:sz="4" w:space="0" w:color="auto"/>
+            </w:tcBorders>
+            <w:shd w:val="clear" w:color="auto" w:fill="auto"/>
+            <w:noWrap/>
+            <w:vAlign w:val="bottom"/>
+            <w:hideMark/>
+          </w:tcPr>
+          <w:p>
+            <w:pPr>
+              <w:spacing w:after="0" w:line="240" w:lineRule="auto"/>
+              <w:ind w:left="0" w:firstLine="0"/>
+              <w:rPr>
+                <w:rFonts w:ascii="Calibri" w:eastAsia="Times New Roman" w:hAnsi="Calibri" w:cs="Calibri"/>
+                <w:kern w:val="0"/>
+                <w:sz w:val="22"/>
+                <w:szCs w:val="22"/>
+                <w14:ligatures w14:val="none"/>
+              </w:rPr>
+            </w:pPr>
+            <w:proofErr w:type="spellStart"/>
+            <w:r>
+              <w:rPr>
+                <w:rFonts w:ascii="Calibri" w:eastAsia="Times New Roman" w:hAnsi="Calibri" w:cs="Calibri"/>
+                <w:kern w:val="0"/>
+                <w:sz w:val="22"/>
+                <w:szCs w:val="22"/>
+                <w14:ligatures w14:val="none"/>
+              </w:rPr>
+              <w:t>categoria_inactividad</w:t>
+            </w:r>
+            <w:proofErr w:type="spellEnd"/>
+          </w:p>
+        </w:tc>
+        <w:tc>
+          <w:tcPr>
+            <w:tcW w:w="7180" w:type="dxa"/>
+            <w:tcBorders>
+              <w:top w:val="nil"/>
+              <w:left w:val="nil"/>
+              <w:bottom w:val="single" w:sz="4" w:space="0" w:color="auto"/>
+              <w:right w:val="single" w:sz="4" w:space="0" w:color="auto"/>
+            </w:tcBorders>
+            <w:shd w:val="clear" w:color="auto" w:fill="auto"/>
+            <w:noWrap/>
+            <w:vAlign w:val="bottom"/>
+            <w:hideMark/>
+          </w:tcPr>
+          <w:p>
+            <w:pPr>
+              <w:spacing w:after="0" w:line="240" w:lineRule="auto"/>
+              <w:ind w:left="0" w:firstLine="0"/>
+              <w:rPr>
+                <w:rFonts w:ascii="Calibri" w:eastAsia="Times New Roman" w:hAnsi="Calibri" w:cs="Calibri"/>
+                <w:kern w:val="0"/>
+                <w:sz w:val="22"/>
+                <w:szCs w:val="22"/>
+                <w14:ligatures w14:val="none"/>
+              </w:rPr>
+            </w:pPr>
+            <w:r>
+              <w:rPr>
+                <w:rFonts w:ascii="Calibri" w:eastAsia="Times New Roman" w:hAnsi="Calibri" w:cs="Calibri"/>
+                <w:kern w:val="0"/>
+                <w:sz w:val="22"/>
+                <w:szCs w:val="22"/>
+                <w14:ligatures w14:val="none"/>
+              </w:rPr>
+              <w:t>Tipo de inactividad (estudiante, jubilado, ama de casa, etc.).</w:t>
+            </w:r>
+          </w:p>
+        </w:tc>
+      </w:tr>
+      <w:tr>
+        <w:trPr>
+          <w:trHeight w:val="300"/>
+        </w:trPr>
+        <w:tc>
+          <w:tcPr>
+            <w:tcW w:w="1640" w:type="dxa"/>
+            <w:tcBorders>
+              <w:top w:val="nil"/>
+              <w:left w:val="single" w:sz="4" w:space="0" w:color="auto"/>
+              <w:bottom w:val="single" w:sz="4" w:space="0" w:color="auto"/>
+              <w:right w:val="single" w:sz="4" w:space="0" w:color="auto"/>
+            </w:tcBorders>
+            <w:shd w:val="clear" w:color="auto" w:fill="auto"/>
+            <w:noWrap/>
+            <w:vAlign w:val="bottom"/>
+            <w:hideMark/>
+          </w:tcPr>
+          <w:p>
+            <w:pPr>
+              <w:spacing w:after="0" w:line="240" w:lineRule="auto"/>
+              <w:ind w:left="0" w:firstLine="0"/>
+              <w:rPr>
+                <w:rFonts w:ascii="Calibri" w:eastAsia="Times New Roman" w:hAnsi="Calibri" w:cs="Calibri"/>
+                <w:kern w:val="0"/>
+                <w:sz w:val="22"/>
+                <w:szCs w:val="22"/>
+                <w14:ligatures w14:val="none"/>
+              </w:rPr>
+            </w:pPr>
+            <w:r>
+              <w:rPr>
+                <w:rFonts w:ascii="Calibri" w:eastAsia="Times New Roman" w:hAnsi="Calibri" w:cs="Calibri"/>
+                <w:kern w:val="0"/>
+                <w:sz w:val="22"/>
+                <w:szCs w:val="22"/>
+                <w14:ligatures w14:val="none"/>
+              </w:rPr>
+              <w:t>IPCF</w:t>
+            </w:r>
+          </w:p>
+        </w:tc>
+        <w:tc>
+          <w:tcPr>
+            <w:tcW w:w="2980" w:type="dxa"/>
+            <w:tcBorders>
+              <w:top w:val="nil"/>
+              <w:left w:val="nil"/>
+              <w:bottom w:val="single" w:sz="4" w:space="0" w:color="auto"/>
+              <w:right w:val="single" w:sz="4" w:space="0" w:color="auto"/>
+            </w:tcBorders>
+            <w:shd w:val="clear" w:color="auto" w:fill="auto"/>
+            <w:noWrap/>
+            <w:vAlign w:val="bottom"/>
+            <w:hideMark/>
+          </w:tcPr>
+          <w:p>
+            <w:pPr>
+              <w:spacing w:after="0" w:line="240" w:lineRule="auto"/>
+              <w:ind w:left="0" w:firstLine="0"/>
+              <w:rPr>
+                <w:rFonts w:ascii="Calibri" w:eastAsia="Times New Roman" w:hAnsi="Calibri" w:cs="Calibri"/>
+                <w:kern w:val="0"/>
+                <w:sz w:val="22"/>
+                <w:szCs w:val="22"/>
+                <w14:ligatures w14:val="none"/>
+              </w:rPr>
+            </w:pPr>
+            <w:proofErr w:type="spellStart"/>
+            <w:r>
+              <w:rPr>
+                <w:rFonts w:ascii="Calibri" w:eastAsia="Times New Roman" w:hAnsi="Calibri" w:cs="Calibri"/>
+                <w:kern w:val="0"/>
+                <w:sz w:val="22"/>
+                <w:szCs w:val="22"/>
+                <w14:ligatures w14:val="none"/>
+              </w:rPr>
+              <w:t>ingreso_per_capita</w:t>
+            </w:r>
+            <w:proofErr w:type="spellEnd"/>
+          </w:p>
+        </w:tc>
+        <w:tc>
+          <w:tcPr>
+            <w:tcW w:w="7180" w:type="dxa"/>
+            <w:tcBorders>
+              <w:top w:val="nil"/>
+              <w:left w:val="nil"/>
+              <w:bottom w:val="single" w:sz="4" w:space="0" w:color="auto"/>
+              <w:right w:val="single" w:sz="4" w:space="0" w:color="auto"/>
+            </w:tcBorders>
+            <w:shd w:val="clear" w:color="auto" w:fill="auto"/>
+            <w:noWrap/>
+            <w:vAlign w:val="bottom"/>
+            <w:hideMark/>
+          </w:tcPr>
+          <w:p>
+            <w:pPr>
+              <w:spacing w:after="0" w:line="240" w:lineRule="auto"/>
+              <w:ind w:left="0" w:firstLine="0"/>
+              <w:rPr>
+                <w:rFonts w:ascii="Calibri" w:eastAsia="Times New Roman" w:hAnsi="Calibri" w:cs="Calibri"/>
+                <w:kern w:val="0"/>
+                <w:sz w:val="22"/>
+                <w:szCs w:val="22"/>
+                <w14:ligatures w14:val="none"/>
+              </w:rPr>
+            </w:pPr>
+            <w:r>
+              <w:rPr>
+                <w:rFonts w:ascii="Calibri" w:eastAsia="Times New Roman" w:hAnsi="Calibri" w:cs="Calibri"/>
+                <w:kern w:val="0"/>
+                <w:sz w:val="22"/>
+                <w:szCs w:val="22"/>
+                <w14:ligatures w14:val="none"/>
+              </w:rPr>
+              <w:t>Ingreso per cápita familiar (ajustado por equivalencias).</w:t>
+            </w:r>
+          </w:p>
+        </w:tc>
+      </w:tr>
+      <w:tr>
+        <w:trPr>
+          <w:trHeight w:val="300"/>
+        </w:trPr>
+        <w:tc>
+          <w:tcPr>
+            <w:tcW w:w="1640" w:type="dxa"/>
+            <w:tcBorders>
+              <w:top w:val="nil"/>
+              <w:left w:val="single" w:sz="4" w:space="0" w:color="auto"/>
+              <w:bottom w:val="single" w:sz="4" w:space="0" w:color="auto"/>
+              <w:right w:val="single" w:sz="4" w:space="0" w:color="auto"/>
+            </w:tcBorders>
+            <w:shd w:val="clear" w:color="auto" w:fill="auto"/>
+            <w:noWrap/>
+            <w:vAlign w:val="bottom"/>
+            <w:hideMark/>
+          </w:tcPr>
+          <w:p>
+            <w:pPr>
+              <w:spacing w:after="0" w:line="240" w:lineRule="auto"/>
+              <w:ind w:left="0" w:firstLine="0"/>
+              <w:rPr>
+                <w:rFonts w:ascii="Calibri" w:eastAsia="Times New Roman" w:hAnsi="Calibri" w:cs="Calibri"/>
+                <w:kern w:val="0"/>
+                <w:sz w:val="22"/>
+                <w:szCs w:val="22"/>
+                <w14:ligatures w14:val="none"/>
+              </w:rPr>
+            </w:pPr>
+            <w:r>
+              <w:rPr>
+                <w:rFonts w:ascii="Calibri" w:eastAsia="Times New Roman" w:hAnsi="Calibri" w:cs="Calibri"/>
+                <w:kern w:val="0"/>
+                <w:sz w:val="22"/>
+                <w:szCs w:val="22"/>
+                <w14:ligatures w14:val="none"/>
+              </w:rPr>
+              <w:t>ANO4</w:t>
+            </w:r>
+          </w:p>
+        </w:tc>
+        <w:tc>
+          <w:tcPr>
+            <w:tcW w:w="2980" w:type="dxa"/>
+            <w:tcBorders>
+              <w:top w:val="nil"/>
+              <w:left w:val="nil"/>
+              <w:bottom w:val="single" w:sz="4" w:space="0" w:color="auto"/>
+              <w:right w:val="single" w:sz="4" w:space="0" w:color="auto"/>
+            </w:tcBorders>
+            <w:shd w:val="clear" w:color="auto" w:fill="auto"/>
+            <w:noWrap/>
+            <w:vAlign w:val="bottom"/>
+            <w:hideMark/>
+          </w:tcPr>
+          <w:p>
+            <w:pPr>
+              <w:spacing w:after="0" w:line="240" w:lineRule="auto"/>
+              <w:ind w:left="0" w:firstLine="0"/>
+              <w:rPr>
+                <w:rFonts w:ascii="Calibri" w:eastAsia="Times New Roman" w:hAnsi="Calibri" w:cs="Calibri"/>
+                <w:kern w:val="0"/>
+                <w:sz w:val="22"/>
+                <w:szCs w:val="22"/>
+                <w14:ligatures w14:val="none"/>
+              </w:rPr>
+            </w:pPr>
+            <w:proofErr w:type="spellStart"/>
+            <w:r>
+              <w:rPr>
+                <w:rFonts w:ascii="Calibri" w:eastAsia="Times New Roman" w:hAnsi="Calibri" w:cs="Calibri"/>
+                <w:kern w:val="0"/>
+                <w:sz w:val="22"/>
+                <w:szCs w:val="22"/>
+                <w14:ligatures w14:val="none"/>
+              </w:rPr>
+              <w:t>anio</w:t>
+            </w:r>
+            <w:proofErr w:type="spellEnd"/>
+          </w:p>
+        </w:tc>
+        <w:tc>
+          <w:tcPr>
+            <w:tcW w:w="7180" w:type="dxa"/>
+            <w:tcBorders>
+              <w:top w:val="nil"/>
+              <w:left w:val="nil"/>
+              <w:bottom w:val="single" w:sz="4" w:space="0" w:color="auto"/>
+              <w:right w:val="single" w:sz="4" w:space="0" w:color="auto"/>
+            </w:tcBorders>
+            <w:shd w:val="clear" w:color="auto" w:fill="auto"/>
+            <w:noWrap/>
+            <w:vAlign w:val="bottom"/>
+            <w:hideMark/>
+          </w:tcPr>
+          <w:p>
+            <w:pPr>
+              <w:spacing w:after="0" w:line="240" w:lineRule="auto"/>
+              <w:ind w:left="0" w:firstLine="0"/>
+              <w:rPr>
+                <w:rFonts w:ascii="Calibri" w:eastAsia="Times New Roman" w:hAnsi="Calibri" w:cs="Calibri"/>
+                <w:kern w:val="0"/>
+                <w:sz w:val="22"/>
+                <w:szCs w:val="22"/>
+                <w14:ligatures w14:val="none"/>
+              </w:rPr>
+            </w:pPr>
+            <w:r>
+              <w:rPr>
+                <w:rFonts w:ascii="Calibri" w:eastAsia="Times New Roman" w:hAnsi="Calibri" w:cs="Calibri"/>
+                <w:kern w:val="0"/>
+                <w:sz w:val="22"/>
+                <w:szCs w:val="22"/>
+                <w14:ligatures w14:val="none"/>
+              </w:rPr>
+              <w:t>Año de la encuesta.</w:t>
+            </w:r>
+          </w:p>
+        </w:tc>
+      </w:tr>
+      <w:tr>
+        <w:trPr>
+          <w:trHeight w:val="300"/>
+        </w:trPr>
+        <w:tc>
+          <w:tcPr>
+            <w:tcW w:w="1640" w:type="dxa"/>
+            <w:tcBorders>
+              <w:top w:val="nil"/>
+              <w:left w:val="single" w:sz="4" w:space="0" w:color="auto"/>
+              <w:bottom w:val="single" w:sz="4" w:space="0" w:color="auto"/>
+              <w:right w:val="single" w:sz="4" w:space="0" w:color="auto"/>
+            </w:tcBorders>
+            <w:shd w:val="clear" w:color="auto" w:fill="auto"/>
+            <w:noWrap/>
+            <w:vAlign w:val="bottom"/>
+            <w:hideMark/>
+          </w:tcPr>
+          <w:p>
+            <w:pPr>
+              <w:spacing w:after="0" w:line="240" w:lineRule="auto"/>
+              <w:ind w:left="0" w:firstLine="0"/>
+              <w:rPr>
+                <w:rFonts w:ascii="Calibri" w:eastAsia="Times New Roman" w:hAnsi="Calibri" w:cs="Calibri"/>
+                <w:kern w:val="0"/>
+                <w:sz w:val="22"/>
+                <w:szCs w:val="22"/>
+                <w14:ligatures w14:val="none"/>
+              </w:rPr>
+            </w:pPr>
+            <w:r>
+              <w:rPr>
+                <w:rFonts w:ascii="Calibri" w:eastAsia="Times New Roman" w:hAnsi="Calibri" w:cs="Calibri"/>
+                <w:kern w:val="0"/>
+                <w:sz w:val="22"/>
+                <w:szCs w:val="22"/>
+                <w14:ligatures w14:val="none"/>
+              </w:rPr>
+              <w:t>CH10</w:t>
+            </w:r>
+          </w:p>
+        </w:tc>
+        <w:tc>
+          <w:tcPr>
+            <w:tcW w:w="2980" w:type="dxa"/>
+            <w:tcBorders>
+              <w:top w:val="nil"/>
+              <w:left w:val="nil"/>
+              <w:bottom w:val="single" w:sz="4" w:space="0" w:color="auto"/>
+              <w:right w:val="single" w:sz="4" w:space="0" w:color="auto"/>
+            </w:tcBorders>
+            <w:shd w:val="clear" w:color="auto" w:fill="auto"/>
+            <w:noWrap/>
+            <w:vAlign w:val="bottom"/>
+            <w:hideMark/>
+          </w:tcPr>
+          <w:p>
+            <w:pPr>
+              <w:spacing w:after="0" w:line="240" w:lineRule="auto"/>
+              <w:ind w:left="0" w:firstLine="0"/>
+              <w:rPr>
+                <w:rFonts w:ascii="Calibri" w:eastAsia="Times New Roman" w:hAnsi="Calibri" w:cs="Calibri"/>
+                <w:kern w:val="0"/>
+                <w:sz w:val="22"/>
+                <w:szCs w:val="22"/>
+                <w14:ligatures w14:val="none"/>
+              </w:rPr>
+            </w:pPr>
+            <w:proofErr w:type="spellStart"/>
+            <w:r>
+              <w:rPr>
+                <w:rFonts w:ascii="Calibri" w:eastAsia="Times New Roman" w:hAnsi="Calibri" w:cs="Calibri"/>
+                <w:kern w:val="0"/>
+                <w:sz w:val="22"/>
+                <w:szCs w:val="22"/>
+                <w14:ligatures w14:val="none"/>
+              </w:rPr>
+              <w:t>tipo_cobertura_salud</w:t>
+            </w:r>
+            <w:proofErr w:type="spellEnd"/>
+          </w:p>
+        </w:tc>
+        <w:tc>
+          <w:tcPr>
+            <w:tcW w:w="7180" w:type="dxa"/>
+            <w:tcBorders>
+              <w:top w:val="nil"/>
+              <w:left w:val="nil"/>
+              <w:bottom w:val="single" w:sz="4" w:space="0" w:color="auto"/>
+              <w:right w:val="single" w:sz="4" w:space="0" w:color="auto"/>
+            </w:tcBorders>
+            <w:shd w:val="clear" w:color="auto" w:fill="auto"/>
+            <w:noWrap/>
+            <w:vAlign w:val="bottom"/>
+            <w:hideMark/>
+          </w:tcPr>
+          <w:p>
+            <w:pPr>
+              <w:spacing w:after="0" w:line="240" w:lineRule="auto"/>
+              <w:ind w:left="0" w:firstLine="0"/>
+              <w:rPr>
+                <w:rFonts w:ascii="Calibri" w:eastAsia="Times New Roman" w:hAnsi="Calibri" w:cs="Calibri"/>
+                <w:kern w:val="0"/>
+                <w:sz w:val="22"/>
+                <w:szCs w:val="22"/>
+                <w14:ligatures w14:val="none"/>
+              </w:rPr>
+            </w:pPr>
+            <w:r>
+              <w:rPr>
+                <w:rFonts w:ascii="Calibri" w:eastAsia="Times New Roman" w:hAnsi="Calibri" w:cs="Calibri"/>
+                <w:kern w:val="0"/>
+                <w:sz w:val="22"/>
+                <w:szCs w:val="22"/>
+                <w14:ligatures w14:val="none"/>
+              </w:rPr>
+              <w:t>Tipo de cobertura médica (obra social, prepaga, plan estatal, ninguna).</w:t>
+            </w:r>
+          </w:p>
+        </w:tc>
+      </w:tr>
+      <w:tr>
+        <w:trPr>
+          <w:trHeight w:val="300"/>
+        </w:trPr>
+        <w:tc>
+          <w:tcPr>
+            <w:tcW w:w="1640" w:type="dxa"/>
+            <w:tcBorders>
+              <w:top w:val="nil"/>
+              <w:left w:val="single" w:sz="4" w:space="0" w:color="auto"/>
+              <w:bottom w:val="single" w:sz="4" w:space="0" w:color="auto"/>
+              <w:right w:val="single" w:sz="4" w:space="0" w:color="auto"/>
+            </w:tcBorders>
+            <w:shd w:val="clear" w:color="auto" w:fill="auto"/>
+            <w:noWrap/>
+            <w:vAlign w:val="bottom"/>
+            <w:hideMark/>
+          </w:tcPr>
+          <w:p>
+            <w:pPr>
+              <w:spacing w:after="0" w:line="240" w:lineRule="auto"/>
+              <w:ind w:left="0" w:firstLine="0"/>
+              <w:rPr>
+                <w:rFonts w:ascii="Calibri" w:eastAsia="Times New Roman" w:hAnsi="Calibri" w:cs="Calibri"/>
+                <w:kern w:val="0"/>
+                <w:sz w:val="22"/>
+                <w:szCs w:val="22"/>
+                <w14:ligatures w14:val="none"/>
+              </w:rPr>
+            </w:pPr>
+            <w:r>
+              <w:rPr>
+                <w:rFonts w:ascii="Calibri" w:eastAsia="Times New Roman" w:hAnsi="Calibri" w:cs="Calibri"/>
+                <w:kern w:val="0"/>
+                <w:sz w:val="22"/>
+                <w:szCs w:val="22"/>
+                <w14:ligatures w14:val="none"/>
+              </w:rPr>
+              <w:t>CH11</w:t>
+            </w:r>
+          </w:p>
+        </w:tc>
+        <w:tc>
+          <w:tcPr>
+            <w:tcW w:w="2980" w:type="dxa"/>
+            <w:tcBorders>
+              <w:top w:val="nil"/>
+              <w:left w:val="nil"/>
+              <w:bottom w:val="single" w:sz="4" w:space="0" w:color="auto"/>
+              <w:right w:val="single" w:sz="4" w:space="0" w:color="auto"/>
+            </w:tcBorders>
+            <w:shd w:val="clear" w:color="auto" w:fill="auto"/>
+            <w:noWrap/>
+            <w:vAlign w:val="bottom"/>
+            <w:hideMark/>
+          </w:tcPr>
+          <w:p>
+            <w:pPr>
+              <w:spacing w:after="0" w:line="240" w:lineRule="auto"/>
+              <w:ind w:left="0" w:firstLine="0"/>
+              <w:rPr>
+                <w:rFonts w:ascii="Calibri" w:eastAsia="Times New Roman" w:hAnsi="Calibri" w:cs="Calibri"/>
+                <w:kern w:val="0"/>
+                <w:sz w:val="22"/>
+                <w:szCs w:val="22"/>
+                <w14:ligatures w14:val="none"/>
+              </w:rPr>
+            </w:pPr>
+            <w:proofErr w:type="spellStart"/>
+            <w:r>
+              <w:rPr>
+                <w:rFonts w:ascii="Calibri" w:eastAsia="Times New Roman" w:hAnsi="Calibri" w:cs="Calibri"/>
+                <w:kern w:val="0"/>
+                <w:sz w:val="22"/>
+                <w:szCs w:val="22"/>
+                <w14:ligatures w14:val="none"/>
+              </w:rPr>
+              <w:t>obra_social</w:t>
+            </w:r>
+            <w:proofErr w:type="spellEnd"/>
+          </w:p>
+        </w:tc>
+        <w:tc>
+          <w:tcPr>
+            <w:tcW w:w="7180" w:type="dxa"/>
+            <w:tcBorders>
+              <w:top w:val="nil"/>
+              <w:left w:val="nil"/>
+              <w:bottom w:val="single" w:sz="4" w:space="0" w:color="auto"/>
+              <w:right w:val="single" w:sz="4" w:space="0" w:color="auto"/>
+            </w:tcBorders>
+            <w:shd w:val="clear" w:color="auto" w:fill="auto"/>
+            <w:noWrap/>
+            <w:vAlign w:val="bottom"/>
+            <w:hideMark/>
+          </w:tcPr>
+          <w:p>
+            <w:pPr>
+              <w:spacing w:after="0" w:line="240" w:lineRule="auto"/>
+              <w:ind w:left="0" w:firstLine="0"/>
+              <w:rPr>
+                <w:rFonts w:ascii="Calibri" w:eastAsia="Times New Roman" w:hAnsi="Calibri" w:cs="Calibri"/>
+                <w:kern w:val="0"/>
+                <w:sz w:val="22"/>
+                <w:szCs w:val="22"/>
+                <w14:ligatures w14:val="none"/>
+              </w:rPr>
+            </w:pPr>
+            <w:r>
+              <w:rPr>
+                <w:rFonts w:ascii="Calibri" w:eastAsia="Times New Roman" w:hAnsi="Calibri" w:cs="Calibri"/>
+                <w:kern w:val="0"/>
+                <w:sz w:val="22"/>
+                <w:szCs w:val="22"/>
+                <w14:ligatures w14:val="none"/>
+              </w:rPr>
+              <w:t>Identificación de la obra social específica.</w:t>
+            </w:r>
+          </w:p>
+        </w:tc>
+      </w:tr>
+      <w:tr>
+        <w:trPr>
+          <w:trHeight w:val="300"/>
+        </w:trPr>
+        <w:tc>
+          <w:tcPr>
+            <w:tcW w:w="1640" w:type="dxa"/>
+            <w:tcBorders>
+              <w:top w:val="nil"/>
+              <w:left w:val="single" w:sz="4" w:space="0" w:color="auto"/>
+              <w:bottom w:val="single" w:sz="4" w:space="0" w:color="auto"/>
+              <w:right w:val="single" w:sz="4" w:space="0" w:color="auto"/>
+            </w:tcBorders>
+            <w:shd w:val="clear" w:color="auto" w:fill="auto"/>
+            <w:noWrap/>
+            <w:vAlign w:val="bottom"/>
+            <w:hideMark/>
+          </w:tcPr>
+          <w:p>
+            <w:pPr>
+              <w:spacing w:after="0" w:line="240" w:lineRule="auto"/>
+              <w:ind w:left="0" w:firstLine="0"/>
+              <w:rPr>
+                <w:rFonts w:ascii="Calibri" w:eastAsia="Times New Roman" w:hAnsi="Calibri" w:cs="Calibri"/>
+                <w:kern w:val="0"/>
+                <w:sz w:val="22"/>
+                <w:szCs w:val="22"/>
+                <w14:ligatures w14:val="none"/>
+              </w:rPr>
+            </w:pPr>
+            <w:r>
+              <w:rPr>
+                <w:rFonts w:ascii="Calibri" w:eastAsia="Times New Roman" w:hAnsi="Calibri" w:cs="Calibri"/>
+                <w:kern w:val="0"/>
+                <w:sz w:val="22"/>
+                <w:szCs w:val="22"/>
+                <w14:ligatures w14:val="none"/>
+              </w:rPr>
+              <w:t>CH12</w:t>
+            </w:r>
+          </w:p>
+        </w:tc>
+        <w:tc>
+          <w:tcPr>
+            <w:tcW w:w="2980" w:type="dxa"/>
+            <w:tcBorders>
+              <w:top w:val="nil"/>
+              <w:left w:val="nil"/>
+              <w:bottom w:val="single" w:sz="4" w:space="0" w:color="auto"/>
+              <w:right w:val="single" w:sz="4" w:space="0" w:color="auto"/>
+            </w:tcBorders>
+            <w:shd w:val="clear" w:color="auto" w:fill="auto"/>
+            <w:noWrap/>
+            <w:vAlign w:val="bottom"/>
+            <w:hideMark/>
+          </w:tcPr>
+          <w:p>
+            <w:pPr>
+              <w:spacing w:after="0" w:line="240" w:lineRule="auto"/>
+              <w:ind w:left="0" w:firstLine="0"/>
+              <w:rPr>
+                <w:rFonts w:ascii="Calibri" w:eastAsia="Times New Roman" w:hAnsi="Calibri" w:cs="Calibri"/>
+                <w:kern w:val="0"/>
+                <w:sz w:val="22"/>
+                <w:szCs w:val="22"/>
+                <w14:ligatures w14:val="none"/>
+              </w:rPr>
+            </w:pPr>
+            <w:proofErr w:type="spellStart"/>
+            <w:r>
+              <w:rPr>
+                <w:rFonts w:ascii="Calibri" w:eastAsia="Times New Roman" w:hAnsi="Calibri" w:cs="Calibri"/>
+                <w:kern w:val="0"/>
+                <w:sz w:val="22"/>
+                <w:szCs w:val="22"/>
+                <w14:ligatures w14:val="none"/>
+              </w:rPr>
+              <w:t>nivel_ocupacion</w:t>
+            </w:r>
+            <w:proofErr w:type="spellEnd"/>
+          </w:p>
+        </w:tc>
+        <w:tc>
+          <w:tcPr>
+            <w:tcW w:w="7180" w:type="dxa"/>
+            <w:tcBorders>
+              <w:top w:val="nil"/>
+              <w:left w:val="nil"/>
+              <w:bottom w:val="single" w:sz="4" w:space="0" w:color="auto"/>
+              <w:right w:val="single" w:sz="4" w:space="0" w:color="auto"/>
+            </w:tcBorders>
+            <w:shd w:val="clear" w:color="auto" w:fill="auto"/>
+            <w:noWrap/>
+            <w:vAlign w:val="bottom"/>
+            <w:hideMark/>
+          </w:tcPr>
+          <w:p>
+            <w:pPr>
+              <w:spacing w:after="0" w:line="240" w:lineRule="auto"/>
+              <w:ind w:left="0" w:firstLine="0"/>
+              <w:rPr>
+                <w:rFonts w:ascii="Calibri" w:eastAsia="Times New Roman" w:hAnsi="Calibri" w:cs="Calibri"/>
+                <w:kern w:val="0"/>
+                <w:sz w:val="22"/>
+                <w:szCs w:val="22"/>
+                <w14:ligatures w14:val="none"/>
+              </w:rPr>
+            </w:pPr>
+            <w:r>
+              <w:rPr>
+                <w:rFonts w:ascii="Calibri" w:eastAsia="Times New Roman" w:hAnsi="Calibri" w:cs="Calibri"/>
+                <w:kern w:val="0"/>
+                <w:sz w:val="22"/>
+                <w:szCs w:val="22"/>
+                <w14:ligatures w14:val="none"/>
+              </w:rPr>
+              <w:t>Número de ocupaciones declaradas.</w:t>
+            </w:r>
+          </w:p>
+        </w:tc>
+      </w:tr>
+      <w:tr>
+        <w:trPr>
+          <w:trHeight w:val="300"/>
+        </w:trPr>
+        <w:tc>
+          <w:tcPr>
+            <w:tcW w:w="1640" w:type="dxa"/>
+            <w:tcBorders>
+              <w:top w:val="nil"/>
+              <w:left w:val="single" w:sz="4" w:space="0" w:color="auto"/>
+              <w:bottom w:val="single" w:sz="4" w:space="0" w:color="auto"/>
+              <w:right w:val="single" w:sz="4" w:space="0" w:color="auto"/>
+            </w:tcBorders>
+            <w:shd w:val="clear" w:color="auto" w:fill="auto"/>
+            <w:noWrap/>
+            <w:vAlign w:val="bottom"/>
+            <w:hideMark/>
+          </w:tcPr>
+          <w:p>
+            <w:pPr>
+              <w:spacing w:after="0" w:line="240" w:lineRule="auto"/>
+              <w:ind w:left="0" w:firstLine="0"/>
+              <w:rPr>
+                <w:rFonts w:ascii="Calibri" w:eastAsia="Times New Roman" w:hAnsi="Calibri" w:cs="Calibri"/>
+                <w:kern w:val="0"/>
+                <w:sz w:val="22"/>
+                <w:szCs w:val="22"/>
+                <w14:ligatures w14:val="none"/>
+              </w:rPr>
+            </w:pPr>
+            <w:r>
+              <w:rPr>
+                <w:rFonts w:ascii="Calibri" w:eastAsia="Times New Roman" w:hAnsi="Calibri" w:cs="Calibri"/>
+                <w:kern w:val="0"/>
+                <w:sz w:val="22"/>
+                <w:szCs w:val="22"/>
+                <w14:ligatures w14:val="none"/>
+              </w:rPr>
+              <w:t>CH15</w:t>
+            </w:r>
+          </w:p>
+        </w:tc>
+        <w:tc>
+          <w:tcPr>
+            <w:tcW w:w="2980" w:type="dxa"/>
+            <w:tcBorders>
+              <w:top w:val="nil"/>
+              <w:left w:val="nil"/>
+              <w:bottom w:val="single" w:sz="4" w:space="0" w:color="auto"/>
+              <w:right w:val="single" w:sz="4" w:space="0" w:color="auto"/>
+            </w:tcBorders>
+            <w:shd w:val="clear" w:color="auto" w:fill="auto"/>
+            <w:noWrap/>
+            <w:vAlign w:val="bottom"/>
+            <w:hideMark/>
+          </w:tcPr>
+          <w:p>
+            <w:pPr>
+              <w:spacing w:after="0" w:line="240" w:lineRule="auto"/>
+              <w:ind w:left="0" w:firstLine="0"/>
+              <w:rPr>
+                <w:rFonts w:ascii="Calibri" w:eastAsia="Times New Roman" w:hAnsi="Calibri" w:cs="Calibri"/>
+                <w:kern w:val="0"/>
+                <w:sz w:val="22"/>
+                <w:szCs w:val="22"/>
+                <w14:ligatures w14:val="none"/>
+              </w:rPr>
+            </w:pPr>
+            <w:proofErr w:type="spellStart"/>
+            <w:r>
+              <w:rPr>
+                <w:rFonts w:ascii="Calibri" w:eastAsia="Times New Roman" w:hAnsi="Calibri" w:cs="Calibri"/>
+                <w:kern w:val="0"/>
+                <w:sz w:val="22"/>
+                <w:szCs w:val="22"/>
+                <w14:ligatures w14:val="none"/>
+              </w:rPr>
+              <w:t>tipo_contrato</w:t>
+            </w:r>
+            <w:proofErr w:type="spellEnd"/>
+          </w:p>
+        </w:tc>
+        <w:tc>
+          <w:tcPr>
+            <w:tcW w:w="7180" w:type="dxa"/>
+            <w:tcBorders>
+              <w:top w:val="nil"/>
+              <w:left w:val="nil"/>
+              <w:bottom w:val="single" w:sz="4" w:space="0" w:color="auto"/>
+              <w:right w:val="single" w:sz="4" w:space="0" w:color="auto"/>
+            </w:tcBorders>
+            <w:shd w:val="clear" w:color="auto" w:fill="auto"/>
+            <w:noWrap/>
+            <w:vAlign w:val="bottom"/>
+            <w:hideMark/>
+          </w:tcPr>
+          <w:p>
+            <w:pPr>
+              <w:spacing w:after="0" w:line="240" w:lineRule="auto"/>
+              <w:ind w:left="0" w:firstLine="0"/>
+              <w:rPr>
+                <w:rFonts w:ascii="Calibri" w:eastAsia="Times New Roman" w:hAnsi="Calibri" w:cs="Calibri"/>
+                <w:kern w:val="0"/>
+                <w:sz w:val="22"/>
+                <w:szCs w:val="22"/>
+                <w14:ligatures w14:val="none"/>
+              </w:rPr>
+            </w:pPr>
+            <w:r>
+              <w:rPr>
+                <w:rFonts w:ascii="Calibri" w:eastAsia="Times New Roman" w:hAnsi="Calibri" w:cs="Calibri"/>
+                <w:kern w:val="0"/>
+                <w:sz w:val="22"/>
+                <w:szCs w:val="22"/>
+                <w14:ligatures w14:val="none"/>
+              </w:rPr>
+              <w:t>Modalidad del contrato de trabajo (formal, informal, sin contrato, etc.).</w:t>
+            </w:r>
+          </w:p>
+        </w:tc>
+      </w:tr>
+      <w:tr>
+        <w:trPr>
+          <w:trHeight w:val="300"/>
+        </w:trPr>
+        <w:tc>
+          <w:tcPr>
+            <w:tcW w:w="1640" w:type="dxa"/>
+            <w:tcBorders>
+              <w:top w:val="nil"/>
+              <w:left w:val="single" w:sz="4" w:space="0" w:color="auto"/>
+              <w:bottom w:val="single" w:sz="4" w:space="0" w:color="auto"/>
+              <w:right w:val="single" w:sz="4" w:space="0" w:color="auto"/>
+            </w:tcBorders>
+            <w:shd w:val="clear" w:color="auto" w:fill="auto"/>
+            <w:noWrap/>
+            <w:vAlign w:val="bottom"/>
+            <w:hideMark/>
+          </w:tcPr>
+          <w:p>
+            <w:pPr>
+              <w:spacing w:after="0" w:line="240" w:lineRule="auto"/>
+              <w:ind w:left="0" w:firstLine="0"/>
+              <w:rPr>
+                <w:rFonts w:ascii="Calibri" w:eastAsia="Times New Roman" w:hAnsi="Calibri" w:cs="Calibri"/>
+                <w:kern w:val="0"/>
+                <w:sz w:val="22"/>
+                <w:szCs w:val="22"/>
+                <w14:ligatures w14:val="none"/>
+              </w:rPr>
+            </w:pPr>
+            <w:r>
+              <w:rPr>
+                <w:rFonts w:ascii="Calibri" w:eastAsia="Times New Roman" w:hAnsi="Calibri" w:cs="Calibri"/>
+                <w:kern w:val="0"/>
+                <w:sz w:val="22"/>
+                <w:szCs w:val="22"/>
+                <w14:ligatures w14:val="none"/>
+              </w:rPr>
+              <w:t>EMPLEO</w:t>
+            </w:r>
+          </w:p>
+        </w:tc>
+        <w:tc>
+          <w:tcPr>
+            <w:tcW w:w="2980" w:type="dxa"/>
+            <w:tcBorders>
+              <w:top w:val="nil"/>
+              <w:left w:val="nil"/>
+              <w:bottom w:val="single" w:sz="4" w:space="0" w:color="auto"/>
+              <w:right w:val="single" w:sz="4" w:space="0" w:color="auto"/>
+            </w:tcBorders>
+            <w:shd w:val="clear" w:color="auto" w:fill="auto"/>
+            <w:noWrap/>
+            <w:vAlign w:val="bottom"/>
+            <w:hideMark/>
+          </w:tcPr>
+          <w:p>
+            <w:pPr>
+              <w:spacing w:after="0" w:line="240" w:lineRule="auto"/>
+              <w:ind w:left="0" w:firstLine="0"/>
+              <w:rPr>
+                <w:rFonts w:ascii="Calibri" w:eastAsia="Times New Roman" w:hAnsi="Calibri" w:cs="Calibri"/>
+                <w:kern w:val="0"/>
+                <w:sz w:val="22"/>
+                <w:szCs w:val="22"/>
+                <w14:ligatures w14:val="none"/>
+              </w:rPr>
+            </w:pPr>
+            <w:r>
+              <w:rPr>
+                <w:rFonts w:ascii="Calibri" w:eastAsia="Times New Roman" w:hAnsi="Calibri" w:cs="Calibri"/>
+                <w:kern w:val="0"/>
+                <w:sz w:val="22"/>
+                <w:szCs w:val="22"/>
+                <w14:ligatures w14:val="none"/>
+              </w:rPr>
+              <w:t>empleo</w:t>
+            </w:r>
+          </w:p>
+        </w:tc>
+        <w:tc>
+          <w:tcPr>
+            <w:tcW w:w="7180" w:type="dxa"/>
+            <w:tcBorders>
+              <w:top w:val="nil"/>
+              <w:left w:val="nil"/>
+              <w:bottom w:val="single" w:sz="4" w:space="0" w:color="auto"/>
+              <w:right w:val="single" w:sz="4" w:space="0" w:color="auto"/>
+            </w:tcBorders>
+            <w:shd w:val="clear" w:color="auto" w:fill="auto"/>
+            <w:noWrap/>
+            <w:vAlign w:val="bottom"/>
+            <w:hideMark/>
+          </w:tcPr>
+          <w:p>
+            <w:pPr>
+              <w:spacing w:after="0" w:line="240" w:lineRule="auto"/>
+              <w:ind w:left="0" w:firstLine="0"/>
+              <w:rPr>
+                <w:rFonts w:ascii="Calibri" w:eastAsia="Times New Roman" w:hAnsi="Calibri" w:cs="Calibri"/>
+                <w:kern w:val="0"/>
+                <w:sz w:val="22"/>
+                <w:szCs w:val="22"/>
+                <w14:ligatures w14:val="none"/>
+              </w:rPr>
+            </w:pPr>
+            <w:r>
+              <w:rPr>
+                <w:rFonts w:ascii="Calibri" w:eastAsia="Times New Roman" w:hAnsi="Calibri" w:cs="Calibri"/>
+                <w:kern w:val="0"/>
+                <w:sz w:val="22"/>
+                <w:szCs w:val="22"/>
+                <w14:ligatures w14:val="none"/>
+              </w:rPr>
+              <w:t>Condición de empleo en la semana de referencia.</w:t>
+            </w:r>
+          </w:p>
+        </w:tc>
+      </w:tr>
+      <w:tr>
+        <w:trPr>
+          <w:trHeight w:val="300"/>
+        </w:trPr>
+        <w:tc>
+          <w:tcPr>
+            <w:tcW w:w="1640" w:type="dxa"/>
+            <w:tcBorders>
+              <w:top w:val="nil"/>
+              <w:left w:val="single" w:sz="4" w:space="0" w:color="auto"/>
+              <w:bottom w:val="single" w:sz="4" w:space="0" w:color="auto"/>
+              <w:right w:val="single" w:sz="4" w:space="0" w:color="auto"/>
+            </w:tcBorders>
+            <w:shd w:val="clear" w:color="auto" w:fill="auto"/>
+            <w:noWrap/>
+            <w:vAlign w:val="bottom"/>
+            <w:hideMark/>
+          </w:tcPr>
+          <w:p>
+            <w:pPr>
+              <w:spacing w:after="0" w:line="240" w:lineRule="auto"/>
+              <w:ind w:left="0" w:firstLine="0"/>
+              <w:rPr>
+                <w:rFonts w:ascii="Calibri" w:eastAsia="Times New Roman" w:hAnsi="Calibri" w:cs="Calibri"/>
+                <w:kern w:val="0"/>
+                <w:sz w:val="22"/>
+                <w:szCs w:val="22"/>
+                <w14:ligatures w14:val="none"/>
+              </w:rPr>
+            </w:pPr>
+            <w:r>
+              <w:rPr>
+                <w:rFonts w:ascii="Calibri" w:eastAsia="Times New Roman" w:hAnsi="Calibri" w:cs="Calibri"/>
+                <w:kern w:val="0"/>
+                <w:sz w:val="22"/>
+                <w:szCs w:val="22"/>
+                <w14:ligatures w14:val="none"/>
+              </w:rPr>
+              <w:t>PP02B</w:t>
+            </w:r>
+          </w:p>
+        </w:tc>
+        <w:tc>
+          <w:tcPr>
+            <w:tcW w:w="2980" w:type="dxa"/>
+            <w:tcBorders>
+              <w:top w:val="nil"/>
+              <w:left w:val="nil"/>
+              <w:bottom w:val="single" w:sz="4" w:space="0" w:color="auto"/>
+              <w:right w:val="single" w:sz="4" w:space="0" w:color="auto"/>
+            </w:tcBorders>
+            <w:shd w:val="clear" w:color="auto" w:fill="auto"/>
+            <w:noWrap/>
+            <w:vAlign w:val="bottom"/>
+            <w:hideMark/>
+          </w:tcPr>
+          <w:p>
+            <w:pPr>
+              <w:spacing w:after="0" w:line="240" w:lineRule="auto"/>
+              <w:ind w:left="0" w:firstLine="0"/>
+              <w:rPr>
+                <w:rFonts w:ascii="Calibri" w:eastAsia="Times New Roman" w:hAnsi="Calibri" w:cs="Calibri"/>
+                <w:kern w:val="0"/>
+                <w:sz w:val="22"/>
+                <w:szCs w:val="22"/>
+                <w14:ligatures w14:val="none"/>
+              </w:rPr>
+            </w:pPr>
+            <w:proofErr w:type="spellStart"/>
+            <w:r>
+              <w:rPr>
+                <w:rFonts w:ascii="Calibri" w:eastAsia="Times New Roman" w:hAnsi="Calibri" w:cs="Calibri"/>
+                <w:kern w:val="0"/>
+                <w:sz w:val="22"/>
+                <w:szCs w:val="22"/>
+                <w14:ligatures w14:val="none"/>
+              </w:rPr>
+              <w:t>busqueda_empleo</w:t>
+            </w:r>
+            <w:proofErr w:type="spellEnd"/>
+          </w:p>
+        </w:tc>
+        <w:tc>
+          <w:tcPr>
+            <w:tcW w:w="7180" w:type="dxa"/>
+            <w:tcBorders>
+              <w:top w:val="nil"/>
+              <w:left w:val="nil"/>
+              <w:bottom w:val="single" w:sz="4" w:space="0" w:color="auto"/>
+              <w:right w:val="single" w:sz="4" w:space="0" w:color="auto"/>
+            </w:tcBorders>
+            <w:shd w:val="clear" w:color="auto" w:fill="auto"/>
+            <w:noWrap/>
+            <w:vAlign w:val="bottom"/>
+            <w:hideMark/>
+          </w:tcPr>
+          <w:p>
+            <w:pPr>
+              <w:spacing w:after="0" w:line="240" w:lineRule="auto"/>
+              <w:ind w:left="0" w:firstLine="0"/>
+              <w:rPr>
+                <w:rFonts w:ascii="Calibri" w:eastAsia="Times New Roman" w:hAnsi="Calibri" w:cs="Calibri"/>
+                <w:kern w:val="0"/>
+                <w:sz w:val="22"/>
+                <w:szCs w:val="22"/>
+                <w14:ligatures w14:val="none"/>
+              </w:rPr>
+            </w:pPr>
+            <w:r>
+              <w:rPr>
+                <w:rFonts w:ascii="Calibri" w:eastAsia="Times New Roman" w:hAnsi="Calibri" w:cs="Calibri"/>
+                <w:kern w:val="0"/>
+                <w:sz w:val="22"/>
+                <w:szCs w:val="22"/>
+                <w14:ligatures w14:val="none"/>
+              </w:rPr>
+              <w:t>Búsqueda activa de empleo (sí / no).</w:t>
+            </w:r>
+          </w:p>
+        </w:tc>
+      </w:tr>
+      <w:tr>
+        <w:trPr>
+          <w:trHeight w:val="300"/>
+        </w:trPr>
+        <w:tc>
+          <w:tcPr>
+            <w:tcW w:w="1640" w:type="dxa"/>
+            <w:tcBorders>
+              <w:top w:val="nil"/>
+              <w:left w:val="single" w:sz="4" w:space="0" w:color="auto"/>
+              <w:bottom w:val="single" w:sz="4" w:space="0" w:color="auto"/>
+              <w:right w:val="single" w:sz="4" w:space="0" w:color="auto"/>
+            </w:tcBorders>
+            <w:shd w:val="clear" w:color="auto" w:fill="auto"/>
+            <w:noWrap/>
+            <w:vAlign w:val="bottom"/>
+            <w:hideMark/>
+          </w:tcPr>
+          <w:p>
+            <w:pPr>
+              <w:spacing w:after="0" w:line="240" w:lineRule="auto"/>
+              <w:ind w:left="0" w:firstLine="0"/>
+              <w:rPr>
+                <w:rFonts w:ascii="Calibri" w:eastAsia="Times New Roman" w:hAnsi="Calibri" w:cs="Calibri"/>
+                <w:kern w:val="0"/>
+                <w:sz w:val="22"/>
+                <w:szCs w:val="22"/>
+                <w14:ligatures w14:val="none"/>
+              </w:rPr>
+            </w:pPr>
+            <w:r>
+              <w:rPr>
+                <w:rFonts w:ascii="Calibri" w:eastAsia="Times New Roman" w:hAnsi="Calibri" w:cs="Calibri"/>
+                <w:kern w:val="0"/>
+                <w:sz w:val="22"/>
+                <w:szCs w:val="22"/>
+                <w14:ligatures w14:val="none"/>
+              </w:rPr>
+              <w:t>PP02E</w:t>
+            </w:r>
+          </w:p>
+        </w:tc>
+        <w:tc>
+          <w:tcPr>
+            <w:tcW w:w="2980" w:type="dxa"/>
+            <w:tcBorders>
+              <w:top w:val="nil"/>
+              <w:left w:val="nil"/>
+              <w:bottom w:val="single" w:sz="4" w:space="0" w:color="auto"/>
+              <w:right w:val="single" w:sz="4" w:space="0" w:color="auto"/>
+            </w:tcBorders>
+            <w:shd w:val="clear" w:color="auto" w:fill="auto"/>
+            <w:noWrap/>
+            <w:vAlign w:val="bottom"/>
+            <w:hideMark/>
+          </w:tcPr>
+          <w:p>
+            <w:pPr>
+              <w:spacing w:after="0" w:line="240" w:lineRule="auto"/>
+              <w:ind w:left="0" w:firstLine="0"/>
+              <w:rPr>
+                <w:rFonts w:ascii="Calibri" w:eastAsia="Times New Roman" w:hAnsi="Calibri" w:cs="Calibri"/>
+                <w:kern w:val="0"/>
+                <w:sz w:val="22"/>
+                <w:szCs w:val="22"/>
+                <w14:ligatures w14:val="none"/>
+              </w:rPr>
+            </w:pPr>
+            <w:proofErr w:type="spellStart"/>
+            <w:r>
+              <w:rPr>
+                <w:rFonts w:ascii="Calibri" w:eastAsia="Times New Roman" w:hAnsi="Calibri" w:cs="Calibri"/>
+                <w:kern w:val="0"/>
+                <w:sz w:val="22"/>
+                <w:szCs w:val="22"/>
+                <w14:ligatures w14:val="none"/>
+              </w:rPr>
+              <w:t>medio_busqueda_empleo</w:t>
+            </w:r>
+            <w:proofErr w:type="spellEnd"/>
+          </w:p>
+        </w:tc>
+        <w:tc>
+          <w:tcPr>
+            <w:tcW w:w="7180" w:type="dxa"/>
+            <w:tcBorders>
+              <w:top w:val="nil"/>
+              <w:left w:val="nil"/>
+              <w:bottom w:val="single" w:sz="4" w:space="0" w:color="auto"/>
+              <w:right w:val="single" w:sz="4" w:space="0" w:color="auto"/>
+            </w:tcBorders>
+            <w:shd w:val="clear" w:color="auto" w:fill="auto"/>
+            <w:noWrap/>
+            <w:vAlign w:val="bottom"/>
+            <w:hideMark/>
+          </w:tcPr>
+          <w:p>
+            <w:pPr>
+              <w:spacing w:after="0" w:line="240" w:lineRule="auto"/>
+              <w:ind w:left="0" w:firstLine="0"/>
+              <w:rPr>
+                <w:rFonts w:ascii="Calibri" w:eastAsia="Times New Roman" w:hAnsi="Calibri" w:cs="Calibri"/>
+                <w:kern w:val="0"/>
+                <w:sz w:val="22"/>
+                <w:szCs w:val="22"/>
+                <w14:ligatures w14:val="none"/>
+              </w:rPr>
+            </w:pPr>
+            <w:r>
+              <w:rPr>
+                <w:rFonts w:ascii="Calibri" w:eastAsia="Times New Roman" w:hAnsi="Calibri" w:cs="Calibri"/>
+                <w:kern w:val="0"/>
+                <w:sz w:val="22"/>
+                <w:szCs w:val="22"/>
+                <w14:ligatures w14:val="none"/>
+              </w:rPr>
+              <w:t>Medio principal de búsqueda de empleo (avisos, contactos, agencias, etc.).</w:t>
+            </w:r>
+          </w:p>
+        </w:tc>
+      </w:tr>
+      <w:tr>
+        <w:trPr>
+          <w:trHeight w:val="300"/>
+        </w:trPr>
+        <w:tc>
+          <w:tcPr>
+            <w:tcW w:w="1640" w:type="dxa"/>
+            <w:tcBorders>
+              <w:top w:val="nil"/>
+              <w:left w:val="single" w:sz="4" w:space="0" w:color="auto"/>
+              <w:bottom w:val="single" w:sz="4" w:space="0" w:color="auto"/>
+              <w:right w:val="single" w:sz="4" w:space="0" w:color="auto"/>
+            </w:tcBorders>
+            <w:shd w:val="clear" w:color="auto" w:fill="auto"/>
+            <w:noWrap/>
+            <w:vAlign w:val="bottom"/>
+            <w:hideMark/>
+          </w:tcPr>
+          <w:p>
+            <w:pPr>
+              <w:spacing w:after="0" w:line="240" w:lineRule="auto"/>
+              <w:ind w:left="0" w:firstLine="0"/>
+              <w:rPr>
+                <w:rFonts w:ascii="Calibri" w:eastAsia="Times New Roman" w:hAnsi="Calibri" w:cs="Calibri"/>
+                <w:kern w:val="0"/>
+                <w:sz w:val="22"/>
+                <w:szCs w:val="22"/>
+                <w14:ligatures w14:val="none"/>
+              </w:rPr>
+            </w:pPr>
+            <w:r>
+              <w:rPr>
+                <w:rFonts w:ascii="Calibri" w:eastAsia="Times New Roman" w:hAnsi="Calibri" w:cs="Calibri"/>
+                <w:kern w:val="0"/>
+                <w:sz w:val="22"/>
+                <w:szCs w:val="22"/>
+                <w14:ligatures w14:val="none"/>
+              </w:rPr>
+              <w:t>CODUSU</w:t>
+            </w:r>
+          </w:p>
+        </w:tc>
+        <w:tc>
+          <w:tcPr>
+            <w:tcW w:w="2980" w:type="dxa"/>
+            <w:tcBorders>
+              <w:top w:val="nil"/>
+              <w:left w:val="nil"/>
+              <w:bottom w:val="single" w:sz="4" w:space="0" w:color="auto"/>
+              <w:right w:val="single" w:sz="4" w:space="0" w:color="auto"/>
+            </w:tcBorders>
+            <w:shd w:val="clear" w:color="auto" w:fill="auto"/>
+            <w:noWrap/>
+            <w:vAlign w:val="bottom"/>
+            <w:hideMark/>
+          </w:tcPr>
+          <w:p>
+            <w:pPr>
+              <w:spacing w:after="0" w:line="240" w:lineRule="auto"/>
+              <w:ind w:left="0" w:firstLine="0"/>
+              <w:rPr>
+                <w:rFonts w:ascii="Calibri" w:eastAsia="Times New Roman" w:hAnsi="Calibri" w:cs="Calibri"/>
+                <w:kern w:val="0"/>
+                <w:sz w:val="22"/>
+                <w:szCs w:val="22"/>
+                <w14:ligatures w14:val="none"/>
+              </w:rPr>
+            </w:pPr>
+            <w:proofErr w:type="spellStart"/>
+            <w:r>
+              <w:rPr>
+                <w:rFonts w:ascii="Calibri" w:eastAsia="Times New Roman" w:hAnsi="Calibri" w:cs="Calibri"/>
+                <w:kern w:val="0"/>
+                <w:sz w:val="22"/>
+                <w:szCs w:val="22"/>
+                <w14:ligatures w14:val="none"/>
+              </w:rPr>
+              <w:t>Distincion_vivienda_individuo</w:t>
+            </w:r>
+            <w:proofErr w:type="spellEnd"/>
+          </w:p>
+        </w:tc>
+        <w:tc>
+          <w:tcPr>
+            <w:tcW w:w="7180" w:type="dxa"/>
+            <w:tcBorders>
+              <w:top w:val="nil"/>
+              <w:left w:val="nil"/>
+              <w:bottom w:val="single" w:sz="4" w:space="0" w:color="auto"/>
+              <w:right w:val="single" w:sz="4" w:space="0" w:color="auto"/>
+            </w:tcBorders>
+            <w:shd w:val="clear" w:color="auto" w:fill="auto"/>
+            <w:noWrap/>
+            <w:vAlign w:val="bottom"/>
+            <w:hideMark/>
+          </w:tcPr>
+          <w:p>
+            <w:pPr>
+              <w:spacing w:after="0" w:line="240" w:lineRule="auto"/>
+              <w:ind w:left="0" w:firstLine="0"/>
+              <w:rPr>
+                <w:rFonts w:ascii="Calibri" w:eastAsia="Times New Roman" w:hAnsi="Calibri" w:cs="Calibri"/>
+                <w:kern w:val="0"/>
+                <w:sz w:val="22"/>
+                <w:szCs w:val="22"/>
+                <w14:ligatures w14:val="none"/>
+              </w:rPr>
+            </w:pPr>
+            <w:r>
+              <w:rPr>
+                <w:rFonts w:ascii="Calibri" w:eastAsia="Times New Roman" w:hAnsi="Calibri" w:cs="Calibri"/>
+                <w:kern w:val="0"/>
+                <w:sz w:val="22"/>
+                <w:szCs w:val="22"/>
+                <w14:ligatures w14:val="none"/>
+              </w:rPr>
+              <w:t>Identificador de la vivienda + individuo.</w:t>
+            </w:r>
+          </w:p>
+        </w:tc>
+      </w:tr>
+      <w:tr>
+        <w:trPr>
+          <w:trHeight w:val="300"/>
+        </w:trPr>
+        <w:tc>
+          <w:tcPr>
+            <w:tcW w:w="1640" w:type="dxa"/>
+            <w:tcBorders>
+              <w:top w:val="nil"/>
+              <w:left w:val="single" w:sz="4" w:space="0" w:color="auto"/>
+              <w:bottom w:val="single" w:sz="4" w:space="0" w:color="auto"/>
+              <w:right w:val="single" w:sz="4" w:space="0" w:color="auto"/>
+            </w:tcBorders>
+            <w:shd w:val="clear" w:color="auto" w:fill="auto"/>
+            <w:noWrap/>
+            <w:vAlign w:val="bottom"/>
+            <w:hideMark/>
+          </w:tcPr>
+          <w:p>
+            <w:pPr>
+              <w:spacing w:after="0" w:line="240" w:lineRule="auto"/>
+              <w:ind w:left="0" w:firstLine="0"/>
+              <w:rPr>
+                <w:rFonts w:ascii="Calibri" w:eastAsia="Times New Roman" w:hAnsi="Calibri" w:cs="Calibri"/>
+                <w:kern w:val="0"/>
+                <w:sz w:val="22"/>
+                <w:szCs w:val="22"/>
+                <w14:ligatures w14:val="none"/>
+              </w:rPr>
+            </w:pPr>
+            <w:r>
+              <w:rPr>
+                <w:rFonts w:ascii="Calibri" w:eastAsia="Times New Roman" w:hAnsi="Calibri" w:cs="Calibri"/>
+                <w:kern w:val="0"/>
+                <w:sz w:val="22"/>
+                <w:szCs w:val="22"/>
+                <w14:ligatures w14:val="none"/>
+              </w:rPr>
+              <w:t>NRO_HOGAR</w:t>
+            </w:r>
+          </w:p>
+        </w:tc>
+        <w:tc>
+          <w:tcPr>
+            <w:tcW w:w="2980" w:type="dxa"/>
+            <w:tcBorders>
+              <w:top w:val="nil"/>
+              <w:left w:val="nil"/>
+              <w:bottom w:val="single" w:sz="4" w:space="0" w:color="auto"/>
+              <w:right w:val="single" w:sz="4" w:space="0" w:color="auto"/>
+            </w:tcBorders>
+            <w:shd w:val="clear" w:color="auto" w:fill="auto"/>
+            <w:noWrap/>
+            <w:vAlign w:val="bottom"/>
+            <w:hideMark/>
+          </w:tcPr>
+          <w:p>
+            <w:pPr>
+              <w:spacing w:after="0" w:line="240" w:lineRule="auto"/>
+              <w:ind w:left="0" w:firstLine="0"/>
+              <w:rPr>
+                <w:rFonts w:ascii="Calibri" w:eastAsia="Times New Roman" w:hAnsi="Calibri" w:cs="Calibri"/>
+                <w:kern w:val="0"/>
+                <w:sz w:val="22"/>
+                <w:szCs w:val="22"/>
+                <w14:ligatures w14:val="none"/>
+              </w:rPr>
+            </w:pPr>
+            <w:proofErr w:type="spellStart"/>
+            <w:r>
+              <w:rPr>
+                <w:rFonts w:ascii="Calibri" w:eastAsia="Times New Roman" w:hAnsi="Calibri" w:cs="Calibri"/>
+                <w:kern w:val="0"/>
+                <w:sz w:val="22"/>
+                <w:szCs w:val="22"/>
+                <w14:ligatures w14:val="none"/>
+              </w:rPr>
+              <w:t>Distincion_vivienda_hogar</w:t>
+            </w:r>
+            <w:proofErr w:type="spellEnd"/>
+          </w:p>
+        </w:tc>
+        <w:tc>
+          <w:tcPr>
+            <w:tcW w:w="7180" w:type="dxa"/>
+            <w:tcBorders>
+              <w:top w:val="nil"/>
+              <w:left w:val="nil"/>
+              <w:bottom w:val="single" w:sz="4" w:space="0" w:color="auto"/>
+              <w:right w:val="single" w:sz="4" w:space="0" w:color="auto"/>
+            </w:tcBorders>
+            <w:shd w:val="clear" w:color="auto" w:fill="auto"/>
+            <w:noWrap/>
+            <w:vAlign w:val="bottom"/>
+            <w:hideMark/>
+          </w:tcPr>
+          <w:p>
+            <w:pPr>
+              <w:spacing w:after="0" w:line="240" w:lineRule="auto"/>
+              <w:ind w:left="0" w:firstLine="0"/>
+              <w:rPr>
+                <w:rFonts w:ascii="Calibri" w:eastAsia="Times New Roman" w:hAnsi="Calibri" w:cs="Calibri"/>
+                <w:kern w:val="0"/>
+                <w:sz w:val="22"/>
+                <w:szCs w:val="22"/>
+                <w14:ligatures w14:val="none"/>
+              </w:rPr>
+            </w:pPr>
+            <w:r>
+              <w:rPr>
+                <w:rFonts w:ascii="Calibri" w:eastAsia="Times New Roman" w:hAnsi="Calibri" w:cs="Calibri"/>
+                <w:kern w:val="0"/>
+                <w:sz w:val="22"/>
+                <w:szCs w:val="22"/>
+                <w14:ligatures w14:val="none"/>
+              </w:rPr>
+              <w:t>Identificador del hogar dentro de la vivienda.</w:t>
+            </w:r>
+          </w:p>
+        </w:tc>
+      </w:tr>
+    </w:tbl>
+    <w:p>
+      <w:pPr>
+        <w:pBdr>
+          <w:top w:val="nil"/>
+          <w:left w:val="nil"/>
+          <w:bottom w:val="nil"/>
+          <w:right w:val="nil"/>
+          <w:between w:val="nil"/>
+        </w:pBdr>
+        <w:spacing w:before="240" w:after="0" w:line="240" w:lineRule="auto"/>
+        <w:ind w:left="1080" w:firstLine="0"/>
+        <w:jc w:val="both"/>
+        <w:rPr>
+          <w:rFonts w:ascii="Century Schoolbook" w:eastAsia="Century Schoolbook" w:hAnsi="Century Schoolbook" w:cs="Century Schoolbook"/>
+          <w:lang w:val="es-US"/>
+        </w:rPr>
+      </w:pPr>
+      <w:r>
+        <w:rPr>
+          <w:rFonts w:ascii="Century Schoolbook" w:eastAsia="Century Schoolbook" w:hAnsi="Century Schoolbook" w:cs="Century Schoolbook"/>
+          <w:lang w:val="es-US"/>
+        </w:rPr>
+        <w:t xml:space="preserve">El </w:t>
+      </w:r>
+      <w:proofErr w:type="spellStart"/>
+      <w:r>
+        <w:rPr>
+          <w:rFonts w:ascii="Century Schoolbook" w:eastAsia="Century Schoolbook" w:hAnsi="Century Schoolbook" w:cs="Century Schoolbook"/>
+          <w:lang w:val="es-US"/>
+        </w:rPr>
+        <w:t>heatmap</w:t>
+      </w:r>
+      <w:proofErr w:type="spellEnd"/>
+      <w:r>
+        <w:rPr>
+          <w:rFonts w:ascii="Century Schoolbook" w:eastAsia="Century Schoolbook" w:hAnsi="Century Schoolbook" w:cs="Century Schoolbook"/>
+          <w:lang w:val="es-US"/>
+        </w:rPr>
+        <w:t xml:space="preserve"> asociado a las variables corresponde:</w:t>
+      </w:r>
+    </w:p>
+    <w:p>
+      <w:pPr>
+        <w:pBdr>
+          <w:top w:val="nil"/>
+          <w:left w:val="nil"/>
+          <w:bottom w:val="nil"/>
+          <w:right w:val="nil"/>
+          <w:between w:val="nil"/>
+        </w:pBdr>
+        <w:spacing w:before="240" w:after="0" w:line="240" w:lineRule="auto"/>
+        <w:ind w:left="1080" w:firstLine="0"/>
+        <w:jc w:val="both"/>
+        <w:rPr>
           <w:noProof/>
         </w:rPr>
       </w:pPr>
-      <w:r>
-        <w:rPr>
-          <w:rFonts w:ascii="Century Schoolbook" w:eastAsia="Century Schoolbook" w:hAnsi="Century Schoolbook" w:cs="Century Schoolbook"/>
-          <w:lang w:val="es-US"/>
-        </w:rPr>
-        <w:t>-</w:t>
-      </w:r>
-      <w:r>
-        <w:rPr>
-          <w:noProof/>
-        </w:rPr>
-        <w:t xml:space="preserve"> </w:t>
-      </w:r>
       <w:r>
         <w:rPr>
           <w:rFonts w:ascii="Century Schoolbook" w:eastAsia="Century Schoolbook" w:hAnsi="Century Schoolbook" w:cs="Century Schoolbook"/>
@@ -1090,6 +3485,7 @@
           <w:sz w:val="22"/>
           <w:szCs w:val="28"/>
         </w:rPr>
+        <w:lastRenderedPageBreak/>
         <w:t xml:space="preserve">Como podemos observar en el grafico, las variables que mas valores faltantes tienen refieren a la caracterisitica de EMPLEO, la cual analiza si </w:t>
       </w:r>
       <w:r>
@@ -1255,7 +3651,6 @@
           <w:rFonts w:ascii="Century Schoolbook" w:eastAsia="Century Schoolbook" w:hAnsi="Century Schoolbook" w:cs="Century Schoolbook"/>
           <w:lang w:val="es-US"/>
         </w:rPr>
-        <w:lastRenderedPageBreak/>
         <w:t xml:space="preserve">2d) </w:t>
       </w:r>
       <w:r>
@@ -2151,7 +4546,11 @@
         <w:t xml:space="preserve">. </w:t>
       </w:r>
       <w:r>
-        <w:t xml:space="preserve">Esto significa que todos los individuos en la base de datos individual tienen un hogar correspondiente en la base de hogares, confirmando una perfecta coincidencia entre ambas bases para los registros relevantes. </w:t>
+        <w:t xml:space="preserve">Esto significa que todos los individuos en la </w:t>
+      </w:r>
+      <w:r>
+        <w:lastRenderedPageBreak/>
+        <w:t xml:space="preserve">base de datos individual tienen un hogar correspondiente en la base de hogares, confirmando una perfecta coincidencia entre ambas bases para los registros relevantes. </w:t>
       </w:r>
     </w:p>
     <w:p>
@@ -2299,15 +4698,7 @@
           <w:rFonts w:ascii="Century Schoolbook" w:eastAsia="Century Schoolbook" w:hAnsi="Century Schoolbook" w:cs="Century Schoolbook"/>
           <w:lang w:val="es-US"/>
         </w:rPr>
-        <w:t xml:space="preserve">Realicen un gráfico de barras mostrando la composición por sexo para 2005 y 2025 en su </w:t>
-      </w:r>
-      <w:r>
-        <w:rPr>
-          <w:rFonts w:ascii="Century Schoolbook" w:eastAsia="Century Schoolbook" w:hAnsi="Century Schoolbook" w:cs="Century Schoolbook"/>
-          <w:lang w:val="es-US"/>
-        </w:rPr>
-        <w:lastRenderedPageBreak/>
-        <w:t xml:space="preserve">región. </w:t>
+        <w:t xml:space="preserve">Realicen un gráfico de barras mostrando la composición por sexo para 2005 y 2025 en su región. </w:t>
       </w:r>
       <w:r>
         <w:rPr>
@@ -2453,6 +4844,7 @@
           <w:rFonts w:ascii="Century Schoolbook" w:eastAsia="Century Schoolbook" w:hAnsi="Century Schoolbook" w:cs="Century Schoolbook"/>
           <w:noProof/>
         </w:rPr>
+        <w:lastRenderedPageBreak/>
         <w:drawing>
           <wp:anchor distT="0" distB="0" distL="114300" distR="114300" simplePos="0" relativeHeight="251663360" behindDoc="0" locked="0" layoutInCell="1" allowOverlap="1" wp14:anchorId="2E2550D2" wp14:editId="7B977447">
             <wp:simplePos x="0" y="0"/>
@@ -2554,6 +4946,7 @@
         <w:t xml:space="preserve">) y renombrar dichas variables para que las etiquetas tengan sentido en el gráfico de correlación. Utilicen alguno de los comandos disponibles en este </w:t>
       </w:r>
       <w:hyperlink r:id="rId12">
+        <w:proofErr w:type="gramStart"/>
         <w:r>
           <w:rPr>
             <w:rFonts w:ascii="Century Schoolbook" w:eastAsia="Century Schoolbook" w:hAnsi="Century Schoolbook" w:cs="Century Schoolbook"/>
@@ -2563,6 +4956,7 @@
           </w:rPr>
           <w:t>link</w:t>
         </w:r>
+        <w:proofErr w:type="gramEnd"/>
       </w:hyperlink>
       <w:r>
         <w:rPr>
@@ -2628,7 +5022,6 @@
         </w:numPr>
       </w:pPr>
       <w:r>
-        <w:lastRenderedPageBreak/>
         <w:t xml:space="preserve">Las variables de </w:t>
       </w:r>
       <w:r>
@@ -2738,6 +5131,7 @@
           <w:rFonts w:ascii="Century Schoolbook" w:eastAsia="Century Schoolbook" w:hAnsi="Century Schoolbook" w:cs="Century Schoolbook"/>
           <w:noProof/>
         </w:rPr>
+        <w:lastRenderedPageBreak/>
         <w:drawing>
           <wp:anchor distT="0" distB="0" distL="114300" distR="114300" simplePos="0" relativeHeight="251664384" behindDoc="0" locked="0" layoutInCell="1" allowOverlap="1" wp14:anchorId="3D098F76" wp14:editId="17D7CEE5">
             <wp:simplePos x="0" y="0"/>
@@ -2888,7 +5282,31 @@
           <w:lang w:val="es-AR" w:eastAsia="es-AR"/>
           <w14:ligatures w14:val="none"/>
         </w:rPr>
-        <w:t>Entre las variables numéricas (por ejemplo ingresos y componentes del hogar) las correlaciones son más bajas, sin vínculos lineales fuertes.</w:t>
+        <w:t xml:space="preserve">Entre las variables numéricas (por </w:t>
+      </w:r>
+      <w:proofErr w:type="gramStart"/>
+      <w:r>
+        <w:rPr>
+          <w:rFonts w:ascii="Times New Roman" w:eastAsia="Times New Roman" w:hAnsi="Times New Roman" w:cs="Times New Roman"/>
+          <w:color w:val="auto"/>
+          <w:kern w:val="0"/>
+          <w:sz w:val="24"/>
+          <w:lang w:val="es-AR" w:eastAsia="es-AR"/>
+          <w14:ligatures w14:val="none"/>
+        </w:rPr>
+        <w:t>ejemplo</w:t>
+      </w:r>
+      <w:proofErr w:type="gramEnd"/>
+      <w:r>
+        <w:rPr>
+          <w:rFonts w:ascii="Times New Roman" w:eastAsia="Times New Roman" w:hAnsi="Times New Roman" w:cs="Times New Roman"/>
+          <w:color w:val="auto"/>
+          <w:kern w:val="0"/>
+          <w:sz w:val="24"/>
+          <w:lang w:val="es-AR" w:eastAsia="es-AR"/>
+          <w14:ligatures w14:val="none"/>
+        </w:rPr>
+        <w:t xml:space="preserve"> ingresos y componentes del hogar) las correlaciones son más bajas, sin vínculos lineales fuertes.</w:t>
       </w:r>
     </w:p>
     <w:p>
@@ -3164,6 +5582,7 @@
           <w:rFonts w:ascii="Century Schoolbook" w:eastAsia="Century Schoolbook" w:hAnsi="Century Schoolbook" w:cs="Century Schoolbook"/>
           <w:lang w:val="es-US"/>
         </w:rPr>
+        <w:lastRenderedPageBreak/>
         <w:t xml:space="preserve">Uno de los grandes problemas de la EPH es la creciente cantidad de hogares que no reportan sus ingresos (ver por ejemplo el siguiente </w:t>
       </w:r>
       <w:hyperlink r:id="rId14">
@@ -3920,6 +6339,7 @@
           <w:rFonts w:ascii="Century Schoolbook" w:eastAsia="Century Schoolbook" w:hAnsi="Century Schoolbook" w:cs="Century Schoolbook"/>
           <w:noProof/>
         </w:rPr>
+        <w:lastRenderedPageBreak/>
         <w:drawing>
           <wp:anchor distT="0" distB="0" distL="114300" distR="114300" simplePos="0" relativeHeight="251661312" behindDoc="0" locked="0" layoutInCell="1" allowOverlap="1" wp14:anchorId="64AEC16B" wp14:editId="52C1CBE6">
             <wp:simplePos x="0" y="0"/>
@@ -4325,7 +6745,7 @@
 </file>
 
 <file path=word/endnotes.xml><?xml version="1.0" encoding="utf-8"?>
-<w:endnotes xmlns:wpc="http://schemas.microsoft.com/office/word/2010/wordprocessingCanvas" xmlns:cx="http://schemas.microsoft.com/office/drawing/2014/chartex" xmlns:cx1="http://schemas.microsoft.com/office/drawing/2015/9/8/chartex" xmlns:cx2="http://schemas.microsoft.com/office/drawing/2015/10/21/chartex" xmlns:cx3="http://schemas.microsoft.com/office/drawing/2016/5/9/chartex" xmlns:cx4="http://schemas.microsoft.com/office/drawing/2016/5/10/chartex" xmlns:cx5="http://schemas.microsoft.com/office/drawing/2016/5/11/chartex" xmlns:cx6="http://schemas.microsoft.com/office/drawing/2016/5/12/chartex" xmlns:cx7="http://schemas.microsoft.com/office/drawing/2016/5/13/chartex" xmlns:cx8="http://schemas.microsoft.com/office/drawing/2016/5/14/chartex" xmlns:mc="http://schemas.openxmlformats.org/markup-compatibility/2006" xmlns:aink="http://schemas.microsoft.com/office/drawing/2016/ink" xmlns:am3d="http://schemas.microsoft.com/office/drawing/2017/model3d" xmlns:o="urn:schemas-microsoft-com:office:office" xmlns:r="http://schemas.openxmlformats.org/officeDocument/2006/relationships" xmlns:m="http://schemas.openxmlformats.org/officeDocument/2006/math" xmlns:v="urn:schemas-microsoft-com:vml" xmlns:wp14="http://schemas.microsoft.com/office/word/2010/wordprocessingDrawing" xmlns:wp="http://schemas.openxmlformats.org/drawingml/2006/wordprocessingDrawing" xmlns:w10="urn:schemas-microsoft-com:office:word" xmlns:w="http://schemas.openxmlformats.org/wordprocessingml/2006/main" xmlns:w14="http://schemas.microsoft.com/office/word/2010/wordml" xmlns:w15="http://schemas.microsoft.com/office/word/2012/wordml" xmlns:w16cex="http://schemas.microsoft.com/office/word/2018/wordml/cex" xmlns:w16cid="http://schemas.microsoft.com/office/word/2016/wordml/cid" xmlns:w16="http://schemas.microsoft.com/office/word/2018/wordml" xmlns:w16sdtdh="http://schemas.microsoft.com/office/word/2020/wordml/sdtdatahash" xmlns:w16se="http://schemas.microsoft.com/office/word/2015/wordml/symex" xmlns:wpg="http://schemas.microsoft.com/office/word/2010/wordprocessingGroup" xmlns:wpi="http://schemas.microsoft.com/office/word/2010/wordprocessingInk" xmlns:wne="http://schemas.microsoft.com/office/word/2006/wordml" xmlns:wps="http://schemas.microsoft.com/office/word/2010/wordprocessingShape" mc:Ignorable="w14 w15 w16se w16cid w16 w16cex w16sdtdh wp14">
+<w:endnotes xmlns:wpc="http://schemas.microsoft.com/office/word/2010/wordprocessingCanvas" xmlns:cx="http://schemas.microsoft.com/office/drawing/2014/chartex" xmlns:cx1="http://schemas.microsoft.com/office/drawing/2015/9/8/chartex" xmlns:cx2="http://schemas.microsoft.com/office/drawing/2015/10/21/chartex" xmlns:cx3="http://schemas.microsoft.com/office/drawing/2016/5/9/chartex" xmlns:cx4="http://schemas.microsoft.com/office/drawing/2016/5/10/chartex" xmlns:cx5="http://schemas.microsoft.com/office/drawing/2016/5/11/chartex" xmlns:cx6="http://schemas.microsoft.com/office/drawing/2016/5/12/chartex" xmlns:cx7="http://schemas.microsoft.com/office/drawing/2016/5/13/chartex" xmlns:cx8="http://schemas.microsoft.com/office/drawing/2016/5/14/chartex" xmlns:mc="http://schemas.openxmlformats.org/markup-compatibility/2006" xmlns:aink="http://schemas.microsoft.com/office/drawing/2016/ink" xmlns:am3d="http://schemas.microsoft.com/office/drawing/2017/model3d" xmlns:o="urn:schemas-microsoft-com:office:office" xmlns:oel="http://schemas.microsoft.com/office/2019/extlst" xmlns:r="http://schemas.openxmlformats.org/officeDocument/2006/relationships" xmlns:m="http://schemas.openxmlformats.org/officeDocument/2006/math" xmlns:v="urn:schemas-microsoft-com:vml" xmlns:wp14="http://schemas.microsoft.com/office/word/2010/wordprocessingDrawing" xmlns:wp="http://schemas.openxmlformats.org/drawingml/2006/wordprocessingDrawing" xmlns:w10="urn:schemas-microsoft-com:office:word" xmlns:w="http://schemas.openxmlformats.org/wordprocessingml/2006/main" xmlns:w14="http://schemas.microsoft.com/office/word/2010/wordml" xmlns:w15="http://schemas.microsoft.com/office/word/2012/wordml" xmlns:w16cex="http://schemas.microsoft.com/office/word/2018/wordml/cex" xmlns:w16cid="http://schemas.microsoft.com/office/word/2016/wordml/cid" xmlns:w16="http://schemas.microsoft.com/office/word/2018/wordml" xmlns:w16sdtdh="http://schemas.microsoft.com/office/word/2020/wordml/sdtdatahash" xmlns:w16se="http://schemas.microsoft.com/office/word/2015/wordml/symex" xmlns:wpg="http://schemas.microsoft.com/office/word/2010/wordprocessingGroup" xmlns:wpi="http://schemas.microsoft.com/office/word/2010/wordprocessingInk" xmlns:wne="http://schemas.microsoft.com/office/word/2006/wordml" xmlns:wps="http://schemas.microsoft.com/office/word/2010/wordprocessingShape" mc:Ignorable="w14 w15 w16se w16cid w16 w16cex w16sdtdh wp14">
   <w:endnote w:type="separator" w:id="-1">
     <w:p>
       <w:pPr>
@@ -4350,7 +6770,7 @@
 </file>
 
 <file path=word/footer1.xml><?xml version="1.0" encoding="utf-8"?>
-<w:ftr xmlns:wpc="http://schemas.microsoft.com/office/word/2010/wordprocessingCanvas" xmlns:cx="http://schemas.microsoft.com/office/drawing/2014/chartex" xmlns:cx1="http://schemas.microsoft.com/office/drawing/2015/9/8/chartex" xmlns:cx2="http://schemas.microsoft.com/office/drawing/2015/10/21/chartex" xmlns:cx3="http://schemas.microsoft.com/office/drawing/2016/5/9/chartex" xmlns:cx4="http://schemas.microsoft.com/office/drawing/2016/5/10/chartex" xmlns:cx5="http://schemas.microsoft.com/office/drawing/2016/5/11/chartex" xmlns:cx6="http://schemas.microsoft.com/office/drawing/2016/5/12/chartex" xmlns:cx7="http://schemas.microsoft.com/office/drawing/2016/5/13/chartex" xmlns:cx8="http://schemas.microsoft.com/office/drawing/2016/5/14/chartex" xmlns:mc="http://schemas.openxmlformats.org/markup-compatibility/2006" xmlns:aink="http://schemas.microsoft.com/office/drawing/2016/ink" xmlns:am3d="http://schemas.microsoft.com/office/drawing/2017/model3d" xmlns:o="urn:schemas-microsoft-com:office:office" xmlns:r="http://schemas.openxmlformats.org/officeDocument/2006/relationships" xmlns:m="http://schemas.openxmlformats.org/officeDocument/2006/math" xmlns:v="urn:schemas-microsoft-com:vml" xmlns:wp14="http://schemas.microsoft.com/office/word/2010/wordprocessingDrawing" xmlns:wp="http://schemas.openxmlformats.org/drawingml/2006/wordprocessingDrawing" xmlns:w10="urn:schemas-microsoft-com:office:word" xmlns:w="http://schemas.openxmlformats.org/wordprocessingml/2006/main" xmlns:w14="http://schemas.microsoft.com/office/word/2010/wordml" xmlns:w15="http://schemas.microsoft.com/office/word/2012/wordml" xmlns:w16cex="http://schemas.microsoft.com/office/word/2018/wordml/cex" xmlns:w16cid="http://schemas.microsoft.com/office/word/2016/wordml/cid" xmlns:w16="http://schemas.microsoft.com/office/word/2018/wordml" xmlns:w16sdtdh="http://schemas.microsoft.com/office/word/2020/wordml/sdtdatahash" xmlns:w16se="http://schemas.microsoft.com/office/word/2015/wordml/symex" xmlns:wpg="http://schemas.microsoft.com/office/word/2010/wordprocessingGroup" xmlns:wpi="http://schemas.microsoft.com/office/word/2010/wordprocessingInk" xmlns:wne="http://schemas.microsoft.com/office/word/2006/wordml" xmlns:wps="http://schemas.microsoft.com/office/word/2010/wordprocessingShape" mc:Ignorable="w14 w15 w16se w16cid w16 w16cex w16sdtdh wp14">
+<w:ftr xmlns:wpc="http://schemas.microsoft.com/office/word/2010/wordprocessingCanvas" xmlns:cx="http://schemas.microsoft.com/office/drawing/2014/chartex" xmlns:cx1="http://schemas.microsoft.com/office/drawing/2015/9/8/chartex" xmlns:cx2="http://schemas.microsoft.com/office/drawing/2015/10/21/chartex" xmlns:cx3="http://schemas.microsoft.com/office/drawing/2016/5/9/chartex" xmlns:cx4="http://schemas.microsoft.com/office/drawing/2016/5/10/chartex" xmlns:cx5="http://schemas.microsoft.com/office/drawing/2016/5/11/chartex" xmlns:cx6="http://schemas.microsoft.com/office/drawing/2016/5/12/chartex" xmlns:cx7="http://schemas.microsoft.com/office/drawing/2016/5/13/chartex" xmlns:cx8="http://schemas.microsoft.com/office/drawing/2016/5/14/chartex" xmlns:mc="http://schemas.openxmlformats.org/markup-compatibility/2006" xmlns:aink="http://schemas.microsoft.com/office/drawing/2016/ink" xmlns:am3d="http://schemas.microsoft.com/office/drawing/2017/model3d" xmlns:o="urn:schemas-microsoft-com:office:office" xmlns:oel="http://schemas.microsoft.com/office/2019/extlst" xmlns:r="http://schemas.openxmlformats.org/officeDocument/2006/relationships" xmlns:m="http://schemas.openxmlformats.org/officeDocument/2006/math" xmlns:v="urn:schemas-microsoft-com:vml" xmlns:wp14="http://schemas.microsoft.com/office/word/2010/wordprocessingDrawing" xmlns:wp="http://schemas.openxmlformats.org/drawingml/2006/wordprocessingDrawing" xmlns:w10="urn:schemas-microsoft-com:office:word" xmlns:w="http://schemas.openxmlformats.org/wordprocessingml/2006/main" xmlns:w14="http://schemas.microsoft.com/office/word/2010/wordml" xmlns:w15="http://schemas.microsoft.com/office/word/2012/wordml" xmlns:w16cex="http://schemas.microsoft.com/office/word/2018/wordml/cex" xmlns:w16cid="http://schemas.microsoft.com/office/word/2016/wordml/cid" xmlns:w16="http://schemas.microsoft.com/office/word/2018/wordml" xmlns:w16sdtdh="http://schemas.microsoft.com/office/word/2020/wordml/sdtdatahash" xmlns:w16se="http://schemas.microsoft.com/office/word/2015/wordml/symex" xmlns:wpg="http://schemas.microsoft.com/office/word/2010/wordprocessingGroup" xmlns:wpi="http://schemas.microsoft.com/office/word/2010/wordprocessingInk" xmlns:wne="http://schemas.microsoft.com/office/word/2006/wordml" xmlns:wps="http://schemas.microsoft.com/office/word/2010/wordprocessingShape" mc:Ignorable="w14 w15 w16se w16cid w16 w16cex w16sdtdh wp14">
   <w:p>
     <w:pPr>
       <w:tabs>
@@ -4471,7 +6891,7 @@
 </file>
 
 <file path=word/footnotes.xml><?xml version="1.0" encoding="utf-8"?>
-<w:footnotes xmlns:wpc="http://schemas.microsoft.com/office/word/2010/wordprocessingCanvas" xmlns:cx="http://schemas.microsoft.com/office/drawing/2014/chartex" xmlns:cx1="http://schemas.microsoft.com/office/drawing/2015/9/8/chartex" xmlns:cx2="http://schemas.microsoft.com/office/drawing/2015/10/21/chartex" xmlns:cx3="http://schemas.microsoft.com/office/drawing/2016/5/9/chartex" xmlns:cx4="http://schemas.microsoft.com/office/drawing/2016/5/10/chartex" xmlns:cx5="http://schemas.microsoft.com/office/drawing/2016/5/11/chartex" xmlns:cx6="http://schemas.microsoft.com/office/drawing/2016/5/12/chartex" xmlns:cx7="http://schemas.microsoft.com/office/drawing/2016/5/13/chartex" xmlns:cx8="http://schemas.microsoft.com/office/drawing/2016/5/14/chartex" xmlns:mc="http://schemas.openxmlformats.org/markup-compatibility/2006" xmlns:aink="http://schemas.microsoft.com/office/drawing/2016/ink" xmlns:am3d="http://schemas.microsoft.com/office/drawing/2017/model3d" xmlns:o="urn:schemas-microsoft-com:office:office" xmlns:r="http://schemas.openxmlformats.org/officeDocument/2006/relationships" xmlns:m="http://schemas.openxmlformats.org/officeDocument/2006/math" xmlns:v="urn:schemas-microsoft-com:vml" xmlns:wp14="http://schemas.microsoft.com/office/word/2010/wordprocessingDrawing" xmlns:wp="http://schemas.openxmlformats.org/drawingml/2006/wordprocessingDrawing" xmlns:w10="urn:schemas-microsoft-com:office:word" xmlns:w="http://schemas.openxmlformats.org/wordprocessingml/2006/main" xmlns:w14="http://schemas.microsoft.com/office/word/2010/wordml" xmlns:w15="http://schemas.microsoft.com/office/word/2012/wordml" xmlns:w16cex="http://schemas.microsoft.com/office/word/2018/wordml/cex" xmlns:w16cid="http://schemas.microsoft.com/office/word/2016/wordml/cid" xmlns:w16="http://schemas.microsoft.com/office/word/2018/wordml" xmlns:w16sdtdh="http://schemas.microsoft.com/office/word/2020/wordml/sdtdatahash" xmlns:w16se="http://schemas.microsoft.com/office/word/2015/wordml/symex" xmlns:wpg="http://schemas.microsoft.com/office/word/2010/wordprocessingGroup" xmlns:wpi="http://schemas.microsoft.com/office/word/2010/wordprocessingInk" xmlns:wne="http://schemas.microsoft.com/office/word/2006/wordml" xmlns:wps="http://schemas.microsoft.com/office/word/2010/wordprocessingShape" mc:Ignorable="w14 w15 w16se w16cid w16 w16cex w16sdtdh wp14">
+<w:footnotes xmlns:wpc="http://schemas.microsoft.com/office/word/2010/wordprocessingCanvas" xmlns:cx="http://schemas.microsoft.com/office/drawing/2014/chartex" xmlns:cx1="http://schemas.microsoft.com/office/drawing/2015/9/8/chartex" xmlns:cx2="http://schemas.microsoft.com/office/drawing/2015/10/21/chartex" xmlns:cx3="http://schemas.microsoft.com/office/drawing/2016/5/9/chartex" xmlns:cx4="http://schemas.microsoft.com/office/drawing/2016/5/10/chartex" xmlns:cx5="http://schemas.microsoft.com/office/drawing/2016/5/11/chartex" xmlns:cx6="http://schemas.microsoft.com/office/drawing/2016/5/12/chartex" xmlns:cx7="http://schemas.microsoft.com/office/drawing/2016/5/13/chartex" xmlns:cx8="http://schemas.microsoft.com/office/drawing/2016/5/14/chartex" xmlns:mc="http://schemas.openxmlformats.org/markup-compatibility/2006" xmlns:aink="http://schemas.microsoft.com/office/drawing/2016/ink" xmlns:am3d="http://schemas.microsoft.com/office/drawing/2017/model3d" xmlns:o="urn:schemas-microsoft-com:office:office" xmlns:oel="http://schemas.microsoft.com/office/2019/extlst" xmlns:r="http://schemas.openxmlformats.org/officeDocument/2006/relationships" xmlns:m="http://schemas.openxmlformats.org/officeDocument/2006/math" xmlns:v="urn:schemas-microsoft-com:vml" xmlns:wp14="http://schemas.microsoft.com/office/word/2010/wordprocessingDrawing" xmlns:wp="http://schemas.openxmlformats.org/drawingml/2006/wordprocessingDrawing" xmlns:w10="urn:schemas-microsoft-com:office:word" xmlns:w="http://schemas.openxmlformats.org/wordprocessingml/2006/main" xmlns:w14="http://schemas.microsoft.com/office/word/2010/wordml" xmlns:w15="http://schemas.microsoft.com/office/word/2012/wordml" xmlns:w16cex="http://schemas.microsoft.com/office/word/2018/wordml/cex" xmlns:w16cid="http://schemas.microsoft.com/office/word/2016/wordml/cid" xmlns:w16="http://schemas.microsoft.com/office/word/2018/wordml" xmlns:w16sdtdh="http://schemas.microsoft.com/office/word/2020/wordml/sdtdatahash" xmlns:w16se="http://schemas.microsoft.com/office/word/2015/wordml/symex" xmlns:wpg="http://schemas.microsoft.com/office/word/2010/wordprocessingGroup" xmlns:wpi="http://schemas.microsoft.com/office/word/2010/wordprocessingInk" xmlns:wne="http://schemas.microsoft.com/office/word/2006/wordml" xmlns:wps="http://schemas.microsoft.com/office/word/2010/wordprocessingShape" mc:Ignorable="w14 w15 w16se w16cid w16 w16cex w16sdtdh wp14">
   <w:footnote w:type="separator" w:id="-1">
     <w:p>
       <w:pPr>
@@ -4874,7 +7294,7 @@
 </file>
 
 <file path=word/header1.xml><?xml version="1.0" encoding="utf-8"?>
-<w:hdr xmlns:wpc="http://schemas.microsoft.com/office/word/2010/wordprocessingCanvas" xmlns:cx="http://schemas.microsoft.com/office/drawing/2014/chartex" xmlns:cx1="http://schemas.microsoft.com/office/drawing/2015/9/8/chartex" xmlns:cx2="http://schemas.microsoft.com/office/drawing/2015/10/21/chartex" xmlns:cx3="http://schemas.microsoft.com/office/drawing/2016/5/9/chartex" xmlns:cx4="http://schemas.microsoft.com/office/drawing/2016/5/10/chartex" xmlns:cx5="http://schemas.microsoft.com/office/drawing/2016/5/11/chartex" xmlns:cx6="http://schemas.microsoft.com/office/drawing/2016/5/12/chartex" xmlns:cx7="http://schemas.microsoft.com/office/drawing/2016/5/13/chartex" xmlns:cx8="http://schemas.microsoft.com/office/drawing/2016/5/14/chartex" xmlns:mc="http://schemas.openxmlformats.org/markup-compatibility/2006" xmlns:aink="http://schemas.microsoft.com/office/drawing/2016/ink" xmlns:am3d="http://schemas.microsoft.com/office/drawing/2017/model3d" xmlns:o="urn:schemas-microsoft-com:office:office" xmlns:r="http://schemas.openxmlformats.org/officeDocument/2006/relationships" xmlns:m="http://schemas.openxmlformats.org/officeDocument/2006/math" xmlns:v="urn:schemas-microsoft-com:vml" xmlns:wp14="http://schemas.microsoft.com/office/word/2010/wordprocessingDrawing" xmlns:wp="http://schemas.openxmlformats.org/drawingml/2006/wordprocessingDrawing" xmlns:w10="urn:schemas-microsoft-com:office:word" xmlns:w="http://schemas.openxmlformats.org/wordprocessingml/2006/main" xmlns:w14="http://schemas.microsoft.com/office/word/2010/wordml" xmlns:w15="http://schemas.microsoft.com/office/word/2012/wordml" xmlns:w16cex="http://schemas.microsoft.com/office/word/2018/wordml/cex" xmlns:w16cid="http://schemas.microsoft.com/office/word/2016/wordml/cid" xmlns:w16="http://schemas.microsoft.com/office/word/2018/wordml" xmlns:w16sdtdh="http://schemas.microsoft.com/office/word/2020/wordml/sdtdatahash" xmlns:w16se="http://schemas.microsoft.com/office/word/2015/wordml/symex" xmlns:wpg="http://schemas.microsoft.com/office/word/2010/wordprocessingGroup" xmlns:wpi="http://schemas.microsoft.com/office/word/2010/wordprocessingInk" xmlns:wne="http://schemas.microsoft.com/office/word/2006/wordml" xmlns:wps="http://schemas.microsoft.com/office/word/2010/wordprocessingShape" mc:Ignorable="w14 w15 w16se w16cid w16 w16cex w16sdtdh wp14">
+<w:hdr xmlns:wpc="http://schemas.microsoft.com/office/word/2010/wordprocessingCanvas" xmlns:cx="http://schemas.microsoft.com/office/drawing/2014/chartex" xmlns:cx1="http://schemas.microsoft.com/office/drawing/2015/9/8/chartex" xmlns:cx2="http://schemas.microsoft.com/office/drawing/2015/10/21/chartex" xmlns:cx3="http://schemas.microsoft.com/office/drawing/2016/5/9/chartex" xmlns:cx4="http://schemas.microsoft.com/office/drawing/2016/5/10/chartex" xmlns:cx5="http://schemas.microsoft.com/office/drawing/2016/5/11/chartex" xmlns:cx6="http://schemas.microsoft.com/office/drawing/2016/5/12/chartex" xmlns:cx7="http://schemas.microsoft.com/office/drawing/2016/5/13/chartex" xmlns:cx8="http://schemas.microsoft.com/office/drawing/2016/5/14/chartex" xmlns:mc="http://schemas.openxmlformats.org/markup-compatibility/2006" xmlns:aink="http://schemas.microsoft.com/office/drawing/2016/ink" xmlns:am3d="http://schemas.microsoft.com/office/drawing/2017/model3d" xmlns:o="urn:schemas-microsoft-com:office:office" xmlns:oel="http://schemas.microsoft.com/office/2019/extlst" xmlns:r="http://schemas.openxmlformats.org/officeDocument/2006/relationships" xmlns:m="http://schemas.openxmlformats.org/officeDocument/2006/math" xmlns:v="urn:schemas-microsoft-com:vml" xmlns:wp14="http://schemas.microsoft.com/office/word/2010/wordprocessingDrawing" xmlns:wp="http://schemas.openxmlformats.org/drawingml/2006/wordprocessingDrawing" xmlns:w10="urn:schemas-microsoft-com:office:word" xmlns:w="http://schemas.openxmlformats.org/wordprocessingml/2006/main" xmlns:w14="http://schemas.microsoft.com/office/word/2010/wordml" xmlns:w15="http://schemas.microsoft.com/office/word/2012/wordml" xmlns:w16cex="http://schemas.microsoft.com/office/word/2018/wordml/cex" xmlns:w16cid="http://schemas.microsoft.com/office/word/2016/wordml/cid" xmlns:w16="http://schemas.microsoft.com/office/word/2018/wordml" xmlns:w16sdtdh="http://schemas.microsoft.com/office/word/2020/wordml/sdtdatahash" xmlns:w16se="http://schemas.microsoft.com/office/word/2015/wordml/symex" xmlns:wpg="http://schemas.microsoft.com/office/word/2010/wordprocessingGroup" xmlns:wpi="http://schemas.microsoft.com/office/word/2010/wordprocessingInk" xmlns:wne="http://schemas.microsoft.com/office/word/2006/wordml" xmlns:wps="http://schemas.microsoft.com/office/word/2010/wordprocessingShape" mc:Ignorable="w14 w15 w16se w16cid w16 w16cex w16sdtdh wp14">
   <w:p>
     <w:pPr>
       <w:pStyle w:val="Encabezado"/>
@@ -4895,8 +7315,121 @@
 </file>
 
 <file path=word/numbering.xml><?xml version="1.0" encoding="utf-8"?>
-<w:numbering xmlns:wpc="http://schemas.microsoft.com/office/word/2010/wordprocessingCanvas" xmlns:cx="http://schemas.microsoft.com/office/drawing/2014/chartex" xmlns:cx1="http://schemas.microsoft.com/office/drawing/2015/9/8/chartex" xmlns:cx2="http://schemas.microsoft.com/office/drawing/2015/10/21/chartex" xmlns:cx3="http://schemas.microsoft.com/office/drawing/2016/5/9/chartex" xmlns:cx4="http://schemas.microsoft.com/office/drawing/2016/5/10/chartex" xmlns:cx5="http://schemas.microsoft.com/office/drawing/2016/5/11/chartex" xmlns:cx6="http://schemas.microsoft.com/office/drawing/2016/5/12/chartex" xmlns:cx7="http://schemas.microsoft.com/office/drawing/2016/5/13/chartex" xmlns:cx8="http://schemas.microsoft.com/office/drawing/2016/5/14/chartex" xmlns:mc="http://schemas.openxmlformats.org/markup-compatibility/2006" xmlns:aink="http://schemas.microsoft.com/office/drawing/2016/ink" xmlns:am3d="http://schemas.microsoft.com/office/drawing/2017/model3d" xmlns:o="urn:schemas-microsoft-com:office:office" xmlns:r="http://schemas.openxmlformats.org/officeDocument/2006/relationships" xmlns:m="http://schemas.openxmlformats.org/officeDocument/2006/math" xmlns:v="urn:schemas-microsoft-com:vml" xmlns:wp14="http://schemas.microsoft.com/office/word/2010/wordprocessingDrawing" xmlns:wp="http://schemas.openxmlformats.org/drawingml/2006/wordprocessingDrawing" xmlns:w10="urn:schemas-microsoft-com:office:word" xmlns:w="http://schemas.openxmlformats.org/wordprocessingml/2006/main" xmlns:w14="http://schemas.microsoft.com/office/word/2010/wordml" xmlns:w15="http://schemas.microsoft.com/office/word/2012/wordml" xmlns:w16cex="http://schemas.microsoft.com/office/word/2018/wordml/cex" xmlns:w16cid="http://schemas.microsoft.com/office/word/2016/wordml/cid" xmlns:w16="http://schemas.microsoft.com/office/word/2018/wordml" xmlns:w16sdtdh="http://schemas.microsoft.com/office/word/2020/wordml/sdtdatahash" xmlns:w16se="http://schemas.microsoft.com/office/word/2015/wordml/symex" xmlns:wpg="http://schemas.microsoft.com/office/word/2010/wordprocessingGroup" xmlns:wpi="http://schemas.microsoft.com/office/word/2010/wordprocessingInk" xmlns:wne="http://schemas.microsoft.com/office/word/2006/wordml" xmlns:wps="http://schemas.microsoft.com/office/word/2010/wordprocessingShape" mc:Ignorable="w14 w15 w16se w16cid w16 w16cex w16sdtdh wp14">
+<w:numbering xmlns:wpc="http://schemas.microsoft.com/office/word/2010/wordprocessingCanvas" xmlns:cx="http://schemas.microsoft.com/office/drawing/2014/chartex" xmlns:cx1="http://schemas.microsoft.com/office/drawing/2015/9/8/chartex" xmlns:cx2="http://schemas.microsoft.com/office/drawing/2015/10/21/chartex" xmlns:cx3="http://schemas.microsoft.com/office/drawing/2016/5/9/chartex" xmlns:cx4="http://schemas.microsoft.com/office/drawing/2016/5/10/chartex" xmlns:cx5="http://schemas.microsoft.com/office/drawing/2016/5/11/chartex" xmlns:cx6="http://schemas.microsoft.com/office/drawing/2016/5/12/chartex" xmlns:cx7="http://schemas.microsoft.com/office/drawing/2016/5/13/chartex" xmlns:cx8="http://schemas.microsoft.com/office/drawing/2016/5/14/chartex" xmlns:mc="http://schemas.openxmlformats.org/markup-compatibility/2006" xmlns:aink="http://schemas.microsoft.com/office/drawing/2016/ink" xmlns:am3d="http://schemas.microsoft.com/office/drawing/2017/model3d" xmlns:o="urn:schemas-microsoft-com:office:office" xmlns:oel="http://schemas.microsoft.com/office/2019/extlst" xmlns:r="http://schemas.openxmlformats.org/officeDocument/2006/relationships" xmlns:m="http://schemas.openxmlformats.org/officeDocument/2006/math" xmlns:v="urn:schemas-microsoft-com:vml" xmlns:wp14="http://schemas.microsoft.com/office/word/2010/wordprocessingDrawing" xmlns:wp="http://schemas.openxmlformats.org/drawingml/2006/wordprocessingDrawing" xmlns:w10="urn:schemas-microsoft-com:office:word" xmlns:w="http://schemas.openxmlformats.org/wordprocessingml/2006/main" xmlns:w14="http://schemas.microsoft.com/office/word/2010/wordml" xmlns:w15="http://schemas.microsoft.com/office/word/2012/wordml" xmlns:w16cex="http://schemas.microsoft.com/office/word/2018/wordml/cex" xmlns:w16cid="http://schemas.microsoft.com/office/word/2016/wordml/cid" xmlns:w16="http://schemas.microsoft.com/office/word/2018/wordml" xmlns:w16sdtdh="http://schemas.microsoft.com/office/word/2020/wordml/sdtdatahash" xmlns:w16se="http://schemas.microsoft.com/office/word/2015/wordml/symex" xmlns:wpg="http://schemas.microsoft.com/office/word/2010/wordprocessingGroup" xmlns:wpi="http://schemas.microsoft.com/office/word/2010/wordprocessingInk" xmlns:wne="http://schemas.microsoft.com/office/word/2006/wordml" xmlns:wps="http://schemas.microsoft.com/office/word/2010/wordprocessingShape" mc:Ignorable="w14 w15 w16se w16cid w16 w16cex w16sdtdh wp14">
   <w:abstractNum w:abstractNumId="0" w15:restartNumberingAfterBreak="0">
+    <w:nsid w:val="16863A5F"/>
+    <w:multiLevelType w:val="hybridMultilevel"/>
+    <w:tmpl w:val="41781FFE"/>
+    <w:lvl w:ilvl="0" w:tplc="580A0001">
+      <w:start w:val="1"/>
+      <w:numFmt w:val="bullet"/>
+      <w:lvlText w:val=""/>
+      <w:lvlJc w:val="left"/>
+      <w:pPr>
+        <w:ind w:left="1875" w:hanging="360"/>
+      </w:pPr>
+      <w:rPr>
+        <w:rFonts w:ascii="Symbol" w:hAnsi="Symbol" w:hint="default"/>
+      </w:rPr>
+    </w:lvl>
+    <w:lvl w:ilvl="1" w:tplc="580A0003" w:tentative="1">
+      <w:start w:val="1"/>
+      <w:numFmt w:val="bullet"/>
+      <w:lvlText w:val="o"/>
+      <w:lvlJc w:val="left"/>
+      <w:pPr>
+        <w:ind w:left="2595" w:hanging="360"/>
+      </w:pPr>
+      <w:rPr>
+        <w:rFonts w:ascii="Courier New" w:hAnsi="Courier New" w:cs="Courier New" w:hint="default"/>
+      </w:rPr>
+    </w:lvl>
+    <w:lvl w:ilvl="2" w:tplc="580A0005" w:tentative="1">
+      <w:start w:val="1"/>
+      <w:numFmt w:val="bullet"/>
+      <w:lvlText w:val=""/>
+      <w:lvlJc w:val="left"/>
+      <w:pPr>
+        <w:ind w:left="3315" w:hanging="360"/>
+      </w:pPr>
+      <w:rPr>
+        <w:rFonts w:ascii="Wingdings" w:hAnsi="Wingdings" w:hint="default"/>
+      </w:rPr>
+    </w:lvl>
+    <w:lvl w:ilvl="3" w:tplc="580A0001" w:tentative="1">
+      <w:start w:val="1"/>
+      <w:numFmt w:val="bullet"/>
+      <w:lvlText w:val=""/>
+      <w:lvlJc w:val="left"/>
+      <w:pPr>
+        <w:ind w:left="4035" w:hanging="360"/>
+      </w:pPr>
+      <w:rPr>
+        <w:rFonts w:ascii="Symbol" w:hAnsi="Symbol" w:hint="default"/>
+      </w:rPr>
+    </w:lvl>
+    <w:lvl w:ilvl="4" w:tplc="580A0003" w:tentative="1">
+      <w:start w:val="1"/>
+      <w:numFmt w:val="bullet"/>
+      <w:lvlText w:val="o"/>
+      <w:lvlJc w:val="left"/>
+      <w:pPr>
+        <w:ind w:left="4755" w:hanging="360"/>
+      </w:pPr>
+      <w:rPr>
+        <w:rFonts w:ascii="Courier New" w:hAnsi="Courier New" w:cs="Courier New" w:hint="default"/>
+      </w:rPr>
+    </w:lvl>
+    <w:lvl w:ilvl="5" w:tplc="580A0005" w:tentative="1">
+      <w:start w:val="1"/>
+      <w:numFmt w:val="bullet"/>
+      <w:lvlText w:val=""/>
+      <w:lvlJc w:val="left"/>
+      <w:pPr>
+        <w:ind w:left="5475" w:hanging="360"/>
+      </w:pPr>
+      <w:rPr>
+        <w:rFonts w:ascii="Wingdings" w:hAnsi="Wingdings" w:hint="default"/>
+      </w:rPr>
+    </w:lvl>
+    <w:lvl w:ilvl="6" w:tplc="580A0001" w:tentative="1">
+      <w:start w:val="1"/>
+      <w:numFmt w:val="bullet"/>
+      <w:lvlText w:val=""/>
+      <w:lvlJc w:val="left"/>
+      <w:pPr>
+        <w:ind w:left="6195" w:hanging="360"/>
+      </w:pPr>
+      <w:rPr>
+        <w:rFonts w:ascii="Symbol" w:hAnsi="Symbol" w:hint="default"/>
+      </w:rPr>
+    </w:lvl>
+    <w:lvl w:ilvl="7" w:tplc="580A0003" w:tentative="1">
+      <w:start w:val="1"/>
+      <w:numFmt w:val="bullet"/>
+      <w:lvlText w:val="o"/>
+      <w:lvlJc w:val="left"/>
+      <w:pPr>
+        <w:ind w:left="6915" w:hanging="360"/>
+      </w:pPr>
+      <w:rPr>
+        <w:rFonts w:ascii="Courier New" w:hAnsi="Courier New" w:cs="Courier New" w:hint="default"/>
+      </w:rPr>
+    </w:lvl>
+    <w:lvl w:ilvl="8" w:tplc="580A0005" w:tentative="1">
+      <w:start w:val="1"/>
+      <w:numFmt w:val="bullet"/>
+      <w:lvlText w:val=""/>
+      <w:lvlJc w:val="left"/>
+      <w:pPr>
+        <w:ind w:left="7635" w:hanging="360"/>
+      </w:pPr>
+      <w:rPr>
+        <w:rFonts w:ascii="Wingdings" w:hAnsi="Wingdings" w:hint="default"/>
+      </w:rPr>
+    </w:lvl>
+  </w:abstractNum>
+  <w:abstractNum w:abstractNumId="1" w15:restartNumberingAfterBreak="0">
     <w:nsid w:val="1BA65C3A"/>
     <w:multiLevelType w:val="hybridMultilevel"/>
     <w:tmpl w:val="36363326"/>
@@ -5009,7 +7542,7 @@
       </w:rPr>
     </w:lvl>
   </w:abstractNum>
-  <w:abstractNum w:abstractNumId="1" w15:restartNumberingAfterBreak="0">
+  <w:abstractNum w:abstractNumId="2" w15:restartNumberingAfterBreak="0">
     <w:nsid w:val="1CFD58E5"/>
     <w:multiLevelType w:val="hybridMultilevel"/>
     <w:tmpl w:val="22EC1286"/>
@@ -5221,7 +7754,7 @@
       </w:rPr>
     </w:lvl>
   </w:abstractNum>
-  <w:abstractNum w:abstractNumId="2" w15:restartNumberingAfterBreak="0">
+  <w:abstractNum w:abstractNumId="3" w15:restartNumberingAfterBreak="0">
     <w:nsid w:val="1F0B18BE"/>
     <w:multiLevelType w:val="multilevel"/>
     <w:tmpl w:val="F0768284"/>
@@ -5370,7 +7903,7 @@
       </w:rPr>
     </w:lvl>
   </w:abstractNum>
-  <w:abstractNum w:abstractNumId="3" w15:restartNumberingAfterBreak="0">
+  <w:abstractNum w:abstractNumId="4" w15:restartNumberingAfterBreak="0">
     <w:nsid w:val="27A17DA1"/>
     <w:multiLevelType w:val="multilevel"/>
     <w:tmpl w:val="D96C9ACC"/>
@@ -5519,7 +8052,7 @@
       </w:rPr>
     </w:lvl>
   </w:abstractNum>
-  <w:abstractNum w:abstractNumId="4" w15:restartNumberingAfterBreak="0">
+  <w:abstractNum w:abstractNumId="5" w15:restartNumberingAfterBreak="0">
     <w:nsid w:val="27BC0E28"/>
     <w:multiLevelType w:val="multilevel"/>
     <w:tmpl w:val="92A0716C"/>
@@ -5668,7 +8201,7 @@
       </w:rPr>
     </w:lvl>
   </w:abstractNum>
-  <w:abstractNum w:abstractNumId="5" w15:restartNumberingAfterBreak="0">
+  <w:abstractNum w:abstractNumId="6" w15:restartNumberingAfterBreak="0">
     <w:nsid w:val="3D0523F9"/>
     <w:multiLevelType w:val="multilevel"/>
     <w:tmpl w:val="65FE5BF0"/>
@@ -5781,7 +8314,7 @@
       </w:rPr>
     </w:lvl>
   </w:abstractNum>
-  <w:abstractNum w:abstractNumId="6" w15:restartNumberingAfterBreak="0">
+  <w:abstractNum w:abstractNumId="7" w15:restartNumberingAfterBreak="0">
     <w:nsid w:val="4B705F2D"/>
     <w:multiLevelType w:val="multilevel"/>
     <w:tmpl w:val="0C0A5FA8"/>
@@ -5930,7 +8463,7 @@
       </w:rPr>
     </w:lvl>
   </w:abstractNum>
-  <w:abstractNum w:abstractNumId="7" w15:restartNumberingAfterBreak="0">
+  <w:abstractNum w:abstractNumId="8" w15:restartNumberingAfterBreak="0">
     <w:nsid w:val="5DFD6E27"/>
     <w:multiLevelType w:val="multilevel"/>
     <w:tmpl w:val="32D21CD6"/>
@@ -6016,7 +8549,7 @@
       </w:pPr>
     </w:lvl>
   </w:abstractNum>
-  <w:abstractNum w:abstractNumId="8" w15:restartNumberingAfterBreak="0">
+  <w:abstractNum w:abstractNumId="9" w15:restartNumberingAfterBreak="0">
     <w:nsid w:val="6A161976"/>
     <w:multiLevelType w:val="multilevel"/>
     <w:tmpl w:val="FC7230AC"/>
@@ -6165,7 +8698,7 @@
       </w:rPr>
     </w:lvl>
   </w:abstractNum>
-  <w:abstractNum w:abstractNumId="9" w15:restartNumberingAfterBreak="0">
+  <w:abstractNum w:abstractNumId="10" w15:restartNumberingAfterBreak="0">
     <w:nsid w:val="77595956"/>
     <w:multiLevelType w:val="multilevel"/>
     <w:tmpl w:val="16368328"/>
@@ -6314,7 +8847,7 @@
       </w:rPr>
     </w:lvl>
   </w:abstractNum>
-  <w:abstractNum w:abstractNumId="10" w15:restartNumberingAfterBreak="0">
+  <w:abstractNum w:abstractNumId="11" w15:restartNumberingAfterBreak="0">
     <w:nsid w:val="79DC40BA"/>
     <w:multiLevelType w:val="multilevel"/>
     <w:tmpl w:val="C47C830A"/>
@@ -6431,38 +8964,41 @@
       </w:pPr>
     </w:lvl>
   </w:abstractNum>
-  <w:num w:numId="1">
+  <w:num w:numId="1" w16cid:durableId="1351907024">
+    <w:abstractNumId w:val="2"/>
+  </w:num>
+  <w:num w:numId="2" w16cid:durableId="459959114">
+    <w:abstractNumId w:val="8"/>
+  </w:num>
+  <w:num w:numId="3" w16cid:durableId="1699817065">
+    <w:abstractNumId w:val="4"/>
+  </w:num>
+  <w:num w:numId="4" w16cid:durableId="916743885">
+    <w:abstractNumId w:val="5"/>
+  </w:num>
+  <w:num w:numId="5" w16cid:durableId="1387293065">
+    <w:abstractNumId w:val="11"/>
+  </w:num>
+  <w:num w:numId="6" w16cid:durableId="2070691806">
     <w:abstractNumId w:val="1"/>
   </w:num>
-  <w:num w:numId="2">
+  <w:num w:numId="7" w16cid:durableId="605774692">
+    <w:abstractNumId w:val="6"/>
+  </w:num>
+  <w:num w:numId="8" w16cid:durableId="1260872074">
+    <w:abstractNumId w:val="9"/>
+  </w:num>
+  <w:num w:numId="9" w16cid:durableId="965544753">
+    <w:abstractNumId w:val="10"/>
+  </w:num>
+  <w:num w:numId="10" w16cid:durableId="1046098597">
+    <w:abstractNumId w:val="3"/>
+  </w:num>
+  <w:num w:numId="11" w16cid:durableId="1569926265">
     <w:abstractNumId w:val="7"/>
   </w:num>
-  <w:num w:numId="3">
-    <w:abstractNumId w:val="3"/>
-  </w:num>
-  <w:num w:numId="4">
-    <w:abstractNumId w:val="4"/>
-  </w:num>
-  <w:num w:numId="5">
-    <w:abstractNumId w:val="10"/>
-  </w:num>
-  <w:num w:numId="6">
+  <w:num w:numId="12" w16cid:durableId="502747648">
     <w:abstractNumId w:val="0"/>
-  </w:num>
-  <w:num w:numId="7">
-    <w:abstractNumId w:val="5"/>
-  </w:num>
-  <w:num w:numId="8">
-    <w:abstractNumId w:val="8"/>
-  </w:num>
-  <w:num w:numId="9">
-    <w:abstractNumId w:val="9"/>
-  </w:num>
-  <w:num w:numId="10">
-    <w:abstractNumId w:val="2"/>
-  </w:num>
-  <w:num w:numId="11">
-    <w:abstractNumId w:val="6"/>
   </w:num>
 </w:numbering>
 </file>
@@ -6965,7 +9501,6 @@
   <w:style w:type="character" w:default="1" w:styleId="Fuentedeprrafopredeter">
     <w:name w:val="Default Paragraph Font"/>
     <w:uiPriority w:val="1"/>
-    <w:semiHidden/>
     <w:unhideWhenUsed/>
   </w:style>
   <w:style w:type="table" w:default="1" w:styleId="Tablanormal">
@@ -7239,6 +9774,80 @@
       <w:color w:val="0F4761" w:themeColor="accent1" w:themeShade="BF"/>
       <w:sz w:val="21"/>
     </w:rPr>
+  </w:style>
+  <w:style w:type="paragraph" w:styleId="HTMLconformatoprevio">
+    <w:name w:val="HTML Preformatted"/>
+    <w:basedOn w:val="Normal"/>
+    <w:link w:val="HTMLconformatoprevioCar"/>
+    <w:uiPriority w:val="99"/>
+    <w:semiHidden/>
+    <w:unhideWhenUsed/>
+    <w:rsid w:val="006B6588"/>
+    <w:pPr>
+      <w:tabs>
+        <w:tab w:val="left" w:pos="916"/>
+        <w:tab w:val="left" w:pos="1832"/>
+        <w:tab w:val="left" w:pos="2748"/>
+        <w:tab w:val="left" w:pos="3664"/>
+        <w:tab w:val="left" w:pos="4580"/>
+        <w:tab w:val="left" w:pos="5496"/>
+        <w:tab w:val="left" w:pos="6412"/>
+        <w:tab w:val="left" w:pos="7328"/>
+        <w:tab w:val="left" w:pos="8244"/>
+        <w:tab w:val="left" w:pos="9160"/>
+        <w:tab w:val="left" w:pos="10076"/>
+        <w:tab w:val="left" w:pos="10992"/>
+        <w:tab w:val="left" w:pos="11908"/>
+        <w:tab w:val="left" w:pos="12824"/>
+        <w:tab w:val="left" w:pos="13740"/>
+        <w:tab w:val="left" w:pos="14656"/>
+      </w:tabs>
+      <w:spacing w:after="0" w:line="240" w:lineRule="auto"/>
+      <w:ind w:left="0" w:firstLine="0"/>
+    </w:pPr>
+    <w:rPr>
+      <w:rFonts w:ascii="Courier New" w:eastAsia="Times New Roman" w:hAnsi="Courier New" w:cs="Courier New"/>
+      <w:color w:val="auto"/>
+      <w:kern w:val="0"/>
+      <w:sz w:val="20"/>
+      <w:szCs w:val="20"/>
+      <w14:ligatures w14:val="none"/>
+    </w:rPr>
+  </w:style>
+  <w:style w:type="character" w:customStyle="1" w:styleId="HTMLconformatoprevioCar">
+    <w:name w:val="HTML con formato previo Car"/>
+    <w:basedOn w:val="Fuentedeprrafopredeter"/>
+    <w:link w:val="HTMLconformatoprevio"/>
+    <w:uiPriority w:val="99"/>
+    <w:semiHidden/>
+    <w:rsid w:val="006B6588"/>
+    <w:rPr>
+      <w:rFonts w:ascii="Courier New" w:eastAsia="Times New Roman" w:hAnsi="Courier New" w:cs="Courier New"/>
+      <w:kern w:val="0"/>
+      <w:sz w:val="20"/>
+      <w:szCs w:val="20"/>
+      <w14:ligatures w14:val="none"/>
+    </w:rPr>
+  </w:style>
+  <w:style w:type="character" w:customStyle="1" w:styleId="n">
+    <w:name w:val="n"/>
+    <w:basedOn w:val="Fuentedeprrafopredeter"/>
+    <w:rsid w:val="006B6588"/>
+  </w:style>
+  <w:style w:type="character" w:customStyle="1" w:styleId="o">
+    <w:name w:val="o"/>
+    <w:basedOn w:val="Fuentedeprrafopredeter"/>
+    <w:rsid w:val="006B6588"/>
+  </w:style>
+  <w:style w:type="character" w:customStyle="1" w:styleId="p">
+    <w:name w:val="p"/>
+    <w:basedOn w:val="Fuentedeprrafopredeter"/>
+    <w:rsid w:val="006B6588"/>
+  </w:style>
+  <w:style w:type="character" w:customStyle="1" w:styleId="s1">
+    <w:name w:val="s1"/>
+    <w:basedOn w:val="Fuentedeprrafopredeter"/>
+    <w:rsid w:val="006B6588"/>
   </w:style>
 </w:styles>
 </file>
